--- a/manuel-malagasy-t6/output/Malagasy_T6_J-Learn.docx
+++ b/manuel-malagasy-t6/output/Malagasy_T6_J-Learn.docx
@@ -137,7 +137,7 @@
             </w:pPr>
             <w:r/>
             <w:r>
-              <w:t>Lohahevitra : FIASAN'NY TENY - Tsipelina (PE T6 p.21)</w:t>
+              <w:t>Lohahevitra : FIASAN'NY TENY - Tsipelina (RAPE T6 herin. 1-7 · FRP LFK 1a-1b)</w:t>
             </w:r>
           </w:p>
         </w:tc>
@@ -167,7 +167,15 @@
             </w:pPr>
             <w:r/>
             <w:r>
-              <w:t>Lohateny : Teny verindroa</w:t>
+              <w:t>Lohateny : Teny mitovy fanonona fa samy hafa hevitra</w:t>
+            </w:r>
+          </w:p>
+          <w:p>
+            <w:pPr>
+              <w:spacing w:after="40" w:before="0"/>
+            </w:pPr>
+            <w:r>
+              <w:t>sy ny teny roa avahan'ny tendro</w:t>
             </w:r>
           </w:p>
         </w:tc>
@@ -241,7 +249,7 @@
             </w:pPr>
             <w:r/>
             <w:r>
-              <w:t>Fanovozan-kevitra : PE T6 p.21-22 · FRP 6ème p.74-75</w:t>
+              <w:t>Fanovozan-kevitra : FRP T6 éd. oct. 2026 (LFK 1a-1b) · RAPE T6 sept. 2026, herinandro 1→7 (coquille « Fanaambanan-teny ») · PE T6 p.21-22</w:t>
             </w:r>
           </w:p>
         </w:tc>
@@ -473,7 +481,7 @@
             </w:pPr>
             <w:r/>
             <w:r>
-              <w:t>V.A. : Teny verindroa. Ny litera na ny tendro no manavaka azy : « mianaka » sy « mihanaka ».</w:t>
+              <w:t>V.A. : Mitovy fanonona ireo fa samy hafa hevitra sy soratra — **tsy verindroa** (satria tsy naverina indroa ny teny iray). Ny litera na ny tendro no manavaka azy : « mianaka » sy « mihanaka ».</w:t>
             </w:r>
           </w:p>
         </w:tc>
@@ -654,7 +662,7 @@
             </w:pPr>
             <w:r/>
             <w:r>
-              <w:t>Lazao ny lohateny : « Fanoratana teny mitovy fanonona fa samy hafa hevitra » (FRP 6ème, p.74). Izany no atao androany hoe teny verindroa.</w:t>
+              <w:t>Lazao ny lohateny : « Fanoratana teny mitovy fanonona fa samy hafa hevitra » (FRP T6 éd. 2026, LFK 1a) sy « Teny roa avahan' ny tendro » (LFK 1b).</w:t>
             </w:r>
           </w:p>
           <w:p>
@@ -1324,7 +1332,9 @@
           <w:color w:val="FF00FF"/>
           <w:u w:val="single"/>
         </w:rPr>
-        <w:t>Teny verindroa</w:t>
+        <w:t>Teny mitovy fanonona fa samy hafa hevitra</w:t>
+        <w:br/>
+        <w:t>sy ny teny roa avahan'ny tendro</w:t>
       </w:r>
     </w:p>
     <w:p>
@@ -1368,7 +1378,7 @@
         <w:rPr>
           <w:color w:val="000000"/>
         </w:rPr>
-        <w:t xml:space="preserve"> ». Roa teny </w:t>
+        <w:t xml:space="preserve"> » (FRP T6 éd. 2026, LFK 1a) : roa teny </w:t>
       </w:r>
       <w:r>
         <w:rPr>
@@ -1396,21 +1406,7 @@
         <w:rPr>
           <w:color w:val="000000"/>
         </w:rPr>
-        <w:t xml:space="preserve"> no atao hoe </w:t>
-      </w:r>
-      <w:r>
-        <w:rPr>
-          <w:b/>
-          <w:i/>
-          <w:color w:val="F76995"/>
-        </w:rPr>
-        <w:t>teny verindroa</w:t>
-      </w:r>
-      <w:r>
-        <w:rPr>
-          <w:color w:val="000000"/>
-        </w:rPr>
-        <w:t xml:space="preserve"> : ny </w:t>
+        <w:t xml:space="preserve"> sy </w:t>
       </w:r>
       <w:r>
         <w:rPr>
@@ -1424,7 +1420,35 @@
         <w:rPr>
           <w:color w:val="000000"/>
         </w:rPr>
-        <w:t xml:space="preserve"> no manavaka azy.</w:t>
+        <w:t xml:space="preserve"> ; </w:t>
+      </w:r>
+      <w:r>
+        <w:rPr>
+          <w:b/>
+          <w:i/>
+          <w:color w:val="F76995"/>
+        </w:rPr>
+        <w:t>tsy</w:t>
+      </w:r>
+      <w:r>
+        <w:rPr>
+          <w:color w:val="000000"/>
+        </w:rPr>
+        <w:t xml:space="preserve"> atao hoe « teny verindroa » intsony, fa ny verindroa dia </w:t>
+      </w:r>
+      <w:r>
+        <w:rPr>
+          <w:b/>
+          <w:i/>
+          <w:color w:val="F76995"/>
+        </w:rPr>
+        <w:t>fiverenan'ny teny iray</w:t>
+      </w:r>
+      <w:r>
+        <w:rPr>
+          <w:color w:val="000000"/>
+        </w:rPr>
+        <w:t xml:space="preserve"> (lava → lavalava, LFK 1d = lesona manaraka) ; amin'ny teny frantsay : *homophones*.</w:t>
       </w:r>
     </w:p>
     <w:p>
@@ -2199,131 +2223,6 @@
     </w:p>
     <w:p>
       <w:pPr>
-        <w:keepNext/>
-        <w:numPr>
-          <w:ilvl w:val="0"/>
-          <w:numId w:val="100"/>
-        </w:numPr>
-        <w:spacing w:after="40" w:before="0"/>
-      </w:pPr>
-      <w:r>
-        <w:rPr>
-          <w:b/>
-          <w:color w:val="00B0F0"/>
-          <w:u w:val="single"/>
-        </w:rPr>
-        <w:t>Tanjony : manalefaka sy manamafy hevitra</w:t>
-      </w:r>
-    </w:p>
-    <w:p>
-      <w:pPr>
-        <w:spacing w:after="40" w:before="0"/>
-        <w:ind w:firstLine="360"/>
-      </w:pPr>
-      <w:r>
-        <w:rPr>
-          <w:color w:val="000000"/>
-        </w:rPr>
-        <w:t xml:space="preserve">Lanjan'ny fampiasana ny teny verindroa (PE T6, p.21) : mety </w:t>
-      </w:r>
-      <w:r>
-        <w:rPr>
-          <w:b/>
-          <w:i/>
-          <w:color w:val="F76995"/>
-        </w:rPr>
-        <w:t>manalefaka hevitra</w:t>
-      </w:r>
-      <w:r>
-        <w:rPr>
-          <w:color w:val="000000"/>
-        </w:rPr>
-        <w:t xml:space="preserve"> na </w:t>
-      </w:r>
-      <w:r>
-        <w:rPr>
-          <w:b/>
-          <w:i/>
-          <w:color w:val="F76995"/>
-        </w:rPr>
-        <w:t>manamafy hevitra</w:t>
-      </w:r>
-      <w:r>
-        <w:rPr>
-          <w:color w:val="000000"/>
-        </w:rPr>
-        <w:t xml:space="preserve"> ny fomba fampiasana azy. Hoy ny FRP (p.75), LFK 1d : « Tanjon' ny fampiasana teny verindroa ».</w:t>
-      </w:r>
-    </w:p>
-    <w:p>
-      <w:pPr>
-        <w:keepNext/>
-        <w:spacing w:after="40" w:before="0"/>
-        <w:ind w:firstLine="720"/>
-      </w:pPr>
-      <w:r>
-        <w:rPr>
-          <w:i/>
-          <w:color w:val="78B832"/>
-          <w:u w:val="single"/>
-        </w:rPr>
-        <w:t>Ohatra:</w:t>
-      </w:r>
-    </w:p>
-    <w:p>
-      <w:pPr>
-        <w:numPr>
-          <w:ilvl w:val="0"/>
-          <w:numId w:val="105"/>
-        </w:numPr>
-        <w:spacing w:after="40" w:before="0"/>
-      </w:pPr>
-      <w:r>
-        <w:rPr>
-          <w:b/>
-          <w:i/>
-          <w:color w:val="F76995"/>
-        </w:rPr>
-        <w:t>Manalefaka hevitra</w:t>
-      </w:r>
-      <w:r>
-        <w:t xml:space="preserve"> : Mihantahanta indray i Lita kely marina a !</w:t>
-      </w:r>
-    </w:p>
-    <w:p>
-      <w:pPr>
-        <w:numPr>
-          <w:ilvl w:val="0"/>
-          <w:numId w:val="105"/>
-        </w:numPr>
-        <w:spacing w:after="40" w:before="0"/>
-      </w:pPr>
-      <w:r>
-        <w:rPr>
-          <w:b/>
-          <w:i/>
-          <w:color w:val="F76995"/>
-        </w:rPr>
-        <w:t>Manamafy hevitra</w:t>
-      </w:r>
-      <w:r>
-        <w:t xml:space="preserve"> : Fepero ihany ny ankizy amin' ity tia mihaninkanika ity.</w:t>
-      </w:r>
-      <w:r>
-        <w:rPr>
-          <w:vertAlign w:val="superscript"/>
-        </w:rPr>
-        <w:footnoteReference w:id="1007"/>
-      </w:r>
-    </w:p>
-    <w:p>
-      <w:pPr>
-        <w:spacing w:after="40" w:before="0"/>
-        <w:ind w:left="2160"/>
-      </w:pPr>
-    </w:p>
-    <w:p>
-      <w:pPr>
         <w:spacing w:after="0"/>
       </w:pPr>
       <w:r>
@@ -2348,7 +2247,7 @@
         <w:keepNext/>
         <w:numPr>
           <w:ilvl w:val="0"/>
-          <w:numId w:val="106"/>
+          <w:numId w:val="105"/>
         </w:numPr>
         <w:spacing w:after="40" w:before="0"/>
       </w:pPr>
@@ -2560,7 +2459,7 @@
         <w:keepNext/>
         <w:numPr>
           <w:ilvl w:val="0"/>
-          <w:numId w:val="106"/>
+          <w:numId w:val="105"/>
         </w:numPr>
         <w:spacing w:after="40" w:before="0"/>
       </w:pPr>
@@ -2590,7 +2489,7 @@
         <w:keepNext/>
         <w:numPr>
           <w:ilvl w:val="0"/>
-          <w:numId w:val="106"/>
+          <w:numId w:val="105"/>
         </w:numPr>
         <w:spacing w:after="40" w:before="0"/>
       </w:pPr>
@@ -2621,7 +2520,7 @@
         <w:keepNext/>
         <w:numPr>
           <w:ilvl w:val="0"/>
-          <w:numId w:val="107"/>
+          <w:numId w:val="106"/>
         </w:numPr>
         <w:spacing w:after="40" w:before="0"/>
       </w:pPr>
@@ -2686,7 +2585,7 @@
         <w:keepNext/>
         <w:numPr>
           <w:ilvl w:val="0"/>
-          <w:numId w:val="107"/>
+          <w:numId w:val="106"/>
         </w:numPr>
         <w:spacing w:after="40" w:before="0"/>
       </w:pPr>
@@ -2762,7 +2661,7 @@
         <w:keepNext/>
         <w:numPr>
           <w:ilvl w:val="0"/>
-          <w:numId w:val="107"/>
+          <w:numId w:val="106"/>
         </w:numPr>
         <w:spacing w:after="40" w:before="0"/>
       </w:pPr>
@@ -2779,7 +2678,7 @@
           <w:i/>
           <w:color w:val="FF00FF"/>
         </w:rPr>
-        <w:t>Ny zava-dehibe : roa teny mitovy fanonona fa samy hafa hevitra, ka ny soratra (litera na tendro) no manavaka azy ; izay no atao hoe teny verindroa (FRP 6ème, p.74-75).</w:t>
+        <w:t>Ny zava-dehibe : roa teny mitovy fanonona fa samy hafa hevitra sy soratra (mianaka / mihanaka ; mazana / mazàna) ; tsy misy ifandraisany amin'ny teny verindroa — fiverenan'ny teny iray no atao hoe verindroa (lava / lavalava).</w:t>
       </w:r>
     </w:p>
     <w:p>
@@ -2812,7 +2711,34 @@
         <w:spacing w:after="40" w:before="0"/>
       </w:pPr>
       <w:r>
-        <w:t>- « Boky fanovozan-kevitra » 6ème, taranja Malagasy (FRP 6ème Malagasy), Minisiteran'ny Fanabeazam-pirenena — PDF « FRP_6eme_MLG.pdf », p.74-76 : TSIPELINA (Lesona) — LFK 1a « Fanoratana teny mitovy fanonona fa samy hafa hevitra », LFK 1b « Teny roa avahan' ny tendro », LFK 1d « Tanjon' ny fampiasana teny verindroa », LFK 1e « Fepetra amin' ny fanakambanan-teny » (lesona manaraka).</w:t>
+        <w:t xml:space="preserve">- FRP T6 — « FASCICULE DE RESSOURCES PÉDAGOGIQUES », taranja Malagasy, </w:t>
+      </w:r>
+      <w:r>
+        <w:rPr>
+          <w:b/>
+          <w:i/>
+          <w:color w:val="F76995"/>
+        </w:rPr>
+        <w:t>ÉDITION OCTOBRE 2026</w:t>
+      </w:r>
+      <w:r>
+        <w:t>, Minisiteran'ny Fanabeazam-pirenena : plateforme.education.mg → /bibliotheque-numerique/theme/biblio/pix/frp/college/FRP_T6/FRP_MLG_T6.pdf — LFK 1a « TSIPELINA / Fanoratana teny mitovy fanonona fa samy hafa hevitra » sy LFK 1b « TSIPELINA / Teny roa avahan' ny tendro » (mitovy votoaty amin'ny dikan-teny taloha, p.74-75).</w:t>
+      </w:r>
+    </w:p>
+    <w:p>
+      <w:pPr>
+        <w:spacing w:after="40" w:before="0"/>
+      </w:pPr>
+      <w:r>
+        <w:t>- RAPE T6, édisiona septambra 2026, plateforme.education.mg → /theme/biblio/pix/pdf/RAPE_T6.pdf : taranja Malagasy, p.6-7 — herinandro 1→33, andiany 5 (7-7-7-6-6), 4 ora/kerinandro ; « Fanaambanan-teny » = coquille amin'ny RAPE.</w:t>
+      </w:r>
+    </w:p>
+    <w:p>
+      <w:pPr>
+        <w:spacing w:after="40" w:before="0"/>
+      </w:pPr>
+      <w:r>
+        <w:t>- FRP 6ème Malagasy (soram-boaka taloha 93 pejy, « FRP_6eme_MLG.pdf »), p.74-76 : « réserve » an'ny lesona efa voasoratra feno (LFK 1a-1e) ; LFK 1d sy 1e = lesona manaraka (S2 sy S3).</w:t>
       </w:r>
     </w:p>
     <w:p>
@@ -2901,7 +2827,7 @@
         <w:rPr>
           <w:sz w:val="18"/>
         </w:rPr>
-        <w:t xml:space="preserve"> FRP 6ème Malagasy — PDF « FRP_6eme_MLG.pdf » (Minisiteran'ny Fanabeazam-pirenena : « boky fanovozan-kevitra » ho an'ny kilasy T1 hatramin'ny T9, HAFATRY NY MINISTERA, p.2 ; TSY voalaza ao amin'ny PDF ny fanambarana ny litera « FRP », ka tsy nohamboarina eto), p.74 (LFK 1a : Lesona, « TSIPELINA / Fanoratana teny mitovy fanonona fa samy hafa hevitra ») : ireo 8 fehezanteny ireo, voasoro teny-teny (« eran‟ny » = eran'ny, « amin‟ny » = amin'ny : ny guillemet-haut ao amin'ny PDF no novaina ho ' , tsy niovana ny teny).</w:t>
+        <w:t xml:space="preserve"> FRP 6ème Malagasy — PDF « FRP_6eme_MLG.pdf » (Minisiteran'ny Fanabeazam-pirenena : « boky fanovozan-kevitra » ho an'ny kilasy T1 hatramin'ny T9, HAFATRY NY MINISTERA, p.2 ; mitovy ny votoaty ; ary ny edisiona vaovao (Oktobra 2026) dia milaza fa « FASCICULE DE RESSOURCES PÉDAGOGIQUES (FRP) »), p.74 (LFK 1a : Lesona, « TSIPELINA / Fanoratana teny mitovy fanonona fa samy hafa hevitra ») : ireo 8 fehezanteny ireo, voasoro teny-teny (« eran‟ny » = eran'ny, « amin‟ny » = amin'ny : ny guillemet-haut ao amin'ny PDF no novaina ho ' , tsy niovana ny teny).</w:t>
       </w:r>
     </w:p>
   </w:footnote>
@@ -2982,26 +2908,6 @@
           <w:sz w:val="18"/>
         </w:rPr>
         <w:t xml:space="preserve"> FRP 6ème, p.74 (LFK 1b : Lesona, « TSIPELINA / Teny roa avahan' ny tendro ») : ireo dikany sy ohatra ireo, voasoro teny-teny.</w:t>
-      </w:r>
-    </w:p>
-  </w:footnote>
-  <w:footnote w:id="1007">
-    <w:p>
-      <w:pPr>
-        <w:spacing w:after="0" w:line="240" w:lineRule="auto"/>
-      </w:pPr>
-      <w:r>
-        <w:rPr>
-          <w:vertAlign w:val="superscript"/>
-          <w:sz w:val="18"/>
-        </w:rPr>
-        <w:footnoteRef/>
-      </w:r>
-      <w:r>
-        <w:rPr>
-          <w:sz w:val="18"/>
-        </w:rPr>
-        <w:t xml:space="preserve"> PE T6, PROGRAMME D'ETUDES, taranja Malagasy, p.21-22 (« FIASAN'NY TENY -Tsipelina » : « Votoatiny : Teny verindroa : lanjan' ny fampiasana ny teny verindroa - Manalefaka hevitra - Manamafy hevitra » ; « Faharetany : ora 12 » ; « Voka-pianarana manokana : Mifehy ny fitsipi-panoratana ny teny malagasy » ; « Fitaovana : Ampahan-dahatsoratra novakina na nohenoina ») sy FRP 6ème, p.75 (LFK 1d).</w:t>
       </w:r>
     </w:p>
   </w:footnote>
@@ -3244,21 +3150,10 @@
       <w:lvlText w:val="%1."/>
       <w:suff w:val="space"/>
       <w:lvlJc w:val="left"/>
-      <w:ind w:left="1080" w:hanging="360"/>
+      <w:ind w:left="360" w:hanging="360"/>
     </w:lvl>
   </w:abstractNum>
   <w:abstractNum w:abstractNumId="106">
-    <w:multiLevelType w:val="singleLevel"/>
-    <w:lvl w:ilvl="0">
-      <w:start w:val="1"/>
-      <w:numFmt w:val="decimal"/>
-      <w:lvlText w:val="%1."/>
-      <w:suff w:val="space"/>
-      <w:lvlJc w:val="left"/>
-      <w:ind w:left="360" w:hanging="360"/>
-    </w:lvl>
-  </w:abstractNum>
-  <w:abstractNum w:abstractNumId="107">
     <w:multiLevelType w:val="singleLevel"/>
     <w:lvl w:ilvl="0">
       <w:start w:val="1"/>
@@ -3316,9 +3211,6 @@
   </w:num>
   <w:num w:numId="106">
     <w:abstractNumId w:val="106"/>
-  </w:num>
-  <w:num w:numId="107">
-    <w:abstractNumId w:val="107"/>
   </w:num>
 </w:numbering>
 </file>

--- a/manuel-malagasy-t6/output/Malagasy_T6_J-Learn.docx
+++ b/manuel-malagasy-t6/output/Malagasy_T6_J-Learn.docx
@@ -2738,7 +2738,7 @@
         <w:spacing w:after="40" w:before="0"/>
       </w:pPr>
       <w:r>
-        <w:t>- FRP 6ème Malagasy (soram-boaka taloha 93 pejy, « FRP_6eme_MLG.pdf »), p.74-76 : « réserve » an'ny lesona efa voasoratra feno (LFK 1a-1e) ; LFK 1d sy 1e = lesona manaraka (S2 sy S3).</w:t>
+        <w:t>- FRP 6ème Malagasy (93 pejy, « FRP_6eme_MLG.pdf »), p.74-76 : « réserve » an'ny lesona efa voasoratra feno (LFK 1a-1e) ; LFK 1d sy 1e = lesona manaraka (S2 sy S3).</w:t>
       </w:r>
     </w:p>
     <w:p>
@@ -2763,6 +2763,3178 @@
       </w:pPr>
       <w:r>
         <w:t>- Rakibolana an-tserasera / Malagasy Dictionary and Encyclopedia (David Stark) : « havana », « avana », « mianaka », « manantitra » — https://malagasyword.org/bins/teny2/havana · /avana · /mianaka · /manantitra (dikany frantsay sy ohatra voamarina).</w:t>
+      </w:r>
+    </w:p>
+    <w:p>
+      <w:pPr>
+        <w:spacing w:after="0"/>
+      </w:pPr>
+      <w:r>
+        <w:br w:type="page"/>
+      </w:r>
+    </w:p>
+    <w:p>
+      <w:pPr>
+        <w:spacing w:after="0" w:before="0"/>
+        <w:jc w:val="center"/>
+      </w:pPr>
+    </w:p>
+    <w:p>
+      <w:pPr>
+        <w:spacing w:after="0" w:before="0"/>
+        <w:jc w:val="center"/>
+      </w:pPr>
+    </w:p>
+    <w:p>
+      <w:pPr>
+        <w:spacing w:after="0" w:before="0"/>
+        <w:jc w:val="center"/>
+      </w:pPr>
+    </w:p>
+    <w:p>
+      <w:pPr>
+        <w:spacing w:after="0" w:before="0"/>
+        <w:jc w:val="center"/>
+      </w:pPr>
+    </w:p>
+    <w:p>
+      <w:pPr>
+        <w:spacing w:after="260" w:before="0"/>
+        <w:jc w:val="center"/>
+      </w:pPr>
+      <w:r>
+        <w:rPr>
+          <w:color w:val="E36C0A"/>
+          <w:sz w:val="180"/>
+        </w:rPr>
+        <w:t>Tsipelina</w:t>
+      </w:r>
+    </w:p>
+    <w:p>
+      <w:pPr>
+        <w:spacing w:after="0" w:before="0"/>
+      </w:pPr>
+    </w:p>
+    <w:p>
+      <w:pPr>
+        <w:spacing w:after="120" w:before="0"/>
+        <w:jc w:val="center"/>
+      </w:pPr>
+      <w:r>
+        <w:rPr>
+          <w:b/>
+          <w:color w:val="000000"/>
+        </w:rPr>
+        <w:t>TAKELA-PANOMANAN-DESONA</w:t>
+      </w:r>
+    </w:p>
+    <w:tbl>
+      <w:tblPr>
+        <w:jc w:val="center"/>
+        <w:tblLook w:firstColumn="1" w:firstRow="1" w:lastColumn="0" w:lastRow="0" w:noHBand="0" w:noVBand="1" w:val="04A0"/>
+      </w:tblPr>
+      <w:tblGrid>
+        <w:gridCol w:w="6576"/>
+        <w:gridCol w:w="3175"/>
+      </w:tblGrid>
+      <w:tr>
+        <w:tc>
+          <w:tcPr>
+            <w:tcW w:type="dxa" w:w="6576"/>
+          </w:tcPr>
+          <w:p>
+            <w:pPr>
+              <w:spacing w:after="40" w:before="0"/>
+            </w:pPr>
+            <w:r/>
+            <w:r>
+              <w:t>Taranja : Malagasy</w:t>
+            </w:r>
+          </w:p>
+        </w:tc>
+        <w:tc>
+          <w:tcPr>
+            <w:tcW w:type="dxa" w:w="3175"/>
+          </w:tcPr>
+          <w:p>
+            <w:pPr>
+              <w:spacing w:after="40" w:before="0"/>
+            </w:pPr>
+            <w:r/>
+            <w:r>
+              <w:t>Daty : __________</w:t>
+            </w:r>
+          </w:p>
+        </w:tc>
+      </w:tr>
+      <w:tr>
+        <w:tc>
+          <w:tcPr>
+            <w:tcW w:type="dxa" w:w="6576"/>
+          </w:tcPr>
+          <w:p>
+            <w:pPr>
+              <w:spacing w:after="40" w:before="0"/>
+            </w:pPr>
+            <w:r/>
+            <w:r>
+              <w:t>Zana-taranja : Fiasan'ny teny · Tsipelina</w:t>
+            </w:r>
+          </w:p>
+        </w:tc>
+        <w:tc>
+          <w:tcPr>
+            <w:tcW w:type="dxa" w:w="3175"/>
+          </w:tcPr>
+          <w:p>
+            <w:pPr>
+              <w:spacing w:after="40" w:before="0"/>
+            </w:pPr>
+            <w:r/>
+            <w:r>
+              <w:t>Kilasy : T6</w:t>
+            </w:r>
+          </w:p>
+        </w:tc>
+      </w:tr>
+      <w:tr>
+        <w:tc>
+          <w:tcPr>
+            <w:tcW w:type="dxa" w:w="6576"/>
+          </w:tcPr>
+          <w:p>
+            <w:pPr>
+              <w:spacing w:after="40" w:before="0"/>
+            </w:pPr>
+            <w:r/>
+            <w:r>
+              <w:t>Lohahevitra : FIASAN'NY TENY - Tsipelina (RAPE T6 herin. 1-7 · FRP LFK 1d)</w:t>
+            </w:r>
+          </w:p>
+        </w:tc>
+        <w:tc>
+          <w:tcPr>
+            <w:tcW w:type="dxa" w:w="3175"/>
+          </w:tcPr>
+          <w:p>
+            <w:pPr>
+              <w:spacing w:after="40" w:before="0"/>
+            </w:pPr>
+            <w:r/>
+            <w:r>
+              <w:t>Seho n° : 3</w:t>
+            </w:r>
+          </w:p>
+        </w:tc>
+      </w:tr>
+      <w:tr>
+        <w:tc>
+          <w:tcPr>
+            <w:tcW w:type="dxa" w:w="6576"/>
+          </w:tcPr>
+          <w:p>
+            <w:pPr>
+              <w:spacing w:after="40" w:before="0"/>
+            </w:pPr>
+            <w:r/>
+            <w:r>
+              <w:t>Lohateny : Tanjón'ny fampiasana teny verindroa</w:t>
+            </w:r>
+          </w:p>
+        </w:tc>
+        <w:tc>
+          <w:tcPr>
+            <w:tcW w:type="dxa" w:w="3175"/>
+          </w:tcPr>
+          <w:p>
+            <w:pPr>
+              <w:spacing w:after="40" w:before="0"/>
+            </w:pPr>
+            <w:r/>
+            <w:r>
+              <w:t>Isan'ny seho : 2</w:t>
+            </w:r>
+          </w:p>
+        </w:tc>
+      </w:tr>
+      <w:tr>
+        <w:tc>
+          <w:tcPr>
+            <w:tcW w:type="dxa" w:w="6576"/>
+          </w:tcPr>
+          <w:p>
+            <w:pPr>
+              <w:spacing w:after="40" w:before="0"/>
+            </w:pPr>
+            <w:r/>
+            <w:r>
+              <w:t>V. P. M: Mifehy ny fitsipi-panoratana ny teny malagasy</w:t>
+            </w:r>
+            <w:r>
+              <w:rPr>
+                <w:vertAlign w:val="superscript"/>
+              </w:rPr>
+              <w:footnoteReference w:id="1007"/>
+            </w:r>
+          </w:p>
+          <w:p>
+            <w:pPr>
+              <w:spacing w:after="40" w:before="0"/>
+            </w:pPr>
+            <w:r>
+              <w:t>Fitaovana: Ampahan-dahatsoratra novakina na nohenoina</w:t>
+            </w:r>
+          </w:p>
+        </w:tc>
+        <w:tc>
+          <w:tcPr>
+            <w:tcW w:type="dxa" w:w="3175"/>
+          </w:tcPr>
+          <w:p>
+            <w:pPr>
+              <w:spacing w:after="40" w:before="0"/>
+            </w:pPr>
+            <w:r/>
+            <w:r>
+              <w:t>Faharetany :ora 12</w:t>
+            </w:r>
+          </w:p>
+        </w:tc>
+      </w:tr>
+      <w:tr>
+        <w:tc>
+          <w:tcPr>
+            <w:tcW w:type="dxa" w:w="6576"/>
+          </w:tcPr>
+          <w:p>
+            <w:pPr>
+              <w:spacing w:after="40" w:before="0"/>
+            </w:pPr>
+            <w:r/>
+            <w:r>
+              <w:t>Fanovozan-kevitra : FRP T6 éd. oct. 2026 (LFK 1d sy 2c) · RAPE T6 sept. 2026, herinandro 1→7 · PE T6 p.21-22</w:t>
+            </w:r>
+          </w:p>
+        </w:tc>
+        <w:tc>
+          <w:tcPr>
+            <w:tcW w:type="dxa" w:w="3175"/>
+          </w:tcPr>
+          <w:p>
+            <w:pPr>
+              <w:spacing w:after="40" w:before="0"/>
+            </w:pPr>
+            <w:r/>
+            <w:r/>
+          </w:p>
+        </w:tc>
+      </w:tr>
+    </w:tbl>
+    <w:tbl>
+      <w:tblPr>
+        <w:tblStyle w:val="TableGrid"/>
+        <w:tblW w:w="11069" w:type="dxa"/>
+        <w:jc w:val="center"/>
+        <w:tblLayout w:type="fixed"/>
+        <w:tblLook w:firstColumn="1" w:firstRow="1" w:lastColumn="0" w:lastRow="0" w:noHBand="0" w:noVBand="1" w:val="04A0"/>
+      </w:tblPr>
+      <w:tblGrid>
+        <w:gridCol w:w="1634"/>
+        <w:gridCol w:w="3744"/>
+        <w:gridCol w:w="1559"/>
+        <w:gridCol w:w="1194"/>
+        <w:gridCol w:w="1328"/>
+        <w:gridCol w:w="1610"/>
+      </w:tblGrid>
+      <w:tr>
+        <w:tc>
+          <w:tcPr>
+            <w:tcW w:type="dxa" w:w="1634"/>
+            <w:vMerge w:val="restart"/>
+          </w:tcPr>
+          <w:p>
+            <w:pPr>
+              <w:spacing w:after="40" w:before="0"/>
+            </w:pPr>
+            <w:r/>
+            <w:r>
+              <w:rPr>
+                <w:b/>
+              </w:rPr>
+              <w:t>Dingana sy Faharetany</w:t>
+            </w:r>
+          </w:p>
+        </w:tc>
+        <w:tc>
+          <w:tcPr>
+            <w:tcW w:type="dxa" w:w="5303"/>
+            <w:gridSpan w:val="2"/>
+          </w:tcPr>
+          <w:p>
+            <w:pPr>
+              <w:spacing w:after="40" w:before="0"/>
+            </w:pPr>
+            <w:r/>
+            <w:r>
+              <w:rPr>
+                <w:b/>
+              </w:rPr>
+              <w:t>Fizotry ny Lesona</w:t>
+            </w:r>
+          </w:p>
+        </w:tc>
+        <w:tc>
+          <w:tcPr>
+            <w:tcW w:type="dxa" w:w="1194"/>
+            <w:vMerge w:val="restart"/>
+          </w:tcPr>
+          <w:p>
+            <w:pPr>
+              <w:spacing w:after="40" w:before="0"/>
+            </w:pPr>
+            <w:r/>
+            <w:r>
+              <w:rPr>
+                <w:b/>
+              </w:rPr>
+              <w:t>Tetika Amam-paika</w:t>
+            </w:r>
+          </w:p>
+        </w:tc>
+        <w:tc>
+          <w:tcPr>
+            <w:tcW w:type="dxa" w:w="1328"/>
+            <w:vMerge w:val="restart"/>
+          </w:tcPr>
+          <w:p>
+            <w:pPr>
+              <w:spacing w:after="40" w:before="0"/>
+            </w:pPr>
+            <w:r/>
+            <w:r>
+              <w:rPr>
+                <w:b/>
+              </w:rPr>
+              <w:t>Fitaovana</w:t>
+            </w:r>
+          </w:p>
+        </w:tc>
+        <w:tc>
+          <w:tcPr>
+            <w:tcW w:type="dxa" w:w="1610"/>
+            <w:vMerge w:val="restart"/>
+          </w:tcPr>
+          <w:p>
+            <w:pPr>
+              <w:spacing w:after="40" w:before="0"/>
+            </w:pPr>
+            <w:r/>
+            <w:r>
+              <w:rPr>
+                <w:b/>
+              </w:rPr>
+              <w:t>Fanamarihana</w:t>
+            </w:r>
+          </w:p>
+        </w:tc>
+      </w:tr>
+      <w:tr>
+        <w:tc>
+          <w:tcPr>
+            <w:tcW w:type="dxa" w:w="1634"/>
+            <w:vMerge/>
+          </w:tcPr>
+          <w:p/>
+        </w:tc>
+        <w:tc>
+          <w:tcPr>
+            <w:tcW w:type="dxa" w:w="3744"/>
+          </w:tcPr>
+          <w:p>
+            <w:pPr>
+              <w:spacing w:after="40" w:before="0"/>
+            </w:pPr>
+            <w:r/>
+            <w:r>
+              <w:rPr>
+                <w:b/>
+              </w:rPr>
+              <w:t>Mpampianatra</w:t>
+            </w:r>
+          </w:p>
+        </w:tc>
+        <w:tc>
+          <w:tcPr>
+            <w:tcW w:type="dxa" w:w="1559"/>
+          </w:tcPr>
+          <w:p>
+            <w:pPr>
+              <w:spacing w:after="40" w:before="0"/>
+            </w:pPr>
+            <w:r/>
+            <w:r>
+              <w:rPr>
+                <w:b/>
+              </w:rPr>
+              <w:t>Mpianatra</w:t>
+            </w:r>
+          </w:p>
+        </w:tc>
+        <w:tc>
+          <w:tcPr>
+            <w:tcW w:type="dxa" w:w="1194"/>
+            <w:vMerge/>
+          </w:tcPr>
+          <w:p/>
+        </w:tc>
+        <w:tc>
+          <w:tcPr>
+            <w:tcW w:type="dxa" w:w="1328"/>
+            <w:vMerge/>
+          </w:tcPr>
+          <w:p/>
+        </w:tc>
+        <w:tc>
+          <w:tcPr>
+            <w:tcW w:type="dxa" w:w="1610"/>
+            <w:vMerge/>
+          </w:tcPr>
+          <w:p/>
+        </w:tc>
+      </w:tr>
+      <w:tr>
+        <w:tc>
+          <w:tcPr>
+            <w:tcW w:type="dxa" w:w="1634"/>
+          </w:tcPr>
+          <w:p>
+            <w:pPr>
+              <w:spacing w:after="40" w:before="0"/>
+            </w:pPr>
+            <w:r/>
+            <w:r>
+              <w:rPr>
+                <w:b/>
+              </w:rPr>
+              <w:t>I. Famerenana (5 min)</w:t>
+            </w:r>
+          </w:p>
+        </w:tc>
+        <w:tc>
+          <w:tcPr>
+            <w:tcW w:type="dxa" w:w="3744"/>
+          </w:tcPr>
+          <w:p>
+            <w:pPr>
+              <w:spacing w:after="40" w:before="0"/>
+            </w:pPr>
+            <w:r/>
+            <w:r>
+              <w:t>Araka ny natao tamin'ny seho teo aloha : inona no atao hoe teny **mitovy fanonona fa samy hafa hevitra** ? Mety atao hoe teny verindroa koa ve ireo ?</w:t>
+            </w:r>
+          </w:p>
+        </w:tc>
+        <w:tc>
+          <w:tcPr>
+            <w:tcW w:type="dxa" w:w="1559"/>
+          </w:tcPr>
+          <w:p>
+            <w:pPr>
+              <w:spacing w:after="40" w:before="0"/>
+            </w:pPr>
+            <w:r/>
+            <w:r>
+              <w:t>V.A. : Tsy mitovy : ny verindroa dia **teny iray** averina indroa (lava → lavalava) ; ny mitovy fanonona kosa dia **roa** teny samy hafa hevitra (mianaka / mihanaka).</w:t>
+            </w:r>
+          </w:p>
+        </w:tc>
+        <w:tc>
+          <w:tcPr>
+            <w:tcW w:type="dxa" w:w="1194"/>
+          </w:tcPr>
+          <w:p>
+            <w:pPr>
+              <w:spacing w:after="40" w:before="0"/>
+            </w:pPr>
+            <w:r/>
+            <w:r>
+              <w:t>Asa tsirairay</w:t>
+            </w:r>
+          </w:p>
+        </w:tc>
+        <w:tc>
+          <w:tcPr>
+            <w:tcW w:type="dxa" w:w="1328"/>
+          </w:tcPr>
+          <w:p>
+            <w:pPr>
+              <w:spacing w:after="40" w:before="0"/>
+            </w:pPr>
+            <w:r/>
+            <w:r>
+              <w:t>----</w:t>
+            </w:r>
+          </w:p>
+        </w:tc>
+        <w:tc>
+          <w:tcPr>
+            <w:tcW w:type="dxa" w:w="1610"/>
+          </w:tcPr>
+          <w:p>
+            <w:pPr>
+              <w:spacing w:after="40" w:before="0"/>
+            </w:pPr>
+            <w:r/>
+            <w:r/>
+          </w:p>
+        </w:tc>
+      </w:tr>
+      <w:tr>
+        <w:tc>
+          <w:tcPr>
+            <w:tcW w:type="dxa" w:w="11069"/>
+            <w:gridSpan w:val="6"/>
+            <w:shd w:val="clear" w:fill="D9D9D9"/>
+          </w:tcPr>
+          <w:p>
+            <w:pPr>
+              <w:spacing w:after="40" w:before="0"/>
+            </w:pPr>
+            <w:r/>
+            <w:r>
+              <w:rPr>
+                <w:b/>
+              </w:rPr>
+              <w:t>II. LESONA VAOVAO (… min)</w:t>
+            </w:r>
+          </w:p>
+        </w:tc>
+      </w:tr>
+      <w:tr>
+        <w:tc>
+          <w:tcPr>
+            <w:tcW w:type="dxa" w:w="1634"/>
+          </w:tcPr>
+          <w:p>
+            <w:pPr>
+              <w:spacing w:after="40" w:before="0"/>
+            </w:pPr>
+            <w:r/>
+            <w:r>
+              <w:rPr>
+                <w:b/>
+              </w:rPr>
+              <w:t>1. Fitarihan-tsaina (3 min)</w:t>
+            </w:r>
+          </w:p>
+        </w:tc>
+        <w:tc>
+          <w:tcPr>
+            <w:tcW w:type="dxa" w:w="3744"/>
+          </w:tcPr>
+          <w:p>
+            <w:pPr>
+              <w:spacing w:after="40" w:before="0"/>
+            </w:pPr>
+            <w:r/>
+            <w:r>
+              <w:t>Tarihina ny mpianatra hamaky ny fehezanteny roa natao an-tsoratra (FRP T6 éd. 2026, LFK 1d) : « Mihantahanta indray i Lita kely marina a ! » sy « Fepero ihany ny ankizy amin' ity tia mihaninkanika ity. »</w:t>
+            </w:r>
+          </w:p>
+        </w:tc>
+        <w:tc>
+          <w:tcPr>
+            <w:tcW w:type="dxa" w:w="1559"/>
+          </w:tcPr>
+          <w:p>
+            <w:pPr>
+              <w:spacing w:after="40" w:before="0"/>
+            </w:pPr>
+            <w:r/>
+            <w:r>
+              <w:t>Mamaky.</w:t>
+            </w:r>
+          </w:p>
+        </w:tc>
+        <w:tc>
+          <w:tcPr>
+            <w:tcW w:type="dxa" w:w="1194"/>
+          </w:tcPr>
+          <w:p>
+            <w:pPr>
+              <w:spacing w:after="40" w:before="0"/>
+            </w:pPr>
+            <w:r/>
+            <w:r>
+              <w:t>Asan-tarika</w:t>
+            </w:r>
+          </w:p>
+        </w:tc>
+        <w:tc>
+          <w:tcPr>
+            <w:tcW w:type="dxa" w:w="1328"/>
+          </w:tcPr>
+          <w:p>
+            <w:pPr>
+              <w:spacing w:after="40" w:before="0"/>
+            </w:pPr>
+            <w:r/>
+            <w:r>
+              <w:t>Ampahan-dahatsoratra</w:t>
+            </w:r>
+          </w:p>
+        </w:tc>
+        <w:tc>
+          <w:tcPr>
+            <w:tcW w:type="dxa" w:w="1610"/>
+          </w:tcPr>
+          <w:p>
+            <w:pPr>
+              <w:spacing w:after="40" w:before="0"/>
+            </w:pPr>
+            <w:r/>
+            <w:r/>
+          </w:p>
+        </w:tc>
+      </w:tr>
+      <w:tr>
+        <w:tc>
+          <w:tcPr>
+            <w:tcW w:type="dxa" w:w="1634"/>
+          </w:tcPr>
+          <w:p>
+            <w:pPr>
+              <w:spacing w:after="40" w:before="0"/>
+            </w:pPr>
+            <w:r/>
+            <w:r>
+              <w:rPr>
+                <w:b/>
+              </w:rPr>
+              <w:t>2. Fanolorana (2 min)</w:t>
+            </w:r>
+          </w:p>
+        </w:tc>
+        <w:tc>
+          <w:tcPr>
+            <w:tcW w:type="dxa" w:w="3744"/>
+          </w:tcPr>
+          <w:p>
+            <w:pPr>
+              <w:spacing w:after="40" w:before="0"/>
+            </w:pPr>
+            <w:r/>
+            <w:r>
+              <w:t>Lazao ny lohateny : « TSIPELINA / **Tanjón'ny fampiasana teny verindroa** » (FRP T6 éd. 2026, LFK 1d).</w:t>
+            </w:r>
+          </w:p>
+          <w:p>
+            <w:pPr>
+              <w:spacing w:after="40" w:before="0"/>
+            </w:pPr>
+            <w:r>
+              <w:t>Soraty amin'ny tabilao : lava / lavalava · mena / menamena · lavitra / lavidavitra.</w:t>
+            </w:r>
+          </w:p>
+        </w:tc>
+        <w:tc>
+          <w:tcPr>
+            <w:tcW w:type="dxa" w:w="1559"/>
+          </w:tcPr>
+          <w:p>
+            <w:pPr>
+              <w:spacing w:after="40" w:before="0"/>
+            </w:pPr>
+            <w:r/>
+            <w:r>
+              <w:t>Mihaino.</w:t>
+            </w:r>
+          </w:p>
+        </w:tc>
+        <w:tc>
+          <w:tcPr>
+            <w:tcW w:type="dxa" w:w="1194"/>
+          </w:tcPr>
+          <w:p>
+            <w:pPr>
+              <w:spacing w:after="40" w:before="0"/>
+            </w:pPr>
+            <w:r/>
+            <w:r>
+              <w:t>Asa iombonana</w:t>
+            </w:r>
+          </w:p>
+        </w:tc>
+        <w:tc>
+          <w:tcPr>
+            <w:tcW w:type="dxa" w:w="1328"/>
+          </w:tcPr>
+          <w:p>
+            <w:pPr>
+              <w:spacing w:after="40" w:before="0"/>
+            </w:pPr>
+            <w:r/>
+            <w:r>
+              <w:t>Solaitrabe</w:t>
+            </w:r>
+          </w:p>
+        </w:tc>
+        <w:tc>
+          <w:tcPr>
+            <w:tcW w:type="dxa" w:w="1610"/>
+          </w:tcPr>
+          <w:p>
+            <w:pPr>
+              <w:spacing w:after="40" w:before="0"/>
+            </w:pPr>
+            <w:r/>
+            <w:r/>
+          </w:p>
+        </w:tc>
+      </w:tr>
+      <w:tr>
+        <w:tc>
+          <w:tcPr>
+            <w:tcW w:type="dxa" w:w="1634"/>
+          </w:tcPr>
+          <w:p>
+            <w:pPr>
+              <w:spacing w:after="40" w:before="0"/>
+            </w:pPr>
+            <w:r/>
+            <w:r>
+              <w:rPr>
+                <w:b/>
+              </w:rPr>
+              <w:t>3. Fandinihana (4 min)</w:t>
+            </w:r>
+          </w:p>
+        </w:tc>
+        <w:tc>
+          <w:tcPr>
+            <w:tcW w:type="dxa" w:w="3744"/>
+          </w:tcPr>
+          <w:p>
+            <w:pPr>
+              <w:spacing w:after="40" w:before="0"/>
+            </w:pPr>
+            <w:r/>
+            <w:r>
+              <w:t>Diniho ny teny voalohany sy ny faharoa.</w:t>
+            </w:r>
+          </w:p>
+          <w:p>
+            <w:pPr>
+              <w:spacing w:after="40" w:before="0"/>
+            </w:pPr>
+            <w:r>
+              <w:t>lava → lavalava · mena → menamena · lavitra → lavidavitra</w:t>
+            </w:r>
+          </w:p>
+          <w:p>
+            <w:pPr>
+              <w:spacing w:after="40" w:before="0"/>
+            </w:pPr>
+            <w:r>
+              <w:t>Inona no miverina ao amin'ny teny ?</w:t>
+            </w:r>
+          </w:p>
+        </w:tc>
+        <w:tc>
+          <w:tcPr>
+            <w:tcW w:type="dxa" w:w="1559"/>
+          </w:tcPr>
+          <w:p>
+            <w:pPr>
+              <w:spacing w:after="40" w:before="0"/>
+            </w:pPr>
+            <w:r/>
+            <w:r>
+              <w:t>Mijery, mamaly.</w:t>
+            </w:r>
+          </w:p>
+          <w:p>
+            <w:pPr>
+              <w:spacing w:after="40" w:before="0"/>
+            </w:pPr>
+            <w:r>
+              <w:t>V.A. : ny fototeny **iray ihany** no miverina indroa : *lava* + *lava* = lavalava ; *mena* + *mena* = menamena.</w:t>
+            </w:r>
+          </w:p>
+        </w:tc>
+        <w:tc>
+          <w:tcPr>
+            <w:tcW w:type="dxa" w:w="1194"/>
+          </w:tcPr>
+          <w:p>
+            <w:pPr>
+              <w:spacing w:after="40" w:before="0"/>
+            </w:pPr>
+            <w:r/>
+            <w:r>
+              <w:t>Asa iombonana</w:t>
+            </w:r>
+          </w:p>
+        </w:tc>
+        <w:tc>
+          <w:tcPr>
+            <w:tcW w:type="dxa" w:w="1328"/>
+          </w:tcPr>
+          <w:p>
+            <w:pPr>
+              <w:spacing w:after="40" w:before="0"/>
+            </w:pPr>
+            <w:r/>
+            <w:r>
+              <w:t>Fehezanteny</w:t>
+            </w:r>
+          </w:p>
+          <w:p>
+            <w:pPr>
+              <w:spacing w:after="40" w:before="0"/>
+            </w:pPr>
+            <w:r>
+              <w:t>Solaitrabe</w:t>
+            </w:r>
+          </w:p>
+        </w:tc>
+        <w:tc>
+          <w:tcPr>
+            <w:tcW w:type="dxa" w:w="1610"/>
+          </w:tcPr>
+          <w:p>
+            <w:pPr>
+              <w:spacing w:after="40" w:before="0"/>
+            </w:pPr>
+            <w:r/>
+            <w:r/>
+          </w:p>
+        </w:tc>
+      </w:tr>
+      <w:tr>
+        <w:tc>
+          <w:tcPr>
+            <w:tcW w:type="dxa" w:w="1634"/>
+          </w:tcPr>
+          <w:p>
+            <w:pPr>
+              <w:spacing w:after="40" w:before="0"/>
+            </w:pPr>
+            <w:r/>
+            <w:r>
+              <w:rPr>
+                <w:b/>
+              </w:rPr>
+              <w:t>4. Famakafakana (4 min)</w:t>
+            </w:r>
+          </w:p>
+        </w:tc>
+        <w:tc>
+          <w:tcPr>
+            <w:tcW w:type="dxa" w:w="3744"/>
+          </w:tcPr>
+          <w:p>
+            <w:pPr>
+              <w:spacing w:after="40" w:before="0"/>
+            </w:pPr>
+            <w:r/>
+            <w:r>
+              <w:t>Zarao amin'ny tanjona roa ireo fehezanteny (FRP LFK 1d sy ny loharano) : manalefaka na manamafy.</w:t>
+            </w:r>
+          </w:p>
+          <w:p>
+            <w:pPr>
+              <w:spacing w:after="40" w:before="0"/>
+            </w:pPr>
+            <w:r>
+              <w:t>« Tady verindroa io ka tsy tapaka intsony. »</w:t>
+            </w:r>
+          </w:p>
+          <w:p>
+            <w:pPr>
+              <w:spacing w:after="40" w:before="0"/>
+            </w:pPr>
+            <w:r>
+              <w:t>« Aleo atao verindroa io kofehy io mba ho mafy. »</w:t>
+            </w:r>
+          </w:p>
+          <w:p>
+            <w:pPr>
+              <w:spacing w:after="40" w:before="0"/>
+            </w:pPr>
+            <w:r>
+              <w:t>« Naverina indroa ny lokon'ny trano ka matevina tsara. »</w:t>
+            </w:r>
+          </w:p>
+          <w:p>
+            <w:pPr>
+              <w:spacing w:after="40" w:before="0"/>
+            </w:pPr>
+            <w:r>
+              <w:t>« Vereno indroa io hosy io mba halemy tsara. »</w:t>
+            </w:r>
+          </w:p>
+        </w:tc>
+        <w:tc>
+          <w:tcPr>
+            <w:tcW w:type="dxa" w:w="1559"/>
+          </w:tcPr>
+          <w:p>
+            <w:pPr>
+              <w:spacing w:after="40" w:before="0"/>
+            </w:pPr>
+            <w:r/>
+            <w:r>
+              <w:t>V.A. : manamafy : ny tady sy ny kofehy (ho mafy, tsy tapaka) ary ny loko (matevina).</w:t>
+            </w:r>
+          </w:p>
+          <w:p>
+            <w:pPr>
+              <w:spacing w:after="40" w:before="0"/>
+            </w:pPr>
+            <w:r>
+              <w:t>V.A. : manalefaka : ny hosy (halemy tsara).</w:t>
+            </w:r>
+          </w:p>
+        </w:tc>
+        <w:tc>
+          <w:tcPr>
+            <w:tcW w:type="dxa" w:w="1194"/>
+          </w:tcPr>
+          <w:p>
+            <w:pPr>
+              <w:spacing w:after="40" w:before="0"/>
+            </w:pPr>
+            <w:r/>
+            <w:r>
+              <w:t>Asa tsirairay.</w:t>
+            </w:r>
+          </w:p>
+        </w:tc>
+        <w:tc>
+          <w:tcPr>
+            <w:tcW w:type="dxa" w:w="1328"/>
+          </w:tcPr>
+          <w:p>
+            <w:pPr>
+              <w:spacing w:after="40" w:before="0"/>
+            </w:pPr>
+            <w:r/>
+            <w:r>
+              <w:t>Fehezanteny</w:t>
+            </w:r>
+          </w:p>
+        </w:tc>
+        <w:tc>
+          <w:tcPr>
+            <w:tcW w:type="dxa" w:w="1610"/>
+          </w:tcPr>
+          <w:p>
+            <w:pPr>
+              <w:spacing w:after="40" w:before="0"/>
+            </w:pPr>
+            <w:r/>
+            <w:r/>
+          </w:p>
+        </w:tc>
+      </w:tr>
+      <w:tr>
+        <w:tc>
+          <w:tcPr>
+            <w:tcW w:type="dxa" w:w="1634"/>
+          </w:tcPr>
+          <w:p>
+            <w:pPr>
+              <w:spacing w:after="40" w:before="0"/>
+            </w:pPr>
+            <w:r/>
+            <w:r>
+              <w:rPr>
+                <w:b/>
+              </w:rPr>
+              <w:t>5. Fandravonana (3 min)</w:t>
+            </w:r>
+          </w:p>
+        </w:tc>
+        <w:tc>
+          <w:tcPr>
+            <w:tcW w:type="dxa" w:w="3744"/>
+          </w:tcPr>
+          <w:p>
+            <w:pPr>
+              <w:spacing w:after="40" w:before="0"/>
+            </w:pPr>
+            <w:r/>
+            <w:r>
+              <w:t>Ampifandraiso amin'ny alalan'ny tsilo : ny teny verindroa sy ny dikany.</w:t>
+            </w:r>
+          </w:p>
+          <w:p>
+            <w:pPr>
+              <w:spacing w:after="40" w:before="0"/>
+            </w:pPr>
+            <w:r>
+              <w:t>Inona no atao hoe teny verindroa ?</w:t>
+            </w:r>
+          </w:p>
+        </w:tc>
+        <w:tc>
+          <w:tcPr>
+            <w:tcW w:type="dxa" w:w="1559"/>
+          </w:tcPr>
+          <w:p>
+            <w:pPr>
+              <w:spacing w:after="40" w:before="0"/>
+            </w:pPr>
+            <w:r/>
+            <w:r>
+              <w:t>V.A. : teny fototeny **averina indroa** ; mety **manalefaka** na **manamafy** ny hevitry ny teny fototra, araka ny dikan'ny fototeny sy ny toe-javatra ao anaty fehezanteny.</w:t>
+            </w:r>
+          </w:p>
+        </w:tc>
+        <w:tc>
+          <w:tcPr>
+            <w:tcW w:type="dxa" w:w="1194"/>
+          </w:tcPr>
+          <w:p>
+            <w:pPr>
+              <w:spacing w:after="40" w:before="0"/>
+            </w:pPr>
+            <w:r/>
+            <w:r>
+              <w:t>Asa iombonana</w:t>
+            </w:r>
+          </w:p>
+        </w:tc>
+        <w:tc>
+          <w:tcPr>
+            <w:tcW w:type="dxa" w:w="1328"/>
+          </w:tcPr>
+          <w:p>
+            <w:pPr>
+              <w:spacing w:after="40" w:before="0"/>
+            </w:pPr>
+            <w:r/>
+            <w:r>
+              <w:t>Solaitrabe</w:t>
+            </w:r>
+          </w:p>
+        </w:tc>
+        <w:tc>
+          <w:tcPr>
+            <w:tcW w:type="dxa" w:w="1610"/>
+          </w:tcPr>
+          <w:p>
+            <w:pPr>
+              <w:spacing w:after="40" w:before="0"/>
+            </w:pPr>
+            <w:r/>
+            <w:r/>
+          </w:p>
+        </w:tc>
+      </w:tr>
+      <w:tr>
+        <w:tc>
+          <w:tcPr>
+            <w:tcW w:type="dxa" w:w="1634"/>
+          </w:tcPr>
+          <w:p>
+            <w:pPr>
+              <w:spacing w:after="40" w:before="0"/>
+            </w:pPr>
+            <w:r/>
+            <w:r>
+              <w:rPr>
+                <w:b/>
+              </w:rPr>
+              <w:t>6. Fampiharana (4 min)</w:t>
+            </w:r>
+          </w:p>
+        </w:tc>
+        <w:tc>
+          <w:tcPr>
+            <w:tcW w:type="dxa" w:w="3744"/>
+          </w:tcPr>
+          <w:p>
+            <w:pPr>
+              <w:spacing w:after="40" w:before="0"/>
+            </w:pPr>
+            <w:r/>
+            <w:r>
+              <w:t>Fenoy ny banga, dia misafidy ny **R** (roa teny voalaza indroa) na **V** (teny iray averina = verindroa).</w:t>
+            </w:r>
+          </w:p>
+        </w:tc>
+        <w:tc>
+          <w:tcPr>
+            <w:tcW w:type="dxa" w:w="1559"/>
+          </w:tcPr>
+          <w:p>
+            <w:pPr>
+              <w:spacing w:after="40" w:before="0"/>
+            </w:pPr>
+            <w:r/>
+            <w:r>
+              <w:t>V.A. : ireo valiny voasoratra ao amin'ny FANITSIANA.</w:t>
+            </w:r>
+          </w:p>
+          <w:p>
+            <w:pPr>
+              <w:spacing w:after="40" w:before="0"/>
+            </w:pPr>
+            <w:r>
+              <w:t>Mamaly</w:t>
+            </w:r>
+          </w:p>
+        </w:tc>
+        <w:tc>
+          <w:tcPr>
+            <w:tcW w:type="dxa" w:w="1194"/>
+          </w:tcPr>
+          <w:p>
+            <w:pPr>
+              <w:spacing w:after="40" w:before="0"/>
+            </w:pPr>
+            <w:r/>
+            <w:r>
+              <w:t>Asa samirery</w:t>
+            </w:r>
+          </w:p>
+        </w:tc>
+        <w:tc>
+          <w:tcPr>
+            <w:tcW w:type="dxa" w:w="1328"/>
+          </w:tcPr>
+          <w:p>
+            <w:pPr>
+              <w:spacing w:after="40" w:before="0"/>
+            </w:pPr>
+            <w:r/>
+            <w:r>
+              <w:t>Kahie</w:t>
+            </w:r>
+          </w:p>
+        </w:tc>
+        <w:tc>
+          <w:tcPr>
+            <w:tcW w:type="dxa" w:w="1610"/>
+          </w:tcPr>
+          <w:p>
+            <w:pPr>
+              <w:spacing w:after="40" w:before="0"/>
+            </w:pPr>
+            <w:r/>
+            <w:r/>
+          </w:p>
+        </w:tc>
+      </w:tr>
+      <w:tr>
+        <w:tc>
+          <w:tcPr>
+            <w:tcW w:type="dxa" w:w="1634"/>
+          </w:tcPr>
+          <w:p>
+            <w:pPr>
+              <w:spacing w:after="40" w:before="0"/>
+            </w:pPr>
+            <w:r/>
+            <w:r>
+              <w:rPr>
+                <w:b/>
+              </w:rPr>
+              <w:t>III. Tombana (5 min)</w:t>
+            </w:r>
+          </w:p>
+        </w:tc>
+        <w:tc>
+          <w:tcPr>
+            <w:tcW w:type="dxa" w:w="3744"/>
+          </w:tcPr>
+          <w:p>
+            <w:pPr>
+              <w:spacing w:after="40" w:before="0"/>
+            </w:pPr>
+            <w:r/>
+            <w:r>
+              <w:t>Mamaritra ny seho amin'ny alalan'ny « Tombana » an'ny PE : « Mampiasa ny fitsipi-panoratana ny teny verindroa anasongadinana ny lanjan'ny fampiasana izany ny mpianatra. »</w:t>
+            </w:r>
+          </w:p>
+        </w:tc>
+        <w:tc>
+          <w:tcPr>
+            <w:tcW w:type="dxa" w:w="1559"/>
+          </w:tcPr>
+          <w:p>
+            <w:pPr>
+              <w:spacing w:after="40" w:before="0"/>
+            </w:pPr>
+            <w:r/>
+            <w:r>
+              <w:t>Hilaza.</w:t>
+            </w:r>
+          </w:p>
+        </w:tc>
+        <w:tc>
+          <w:tcPr>
+            <w:tcW w:type="dxa" w:w="1194"/>
+          </w:tcPr>
+          <w:p>
+            <w:pPr>
+              <w:spacing w:after="40" w:before="0"/>
+            </w:pPr>
+            <w:r/>
+            <w:r>
+              <w:t>Asa samirery</w:t>
+            </w:r>
+          </w:p>
+        </w:tc>
+        <w:tc>
+          <w:tcPr>
+            <w:tcW w:type="dxa" w:w="1328"/>
+          </w:tcPr>
+          <w:p>
+            <w:pPr>
+              <w:spacing w:after="40" w:before="0"/>
+            </w:pPr>
+            <w:r/>
+            <w:r>
+              <w:t>----</w:t>
+            </w:r>
+          </w:p>
+        </w:tc>
+        <w:tc>
+          <w:tcPr>
+            <w:tcW w:type="dxa" w:w="1610"/>
+          </w:tcPr>
+          <w:p>
+            <w:pPr>
+              <w:spacing w:after="40" w:before="0"/>
+            </w:pPr>
+            <w:r/>
+            <w:r/>
+          </w:p>
+        </w:tc>
+      </w:tr>
+    </w:tbl>
+    <w:p>
+      <w:pPr>
+        <w:spacing w:after="0"/>
+      </w:pPr>
+      <w:r>
+        <w:br w:type="page"/>
+      </w:r>
+    </w:p>
+    <w:p>
+      <w:pPr>
+        <w:spacing w:after="40" w:before="0"/>
+      </w:pPr>
+      <w:r>
+        <w:rPr>
+          <w:u w:val="single"/>
+        </w:rPr>
+        <w:t>LESONA:</w:t>
+      </w:r>
+    </w:p>
+    <w:p>
+      <w:pPr>
+        <w:keepNext/>
+        <w:spacing w:after="40" w:before="0"/>
+        <w:jc w:val="center"/>
+      </w:pPr>
+      <w:r>
+        <w:rPr>
+          <w:b/>
+          <w:color w:val="FF00FF"/>
+          <w:u w:val="single"/>
+        </w:rPr>
+        <w:t>Tanjón'ny fampiasana teny verindroa</w:t>
+      </w:r>
+    </w:p>
+    <w:p>
+      <w:pPr>
+        <w:keepNext/>
+        <w:numPr>
+          <w:ilvl w:val="0"/>
+          <w:numId w:val="107"/>
+        </w:numPr>
+        <w:spacing w:after="40" w:before="0"/>
+      </w:pPr>
+      <w:r>
+        <w:rPr>
+          <w:b/>
+          <w:color w:val="00B0F0"/>
+          <w:u w:val="single"/>
+        </w:rPr>
+        <w:t>Ny atao hoe teny verindroa</w:t>
+      </w:r>
+    </w:p>
+    <w:p>
+      <w:pPr>
+        <w:spacing w:after="40" w:before="0"/>
+        <w:ind w:firstLine="360"/>
+      </w:pPr>
+      <w:r>
+        <w:rPr>
+          <w:color w:val="000000"/>
+        </w:rPr>
+        <w:t xml:space="preserve">Ny teny hoe </w:t>
+      </w:r>
+      <w:r>
+        <w:rPr>
+          <w:b/>
+          <w:i/>
+          <w:color w:val="F76995"/>
+        </w:rPr>
+        <w:t>verindroa</w:t>
+      </w:r>
+      <w:r>
+        <w:rPr>
+          <w:color w:val="000000"/>
+        </w:rPr>
+        <w:t xml:space="preserve"> dia azo avy amin'ny teny roa hoe « verina » sy « roa » : « *anondroana zavatra natao indroa miverina* ». Amin'ny teny malagasy dia </w:t>
+      </w:r>
+      <w:r>
+        <w:rPr>
+          <w:b/>
+          <w:i/>
+          <w:color w:val="F76995"/>
+        </w:rPr>
+        <w:t>ny fototeny</w:t>
+      </w:r>
+      <w:r>
+        <w:rPr>
+          <w:color w:val="000000"/>
+        </w:rPr>
+        <w:t xml:space="preserve"> ihany no azo atao verindroa — ny teny iray averina indroa.</w:t>
+      </w:r>
+    </w:p>
+    <w:p>
+      <w:pPr>
+        <w:keepNext/>
+        <w:spacing w:after="40" w:before="0"/>
+      </w:pPr>
+      <w:r>
+        <w:rPr>
+          <w:i/>
+          <w:color w:val="78B832"/>
+          <w:u w:val="single"/>
+        </w:rPr>
+        <w:t>Ohatra:</w:t>
+      </w:r>
+    </w:p>
+    <w:p>
+      <w:pPr>
+        <w:numPr>
+          <w:ilvl w:val="0"/>
+          <w:numId w:val="108"/>
+        </w:numPr>
+        <w:spacing w:after="40" w:before="0"/>
+      </w:pPr>
+      <w:r>
+        <w:t xml:space="preserve">lava → </w:t>
+      </w:r>
+      <w:r>
+        <w:rPr>
+          <w:b/>
+          <w:i/>
+          <w:color w:val="F76995"/>
+        </w:rPr>
+        <w:t>lavalava</w:t>
+      </w:r>
+    </w:p>
+    <w:p>
+      <w:pPr>
+        <w:numPr>
+          <w:ilvl w:val="0"/>
+          <w:numId w:val="108"/>
+        </w:numPr>
+        <w:spacing w:after="40" w:before="0"/>
+      </w:pPr>
+      <w:r>
+        <w:t xml:space="preserve">mena → </w:t>
+      </w:r>
+      <w:r>
+        <w:rPr>
+          <w:b/>
+          <w:i/>
+          <w:color w:val="F76995"/>
+        </w:rPr>
+        <w:t>menamena</w:t>
+      </w:r>
+    </w:p>
+    <w:p>
+      <w:pPr>
+        <w:numPr>
+          <w:ilvl w:val="0"/>
+          <w:numId w:val="108"/>
+        </w:numPr>
+        <w:spacing w:after="40" w:before="0"/>
+      </w:pPr>
+      <w:r>
+        <w:t xml:space="preserve">lavitra → </w:t>
+      </w:r>
+      <w:r>
+        <w:rPr>
+          <w:b/>
+          <w:i/>
+          <w:color w:val="F76995"/>
+        </w:rPr>
+        <w:t>lavidavitra</w:t>
+      </w:r>
+    </w:p>
+    <w:p>
+      <w:pPr>
+        <w:spacing w:after="40" w:before="0"/>
+        <w:ind w:left="2160"/>
+      </w:pPr>
+    </w:p>
+    <w:p>
+      <w:pPr>
+        <w:spacing w:after="40" w:before="0"/>
+        <w:ind w:firstLine="360"/>
+      </w:pPr>
+      <w:r>
+        <w:rPr>
+          <w:color w:val="000000"/>
+        </w:rPr>
+        <w:t xml:space="preserve">Ny lesona teo aloha dia momba </w:t>
+      </w:r>
+      <w:r>
+        <w:rPr>
+          <w:b/>
+          <w:i/>
+          <w:color w:val="F76995"/>
+        </w:rPr>
+        <w:t>roa teny</w:t>
+      </w:r>
+      <w:r>
+        <w:rPr>
+          <w:color w:val="000000"/>
+        </w:rPr>
+        <w:t xml:space="preserve"> samy hafa (mianaka / mihanaka) ; eto kosa dia </w:t>
+      </w:r>
+      <w:r>
+        <w:rPr>
+          <w:b/>
+          <w:i/>
+          <w:color w:val="F76995"/>
+        </w:rPr>
+        <w:t>iray teny</w:t>
+      </w:r>
+      <w:r>
+        <w:rPr>
+          <w:color w:val="000000"/>
+        </w:rPr>
+        <w:t xml:space="preserve"> ihany no averina. Koa </w:t>
+      </w:r>
+      <w:r>
+        <w:rPr>
+          <w:b/>
+          <w:i/>
+          <w:color w:val="F76995"/>
+        </w:rPr>
+        <w:t>tsy</w:t>
+      </w:r>
+      <w:r>
+        <w:rPr>
+          <w:color w:val="000000"/>
+        </w:rPr>
+        <w:t xml:space="preserve"> tokony hifangaro ny « teny mitovy fanonona fa samy hafa hevitra » sy ny teny verindroa.</w:t>
+      </w:r>
+      <w:r>
+        <w:rPr>
+          <w:vertAlign w:val="superscript"/>
+        </w:rPr>
+        <w:footnoteReference w:id="1008"/>
+      </w:r>
+    </w:p>
+    <w:p>
+      <w:pPr>
+        <w:keepNext/>
+        <w:numPr>
+          <w:ilvl w:val="0"/>
+          <w:numId w:val="107"/>
+        </w:numPr>
+        <w:spacing w:after="40" w:before="0"/>
+      </w:pPr>
+      <w:r>
+        <w:rPr>
+          <w:b/>
+          <w:color w:val="00B0F0"/>
+          <w:u w:val="single"/>
+        </w:rPr>
+        <w:t>Tanjón'ny fampiasana azy : manalefaka sy manamafy</w:t>
+      </w:r>
+    </w:p>
+    <w:p>
+      <w:pPr>
+        <w:spacing w:after="40" w:before="0"/>
+        <w:ind w:firstLine="360"/>
+      </w:pPr>
+      <w:r>
+        <w:rPr>
+          <w:color w:val="000000"/>
+        </w:rPr>
+        <w:t>Roa ny tanjona ampidiran'ny boky ministera (</w:t>
+      </w:r>
+      <w:r>
+        <w:rPr>
+          <w:b/>
+          <w:i/>
+          <w:color w:val="F76995"/>
+        </w:rPr>
+        <w:t>FRP</w:t>
+      </w:r>
+      <w:r>
+        <w:rPr>
+          <w:color w:val="000000"/>
+        </w:rPr>
+        <w:t>, LFK 1d) :</w:t>
+      </w:r>
+    </w:p>
+    <w:p>
+      <w:pPr>
+        <w:keepNext/>
+        <w:spacing w:after="40" w:before="0"/>
+        <w:ind w:firstLine="720"/>
+      </w:pPr>
+      <w:r>
+        <w:rPr>
+          <w:i/>
+          <w:color w:val="78B832"/>
+          <w:u w:val="single"/>
+        </w:rPr>
+        <w:t>Ohatra:</w:t>
+      </w:r>
+    </w:p>
+    <w:p>
+      <w:pPr>
+        <w:numPr>
+          <w:ilvl w:val="0"/>
+          <w:numId w:val="109"/>
+        </w:numPr>
+        <w:spacing w:after="40" w:before="0"/>
+      </w:pPr>
+      <w:r>
+        <w:rPr>
+          <w:b/>
+          <w:i/>
+          <w:color w:val="F76995"/>
+        </w:rPr>
+        <w:t>Manalefaka hevitra</w:t>
+      </w:r>
+      <w:r>
+        <w:t xml:space="preserve"> : Mihantahanta indray i Lita kely marina a !</w:t>
+      </w:r>
+    </w:p>
+    <w:p>
+      <w:pPr>
+        <w:numPr>
+          <w:ilvl w:val="0"/>
+          <w:numId w:val="109"/>
+        </w:numPr>
+        <w:spacing w:after="40" w:before="0"/>
+      </w:pPr>
+      <w:r>
+        <w:rPr>
+          <w:b/>
+          <w:i/>
+          <w:color w:val="F76995"/>
+        </w:rPr>
+        <w:t>Manamafy hevitra</w:t>
+      </w:r>
+      <w:r>
+        <w:t xml:space="preserve"> : Fepero ihany ny ankizy amin' ity tia mihaninkanika ity.</w:t>
+      </w:r>
+    </w:p>
+    <w:p>
+      <w:pPr>
+        <w:spacing w:after="40" w:before="0"/>
+        <w:ind w:left="2160"/>
+      </w:pPr>
+    </w:p>
+    <w:p>
+      <w:pPr>
+        <w:spacing w:after="40" w:before="0"/>
+        <w:ind w:firstLine="360"/>
+      </w:pPr>
+      <w:r>
+        <w:rPr>
+          <w:color w:val="000000"/>
+        </w:rPr>
+        <w:t xml:space="preserve">Ireto koa ohatra fanao andavanandro, izay mampiseho tsara ilay </w:t>
+      </w:r>
+      <w:r>
+        <w:rPr>
+          <w:b/>
+          <w:i/>
+          <w:color w:val="F76995"/>
+        </w:rPr>
+        <w:t>fiverenana</w:t>
+      </w:r>
+      <w:r>
+        <w:rPr>
+          <w:color w:val="000000"/>
+        </w:rPr>
+        <w:t xml:space="preserve"> :</w:t>
+      </w:r>
+    </w:p>
+    <w:p>
+      <w:pPr>
+        <w:keepNext/>
+        <w:spacing w:after="40" w:before="0"/>
+        <w:ind w:firstLine="720"/>
+      </w:pPr>
+      <w:r>
+        <w:rPr>
+          <w:i/>
+          <w:color w:val="78B832"/>
+          <w:u w:val="single"/>
+        </w:rPr>
+        <w:t>Ohatra:</w:t>
+      </w:r>
+    </w:p>
+    <w:p>
+      <w:pPr>
+        <w:numPr>
+          <w:ilvl w:val="0"/>
+          <w:numId w:val="110"/>
+        </w:numPr>
+        <w:spacing w:after="40" w:before="0"/>
+      </w:pPr>
+      <w:r>
+        <w:t xml:space="preserve">Tady amatorana → Tady </w:t>
+      </w:r>
+      <w:r>
+        <w:rPr>
+          <w:b/>
+          <w:i/>
+          <w:color w:val="F76995"/>
+        </w:rPr>
+        <w:t>verindroa</w:t>
+      </w:r>
+      <w:r>
+        <w:t xml:space="preserve"> io ka </w:t>
+      </w:r>
+      <w:r>
+        <w:rPr>
+          <w:b/>
+          <w:i/>
+          <w:color w:val="F76995"/>
+        </w:rPr>
+        <w:t>tsy tapaka</w:t>
+      </w:r>
+      <w:r>
+        <w:t xml:space="preserve"> intsony.</w:t>
+      </w:r>
+    </w:p>
+    <w:p>
+      <w:pPr>
+        <w:numPr>
+          <w:ilvl w:val="0"/>
+          <w:numId w:val="110"/>
+        </w:numPr>
+        <w:spacing w:after="40" w:before="0"/>
+      </w:pPr>
+      <w:r>
+        <w:t xml:space="preserve">Aleo atao </w:t>
+      </w:r>
+      <w:r>
+        <w:rPr>
+          <w:b/>
+          <w:i/>
+          <w:color w:val="F76995"/>
+        </w:rPr>
+        <w:t>verindroa</w:t>
+      </w:r>
+      <w:r>
+        <w:t xml:space="preserve"> io kofehy io mba </w:t>
+      </w:r>
+      <w:r>
+        <w:rPr>
+          <w:b/>
+          <w:i/>
+          <w:color w:val="F76995"/>
+        </w:rPr>
+        <w:t>ho mafy</w:t>
+      </w:r>
+      <w:r>
+        <w:t>.</w:t>
+      </w:r>
+    </w:p>
+    <w:p>
+      <w:pPr>
+        <w:numPr>
+          <w:ilvl w:val="0"/>
+          <w:numId w:val="110"/>
+        </w:numPr>
+        <w:spacing w:after="40" w:before="0"/>
+      </w:pPr>
+      <w:r>
+        <w:rPr>
+          <w:b/>
+          <w:i/>
+          <w:color w:val="F76995"/>
+        </w:rPr>
+        <w:t>Naverina indroa</w:t>
+      </w:r>
+      <w:r>
+        <w:t xml:space="preserve"> ny lokon'ny trano ka </w:t>
+      </w:r>
+      <w:r>
+        <w:rPr>
+          <w:b/>
+          <w:i/>
+          <w:color w:val="F76995"/>
+        </w:rPr>
+        <w:t>matevina</w:t>
+      </w:r>
+      <w:r>
+        <w:t xml:space="preserve"> tsara.</w:t>
+      </w:r>
+    </w:p>
+    <w:p>
+      <w:pPr>
+        <w:numPr>
+          <w:ilvl w:val="0"/>
+          <w:numId w:val="110"/>
+        </w:numPr>
+        <w:spacing w:after="40" w:before="0"/>
+      </w:pPr>
+      <w:r>
+        <w:rPr>
+          <w:b/>
+          <w:i/>
+          <w:color w:val="F76995"/>
+        </w:rPr>
+        <w:t>Vereno indroa</w:t>
+      </w:r>
+      <w:r>
+        <w:t xml:space="preserve"> io hosy io mba </w:t>
+      </w:r>
+      <w:r>
+        <w:rPr>
+          <w:b/>
+          <w:i/>
+          <w:color w:val="F76995"/>
+        </w:rPr>
+        <w:t>halemy</w:t>
+      </w:r>
+      <w:r>
+        <w:t xml:space="preserve"> tsara.</w:t>
+      </w:r>
+    </w:p>
+    <w:p>
+      <w:pPr>
+        <w:spacing w:after="40" w:before="0"/>
+        <w:ind w:left="2160"/>
+      </w:pPr>
+    </w:p>
+    <w:p>
+      <w:pPr>
+        <w:spacing w:after="40" w:before="0"/>
+        <w:ind w:firstLine="360"/>
+      </w:pPr>
+      <w:r>
+        <w:rPr>
+          <w:color w:val="000000"/>
+        </w:rPr>
+        <w:t xml:space="preserve">Ny </w:t>
+      </w:r>
+      <w:r>
+        <w:rPr>
+          <w:b/>
+          <w:i/>
+          <w:color w:val="F76995"/>
+        </w:rPr>
+        <w:t>tady</w:t>
+      </w:r>
+      <w:r>
+        <w:rPr>
+          <w:color w:val="000000"/>
+        </w:rPr>
+        <w:t xml:space="preserve"> sy ny </w:t>
+      </w:r>
+      <w:r>
+        <w:rPr>
+          <w:b/>
+          <w:i/>
+          <w:color w:val="F76995"/>
+        </w:rPr>
+        <w:t>kofehy</w:t>
+      </w:r>
+      <w:r>
+        <w:rPr>
+          <w:color w:val="000000"/>
+        </w:rPr>
+        <w:t xml:space="preserve"> (ho mafy) ary ny </w:t>
+      </w:r>
+      <w:r>
+        <w:rPr>
+          <w:b/>
+          <w:i/>
+          <w:color w:val="F76995"/>
+        </w:rPr>
+        <w:t>loko</w:t>
+      </w:r>
+      <w:r>
+        <w:rPr>
+          <w:color w:val="000000"/>
+        </w:rPr>
+        <w:t xml:space="preserve"> (matevina) → </w:t>
+      </w:r>
+      <w:r>
+        <w:rPr>
+          <w:b/>
+          <w:i/>
+          <w:color w:val="F76995"/>
+        </w:rPr>
+        <w:t>manamafy</w:t>
+      </w:r>
+      <w:r>
+        <w:rPr>
+          <w:color w:val="000000"/>
+        </w:rPr>
+        <w:t xml:space="preserve"> ; ny </w:t>
+      </w:r>
+      <w:r>
+        <w:rPr>
+          <w:b/>
+          <w:i/>
+          <w:color w:val="F76995"/>
+        </w:rPr>
+        <w:t>hosy</w:t>
+      </w:r>
+      <w:r>
+        <w:rPr>
+          <w:color w:val="000000"/>
+        </w:rPr>
+        <w:t xml:space="preserve"> (halemy) → </w:t>
+      </w:r>
+      <w:r>
+        <w:rPr>
+          <w:b/>
+          <w:i/>
+          <w:color w:val="F76995"/>
+        </w:rPr>
+        <w:t>manalefaka</w:t>
+      </w:r>
+      <w:r>
+        <w:rPr>
+          <w:color w:val="000000"/>
+        </w:rPr>
+        <w:t>. Koa ny dikan'ny fototeny sy ny toe-javatra ao anaty fehezanteny no mamaritra ny tanjona, fa tsy ny fiverenana ihany.</w:t>
+      </w:r>
+    </w:p>
+    <w:p>
+      <w:pPr>
+        <w:keepNext/>
+        <w:numPr>
+          <w:ilvl w:val="0"/>
+          <w:numId w:val="107"/>
+        </w:numPr>
+        <w:spacing w:after="40" w:before="0"/>
+      </w:pPr>
+      <w:r>
+        <w:rPr>
+          <w:b/>
+          <w:color w:val="00B0F0"/>
+          <w:u w:val="single"/>
+        </w:rPr>
+        <w:t>Fomba famoronana azy</w:t>
+      </w:r>
+    </w:p>
+    <w:p>
+      <w:pPr>
+        <w:spacing w:after="40" w:before="0"/>
+        <w:ind w:firstLine="360"/>
+      </w:pPr>
+      <w:r>
+        <w:rPr>
+          <w:color w:val="000000"/>
+        </w:rPr>
+        <w:t xml:space="preserve">• </w:t>
+      </w:r>
+      <w:r>
+        <w:rPr>
+          <w:b/>
+          <w:i/>
+          <w:color w:val="F76995"/>
+        </w:rPr>
+        <w:t>Foto-teny</w:t>
+      </w:r>
+      <w:r>
+        <w:rPr>
+          <w:color w:val="000000"/>
+        </w:rPr>
+        <w:t xml:space="preserve"> (mpamari-toetra) : ny fototeny averina indroa → *lavalava, menamena* (FRP, mpamari-toetra 2.1). Ny *lavidavitra* dia manaraka ny lalànan'ny </w:t>
+      </w:r>
+      <w:r>
+        <w:rPr>
+          <w:b/>
+          <w:i/>
+          <w:color w:val="F76995"/>
+        </w:rPr>
+        <w:t>duplicatif</w:t>
+      </w:r>
+      <w:r>
+        <w:rPr>
+          <w:color w:val="000000"/>
+        </w:rPr>
+        <w:t xml:space="preserve"> (vanin-teny no miverina, fa tsy ny teny manontolo).</w:t>
+        <w:br/>
+        <w:t xml:space="preserve">• </w:t>
+      </w:r>
+      <w:r>
+        <w:rPr>
+          <w:b/>
+          <w:i/>
+          <w:color w:val="F76995"/>
+        </w:rPr>
+        <w:t>Matoanteny</w:t>
+      </w:r>
+      <w:r>
+        <w:rPr>
+          <w:color w:val="000000"/>
+        </w:rPr>
+        <w:t xml:space="preserve"> : ny vanin-teny no miverina ao anaty teny → *matory* → </w:t>
+      </w:r>
+      <w:r>
+        <w:rPr>
+          <w:b/>
+          <w:i/>
+          <w:color w:val="F76995"/>
+        </w:rPr>
+        <w:t>matoritory</w:t>
+      </w:r>
+      <w:r>
+        <w:rPr>
+          <w:color w:val="000000"/>
+        </w:rPr>
+        <w:t xml:space="preserve"> ; *sintaka* → </w:t>
+      </w:r>
+      <w:r>
+        <w:rPr>
+          <w:b/>
+          <w:i/>
+          <w:color w:val="F76995"/>
+        </w:rPr>
+        <w:t>sitatsitaka</w:t>
+      </w:r>
+      <w:r>
+        <w:rPr>
+          <w:color w:val="000000"/>
+        </w:rPr>
+        <w:t xml:space="preserve"> ; *sitrika* → </w:t>
+      </w:r>
+      <w:r>
+        <w:rPr>
+          <w:b/>
+          <w:i/>
+          <w:color w:val="F76995"/>
+        </w:rPr>
+        <w:t>sitritsitrika</w:t>
+      </w:r>
+      <w:r>
+        <w:rPr>
+          <w:color w:val="000000"/>
+        </w:rPr>
+        <w:t>.</w:t>
+      </w:r>
+    </w:p>
+    <w:p>
+      <w:pPr>
+        <w:spacing w:after="40" w:before="0"/>
+        <w:ind w:firstLine="360"/>
+      </w:pPr>
+      <w:r>
+        <w:rPr>
+          <w:b/>
+          <w:i/>
+          <w:color w:val="F76995"/>
+        </w:rPr>
+        <w:t>Mpamaritra isa</w:t>
+      </w:r>
+      <w:r>
+        <w:rPr>
+          <w:color w:val="000000"/>
+        </w:rPr>
+        <w:t xml:space="preserve"> : « *Tsy azo atao verindroa raha tsy asiana </w:t>
+      </w:r>
+      <w:r>
+        <w:rPr>
+          <w:b/>
+          <w:i/>
+          <w:color w:val="F76995"/>
+        </w:rPr>
+        <w:t>tsi-</w:t>
+      </w:r>
+      <w:r>
+        <w:rPr>
+          <w:color w:val="000000"/>
+        </w:rPr>
+        <w:t xml:space="preserve"> na </w:t>
+      </w:r>
+      <w:r>
+        <w:rPr>
+          <w:b/>
+          <w:i/>
+          <w:color w:val="F76995"/>
+        </w:rPr>
+        <w:t>ki-</w:t>
+      </w:r>
+      <w:r>
+        <w:rPr>
+          <w:color w:val="000000"/>
+        </w:rPr>
+        <w:t xml:space="preserve"> eo alohan'ny isa* » (FRP, LFK 2c). Raha ny fototeny *roa* kosa dia azo averina : *roa* → </w:t>
+      </w:r>
+      <w:r>
+        <w:rPr>
+          <w:b/>
+          <w:i/>
+          <w:color w:val="F76995"/>
+        </w:rPr>
+        <w:t>roaroa</w:t>
+      </w:r>
+      <w:r>
+        <w:rPr>
+          <w:color w:val="000000"/>
+        </w:rPr>
+        <w:t xml:space="preserve"> (*mandroaroa*), fa rehefa isa ampiasaina dia </w:t>
+      </w:r>
+      <w:r>
+        <w:rPr>
+          <w:b/>
+          <w:i/>
+          <w:color w:val="F76995"/>
+        </w:rPr>
+        <w:t>tsiroa / siroa</w:t>
+      </w:r>
+      <w:r>
+        <w:rPr>
+          <w:color w:val="000000"/>
+        </w:rPr>
+        <w:t>.</w:t>
+      </w:r>
+    </w:p>
+    <w:p>
+      <w:pPr>
+        <w:keepNext/>
+        <w:numPr>
+          <w:ilvl w:val="0"/>
+          <w:numId w:val="107"/>
+        </w:numPr>
+        <w:spacing w:after="40" w:before="0"/>
+      </w:pPr>
+      <w:r>
+        <w:rPr>
+          <w:b/>
+          <w:color w:val="00B0F0"/>
+          <w:u w:val="single"/>
+        </w:rPr>
+        <w:t>Tsy izay rehetra voalaza indroa dia verindroa</w:t>
+      </w:r>
+    </w:p>
+    <w:p>
+      <w:pPr>
+        <w:spacing w:after="40" w:before="0"/>
+        <w:ind w:firstLine="360"/>
+      </w:pPr>
+      <w:r>
+        <w:rPr>
+          <w:color w:val="000000"/>
+        </w:rPr>
+        <w:t xml:space="preserve">Raha </w:t>
+      </w:r>
+      <w:r>
+        <w:rPr>
+          <w:b/>
+          <w:i/>
+          <w:color w:val="F76995"/>
+        </w:rPr>
+        <w:t>roa teny</w:t>
+      </w:r>
+      <w:r>
+        <w:rPr>
+          <w:color w:val="000000"/>
+        </w:rPr>
+        <w:t xml:space="preserve"> samy hafa no voalaza indroa dia </w:t>
+      </w:r>
+      <w:r>
+        <w:rPr>
+          <w:b/>
+          <w:i/>
+          <w:color w:val="F76995"/>
+        </w:rPr>
+        <w:t>tsy</w:t>
+      </w:r>
+      <w:r>
+        <w:rPr>
+          <w:color w:val="000000"/>
+        </w:rPr>
+        <w:t xml:space="preserve"> teny verindroa izany ; </w:t>
+      </w:r>
+      <w:r>
+        <w:rPr>
+          <w:b/>
+          <w:i/>
+          <w:color w:val="F76995"/>
+        </w:rPr>
+        <w:t>iray teny</w:t>
+      </w:r>
+      <w:r>
+        <w:rPr>
+          <w:color w:val="000000"/>
+        </w:rPr>
+        <w:t xml:space="preserve"> ihany averina vao atao hoe verindroa.</w:t>
+      </w:r>
+    </w:p>
+    <w:p>
+      <w:pPr>
+        <w:keepNext/>
+        <w:spacing w:after="40" w:before="0"/>
+        <w:ind w:firstLine="720"/>
+      </w:pPr>
+      <w:r>
+        <w:rPr>
+          <w:i/>
+          <w:color w:val="78B832"/>
+          <w:u w:val="single"/>
+        </w:rPr>
+        <w:t>Ohatra:</w:t>
+      </w:r>
+    </w:p>
+    <w:p>
+      <w:pPr>
+        <w:numPr>
+          <w:ilvl w:val="0"/>
+          <w:numId w:val="111"/>
+        </w:numPr>
+        <w:spacing w:after="40" w:before="0"/>
+      </w:pPr>
+      <w:r>
+        <w:t>Nandeha nandeha izy.  (roa teny : tsy verindroa)</w:t>
+      </w:r>
+    </w:p>
+    <w:p>
+      <w:pPr>
+        <w:numPr>
+          <w:ilvl w:val="0"/>
+          <w:numId w:val="111"/>
+        </w:numPr>
+        <w:spacing w:after="40" w:before="0"/>
+      </w:pPr>
+      <w:r>
+        <w:t>Nande</w:t>
+      </w:r>
+      <w:r>
+        <w:rPr>
+          <w:b/>
+          <w:i/>
+          <w:color w:val="F76995"/>
+        </w:rPr>
+        <w:t>handeha</w:t>
+      </w:r>
+      <w:r>
+        <w:t xml:space="preserve"> izy.  (iray teny averina : verindroa)</w:t>
+      </w:r>
+    </w:p>
+    <w:p>
+      <w:pPr>
+        <w:numPr>
+          <w:ilvl w:val="0"/>
+          <w:numId w:val="111"/>
+        </w:numPr>
+        <w:spacing w:after="40" w:before="0"/>
+      </w:pPr>
+      <w:r>
+        <w:t xml:space="preserve">« Mamela veloma </w:t>
+      </w:r>
+      <w:r>
+        <w:rPr>
+          <w:b/>
+          <w:i/>
+          <w:color w:val="F76995"/>
+        </w:rPr>
+        <w:t>ombieny ombieny</w:t>
+      </w:r>
+      <w:r>
+        <w:t xml:space="preserve"> » (Jean NARIVONY, *Takariva*) : roa teny.</w:t>
+      </w:r>
+    </w:p>
+    <w:p>
+      <w:pPr>
+        <w:spacing w:after="40" w:before="0"/>
+        <w:ind w:left="2160"/>
+      </w:pPr>
+    </w:p>
+    <w:p>
+      <w:pPr>
+        <w:keepNext/>
+        <w:numPr>
+          <w:ilvl w:val="0"/>
+          <w:numId w:val="107"/>
+        </w:numPr>
+        <w:spacing w:after="40" w:before="0"/>
+      </w:pPr>
+      <w:r>
+        <w:rPr>
+          <w:b/>
+          <w:color w:val="00B0F0"/>
+          <w:u w:val="single"/>
+        </w:rPr>
+        <w:t>Rakitra mifandray</w:t>
+      </w:r>
+    </w:p>
+    <w:p>
+      <w:pPr>
+        <w:spacing w:after="40" w:before="0"/>
+        <w:ind w:firstLine="360"/>
+      </w:pPr>
+      <w:r>
+        <w:rPr>
+          <w:color w:val="000000"/>
+        </w:rPr>
+        <w:t xml:space="preserve">Ao amin'ny </w:t>
+      </w:r>
+      <w:r>
+        <w:rPr>
+          <w:b/>
+          <w:i/>
+          <w:color w:val="F76995"/>
+        </w:rPr>
+        <w:t>fitsipiky ny teny</w:t>
+      </w:r>
+      <w:r>
+        <w:rPr>
+          <w:color w:val="000000"/>
+        </w:rPr>
+        <w:t xml:space="preserve"> dia misy mpamari-toetra voamboatra amin'ny alalan'ny </w:t>
+      </w:r>
+      <w:r>
+        <w:rPr>
+          <w:b/>
+          <w:i/>
+          <w:color w:val="F76995"/>
+        </w:rPr>
+        <w:t>tsofoka</w:t>
+      </w:r>
+      <w:r>
+        <w:rPr>
+          <w:color w:val="000000"/>
+        </w:rPr>
+        <w:t xml:space="preserve"> (*s-ol-anga*, *f-in-aritra*), ary hoy ny boky : « </w:t>
+      </w:r>
+      <w:r>
+        <w:rPr>
+          <w:b/>
+          <w:i/>
+          <w:color w:val="F76995"/>
+        </w:rPr>
+        <w:t>Ny tsofoka dia manamafy ny hevitry ny mpamari-toetra</w:t>
+      </w:r>
+      <w:r>
+        <w:rPr>
+          <w:color w:val="000000"/>
+        </w:rPr>
+        <w:t xml:space="preserve"> » (FRP, LFK 2b) → </w:t>
+      </w:r>
+      <w:r>
+        <w:rPr>
+          <w:b/>
+          <w:i/>
+          <w:color w:val="F76995"/>
+        </w:rPr>
+        <w:t>roa fomba</w:t>
+      </w:r>
+      <w:r>
+        <w:rPr>
+          <w:color w:val="000000"/>
+        </w:rPr>
+        <w:t xml:space="preserve"> hanaovana izany : ny </w:t>
+      </w:r>
+      <w:r>
+        <w:rPr>
+          <w:b/>
+          <w:i/>
+          <w:color w:val="F76995"/>
+        </w:rPr>
+        <w:t>tsofoka</w:t>
+      </w:r>
+      <w:r>
+        <w:rPr>
+          <w:color w:val="000000"/>
+        </w:rPr>
+        <w:t xml:space="preserve"> (ao anaty teny) sy ny </w:t>
+      </w:r>
+      <w:r>
+        <w:rPr>
+          <w:b/>
+          <w:i/>
+          <w:color w:val="F76995"/>
+        </w:rPr>
+        <w:t>verindroa</w:t>
+      </w:r>
+      <w:r>
+        <w:rPr>
+          <w:color w:val="000000"/>
+        </w:rPr>
+        <w:t xml:space="preserve"> (fiverenana).</w:t>
+      </w:r>
+    </w:p>
+    <w:p>
+      <w:pPr>
+        <w:spacing w:after="40" w:before="0"/>
+        <w:ind w:firstLine="360"/>
+      </w:pPr>
+      <w:r>
+        <w:rPr>
+          <w:color w:val="000000"/>
+        </w:rPr>
+        <w:t xml:space="preserve">Amin'ny </w:t>
+      </w:r>
+      <w:r>
+        <w:rPr>
+          <w:b/>
+          <w:i/>
+          <w:color w:val="F76995"/>
+        </w:rPr>
+        <w:t>Asa an-tsoratra</w:t>
+      </w:r>
+      <w:r>
+        <w:rPr>
+          <w:color w:val="000000"/>
+        </w:rPr>
+        <w:t xml:space="preserve"> dia atao hoe « </w:t>
+      </w:r>
+      <w:r>
+        <w:rPr>
+          <w:b/>
+          <w:i/>
+          <w:color w:val="F76995"/>
+        </w:rPr>
+        <w:t>Lahatsoratra manoritsoritra</w:t>
+      </w:r>
+      <w:r>
+        <w:rPr>
+          <w:color w:val="000000"/>
+        </w:rPr>
+        <w:t xml:space="preserve"> » : *soritra* → </w:t>
+      </w:r>
+      <w:r>
+        <w:rPr>
+          <w:b/>
+          <w:i/>
+          <w:color w:val="F76995"/>
+        </w:rPr>
+        <w:t>soritsoritra</w:t>
+      </w:r>
+      <w:r>
+        <w:rPr>
+          <w:color w:val="000000"/>
+        </w:rPr>
+        <w:t xml:space="preserve"> → </w:t>
+      </w:r>
+      <w:r>
+        <w:rPr>
+          <w:b/>
+          <w:i/>
+          <w:color w:val="F76995"/>
+        </w:rPr>
+        <w:t>manoritsoritra</w:t>
+      </w:r>
+      <w:r>
+        <w:rPr>
+          <w:color w:val="000000"/>
+        </w:rPr>
+        <w:t xml:space="preserve"> → verindroa koa ilay lohateny.</w:t>
+      </w:r>
+    </w:p>
+    <w:p>
+      <w:pPr>
+        <w:spacing w:after="0"/>
+      </w:pPr>
+      <w:r>
+        <w:br w:type="page"/>
+      </w:r>
+    </w:p>
+    <w:p>
+      <w:pPr>
+        <w:spacing w:after="80" w:before="0"/>
+      </w:pPr>
+      <w:r>
+        <w:rPr>
+          <w:b/>
+          <w:color w:val="000000"/>
+          <w:u w:val="single"/>
+        </w:rPr>
+        <w:t>FANAZARAN-TENA</w:t>
+      </w:r>
+    </w:p>
+    <w:p>
+      <w:pPr>
+        <w:keepNext/>
+        <w:numPr>
+          <w:ilvl w:val="0"/>
+          <w:numId w:val="112"/>
+        </w:numPr>
+        <w:spacing w:after="40" w:before="0"/>
+      </w:pPr>
+      <w:r>
+        <w:t>Ampifandraiso amin'ny alalan'ny tsilo : ny teny verindroa sy ny dikany.</w:t>
+      </w:r>
+    </w:p>
+    <w:tbl>
+      <w:tblPr>
+        <w:tblStyle w:val="TableGrid"/>
+        <w:tblW w:w="9866" w:type="dxa"/>
+        <w:jc w:val="center"/>
+        <w:tblLayout w:type="fixed"/>
+        <w:tblLook w:firstColumn="1" w:firstRow="1" w:lastColumn="0" w:lastRow="0" w:noHBand="0" w:noVBand="1" w:val="04A0"/>
+      </w:tblPr>
+      <w:tblGrid>
+        <w:gridCol w:w="4400"/>
+        <w:gridCol w:w="567"/>
+        <w:gridCol w:w="4899"/>
+      </w:tblGrid>
+      <w:tr>
+        <w:trPr>
+          <w:trHeight w:val="440" w:hRule="atLeast"/>
+        </w:trPr>
+        <w:tc>
+          <w:tcPr>
+            <w:tcW w:type="dxa" w:w="4400"/>
+          </w:tcPr>
+          <w:p>
+            <w:pPr>
+              <w:spacing w:after="0" w:before="0"/>
+            </w:pPr>
+            <w:r/>
+            <w:r>
+              <w:t>lavalava •</w:t>
+            </w:r>
+          </w:p>
+        </w:tc>
+        <w:tc>
+          <w:tcPr>
+            <w:tcW w:type="dxa" w:w="567"/>
+          </w:tcPr>
+          <w:p>
+            <w:pPr>
+              <w:spacing w:after="0" w:before="0"/>
+            </w:pPr>
+            <w:r/>
+            <w:r/>
+          </w:p>
+        </w:tc>
+        <w:tc>
+          <w:tcPr>
+            <w:tcW w:type="dxa" w:w="4899"/>
+          </w:tcPr>
+          <w:p>
+            <w:pPr>
+              <w:spacing w:after="0" w:before="0"/>
+            </w:pPr>
+            <w:r/>
+            <w:r>
+              <w:t>un peu loin</w:t>
+            </w:r>
+          </w:p>
+        </w:tc>
+      </w:tr>
+      <w:tr>
+        <w:trPr>
+          <w:trHeight w:val="440" w:hRule="atLeast"/>
+        </w:trPr>
+        <w:tc>
+          <w:tcPr>
+            <w:tcW w:type="dxa" w:w="4400"/>
+          </w:tcPr>
+          <w:p>
+            <w:pPr>
+              <w:spacing w:after="0" w:before="0"/>
+            </w:pPr>
+            <w:r/>
+            <w:r>
+              <w:t>menamena •</w:t>
+            </w:r>
+          </w:p>
+        </w:tc>
+        <w:tc>
+          <w:tcPr>
+            <w:tcW w:type="dxa" w:w="567"/>
+          </w:tcPr>
+          <w:p>
+            <w:pPr>
+              <w:spacing w:after="0" w:before="0"/>
+            </w:pPr>
+            <w:r/>
+            <w:r/>
+          </w:p>
+        </w:tc>
+        <w:tc>
+          <w:tcPr>
+            <w:tcW w:type="dxa" w:w="4899"/>
+          </w:tcPr>
+          <w:p>
+            <w:pPr>
+              <w:spacing w:after="0" w:before="0"/>
+            </w:pPr>
+            <w:r/>
+            <w:r>
+              <w:t>devoir, charge</w:t>
+            </w:r>
+          </w:p>
+        </w:tc>
+      </w:tr>
+      <w:tr>
+        <w:trPr>
+          <w:trHeight w:val="440" w:hRule="atLeast"/>
+        </w:trPr>
+        <w:tc>
+          <w:tcPr>
+            <w:tcW w:type="dxa" w:w="4400"/>
+          </w:tcPr>
+          <w:p>
+            <w:pPr>
+              <w:spacing w:after="0" w:before="0"/>
+            </w:pPr>
+            <w:r/>
+            <w:r>
+              <w:t>lavidavitra •</w:t>
+            </w:r>
+          </w:p>
+        </w:tc>
+        <w:tc>
+          <w:tcPr>
+            <w:tcW w:type="dxa" w:w="567"/>
+          </w:tcPr>
+          <w:p>
+            <w:pPr>
+              <w:spacing w:after="0" w:before="0"/>
+            </w:pPr>
+            <w:r/>
+            <w:r/>
+          </w:p>
+        </w:tc>
+        <w:tc>
+          <w:tcPr>
+            <w:tcW w:type="dxa" w:w="4899"/>
+          </w:tcPr>
+          <w:p>
+            <w:pPr>
+              <w:spacing w:after="0" w:before="0"/>
+            </w:pPr>
+            <w:r/>
+            <w:r>
+              <w:t>un peu long</w:t>
+            </w:r>
+          </w:p>
+        </w:tc>
+      </w:tr>
+      <w:tr>
+        <w:trPr>
+          <w:trHeight w:val="440" w:hRule="atLeast"/>
+        </w:trPr>
+        <w:tc>
+          <w:tcPr>
+            <w:tcW w:type="dxa" w:w="4400"/>
+          </w:tcPr>
+          <w:p>
+            <w:pPr>
+              <w:spacing w:after="0" w:before="0"/>
+            </w:pPr>
+            <w:r/>
+            <w:r>
+              <w:t>adidy •</w:t>
+            </w:r>
+          </w:p>
+        </w:tc>
+        <w:tc>
+          <w:tcPr>
+            <w:tcW w:type="dxa" w:w="567"/>
+          </w:tcPr>
+          <w:p>
+            <w:pPr>
+              <w:spacing w:after="0" w:before="0"/>
+            </w:pPr>
+            <w:r/>
+            <w:r/>
+          </w:p>
+        </w:tc>
+        <w:tc>
+          <w:tcPr>
+            <w:tcW w:type="dxa" w:w="4899"/>
+          </w:tcPr>
+          <w:p>
+            <w:pPr>
+              <w:spacing w:after="0" w:before="0"/>
+            </w:pPr>
+            <w:r/>
+            <w:r>
+              <w:t>rouge clair, rougeâtre</w:t>
+            </w:r>
+          </w:p>
+        </w:tc>
+      </w:tr>
+    </w:tbl>
+    <w:p>
+      <w:pPr>
+        <w:spacing w:after="40" w:before="0"/>
+      </w:pPr>
+    </w:p>
+    <w:p>
+      <w:pPr>
+        <w:keepNext/>
+        <w:numPr>
+          <w:ilvl w:val="0"/>
+          <w:numId w:val="112"/>
+        </w:numPr>
+        <w:spacing w:after="40" w:before="0"/>
+      </w:pPr>
+      <w:r>
+        <w:t>Fenoy ny teny mety (matevina / halemy / mafy / tapaka).</w:t>
+      </w:r>
+    </w:p>
+    <w:p>
+      <w:pPr>
+        <w:spacing w:after="40" w:before="0"/>
+        <w:ind w:firstLine="720"/>
+      </w:pPr>
+      <w:r>
+        <w:rPr>
+          <w:color w:val="000000"/>
+        </w:rPr>
+        <w:t>Naverina indroa ny lokon' ny trano ka ………………… tsara.  |  Vereno indroa io hosy io mba ………………… tsara.  |  Aleo atao verindroa io kofehy io mba ho ………………… .  |  Tady verindroa io ka tsy ………………… intsony.</w:t>
+      </w:r>
+    </w:p>
+    <w:p>
+      <w:pPr>
+        <w:spacing w:after="40" w:before="0"/>
+      </w:pPr>
+    </w:p>
+    <w:p>
+      <w:pPr>
+        <w:keepNext/>
+        <w:numPr>
+          <w:ilvl w:val="0"/>
+          <w:numId w:val="112"/>
+        </w:numPr>
+        <w:spacing w:after="40" w:before="0"/>
+      </w:pPr>
+      <w:r>
+        <w:t xml:space="preserve">Misafidy : lazao hoe </w:t>
+      </w:r>
+      <w:r>
+        <w:rPr>
+          <w:b/>
+          <w:i/>
+          <w:color w:val="F76995"/>
+        </w:rPr>
+        <w:t>R</w:t>
+      </w:r>
+      <w:r>
+        <w:t xml:space="preserve"> (roa teny voalaza indroa) na </w:t>
+      </w:r>
+      <w:r>
+        <w:rPr>
+          <w:b/>
+          <w:i/>
+          <w:color w:val="F76995"/>
+        </w:rPr>
+        <w:t>V</w:t>
+      </w:r>
+      <w:r>
+        <w:t xml:space="preserve"> (teny iray averina = verindroa).</w:t>
+        <w:br/>
+        <w:t>a) Nandeha nandeha izy.   b) Nandehandeha izy.   c) Menamena ny ravina.   d) « Mamela veloma ombieny ombieny. »</w:t>
+      </w:r>
+    </w:p>
+    <w:p>
+      <w:pPr>
+        <w:spacing w:after="40" w:before="0"/>
+      </w:pPr>
+    </w:p>
+    <w:p>
+      <w:pPr>
+        <w:keepNext/>
+        <w:numPr>
+          <w:ilvl w:val="0"/>
+          <w:numId w:val="112"/>
+        </w:numPr>
+        <w:spacing w:after="40" w:before="0"/>
+      </w:pPr>
+      <w:r>
+        <w:t xml:space="preserve">Mamorona fehezanteny roa : iray </w:t>
+      </w:r>
+      <w:r>
+        <w:rPr>
+          <w:b/>
+          <w:i/>
+          <w:color w:val="F76995"/>
+        </w:rPr>
+        <w:t>manalefaka</w:t>
+      </w:r>
+      <w:r>
+        <w:t xml:space="preserve"> hevitra, fa ny iray </w:t>
+      </w:r>
+      <w:r>
+        <w:rPr>
+          <w:b/>
+          <w:i/>
+          <w:color w:val="F76995"/>
+        </w:rPr>
+        <w:t>manamafy</w:t>
+      </w:r>
+      <w:r>
+        <w:t xml:space="preserve"> hevitra ; samy mampiasa teny verindroa.</w:t>
+      </w:r>
+    </w:p>
+    <w:p>
+      <w:pPr>
+        <w:spacing w:after="40" w:before="0"/>
+      </w:pPr>
+    </w:p>
+    <w:p>
+      <w:pPr>
+        <w:spacing w:after="80" w:before="0"/>
+      </w:pPr>
+      <w:r>
+        <w:rPr>
+          <w:b/>
+          <w:color w:val="FA6A97"/>
+          <w:u w:val="single"/>
+        </w:rPr>
+        <w:t>FANITSIANA</w:t>
+      </w:r>
+    </w:p>
+    <w:p>
+      <w:pPr>
+        <w:keepNext/>
+        <w:numPr>
+          <w:ilvl w:val="0"/>
+          <w:numId w:val="113"/>
+        </w:numPr>
+        <w:spacing w:after="40" w:before="0"/>
+      </w:pPr>
+      <w:r>
+        <w:t>Ampifandraiso amin'ny alalan'ny tsilo : ny teny verindroa sy ny dikany.</w:t>
+      </w:r>
+    </w:p>
+    <w:p>
+      <w:pPr>
+        <w:spacing w:after="80" w:before="0"/>
+        <w:jc w:val="center"/>
+      </w:pPr>
+      <w:drawing xmlns:a="http://schemas.openxmlformats.org/drawingml/2006/main" xmlns:pic="http://schemas.openxmlformats.org/drawingml/2006/picture">
+        <wp:inline distT="0" distB="0" distL="0" distR="0">
+          <wp:extent cx="6264910" cy="1117600"/>
+          <wp:effectExtent l="0" t="0" r="0" b="0"/>
+          <wp:docPr id="750554904" name="fanitsiana"/>
+          <wp:cNvGraphicFramePr>
+            <a:graphicFrameLocks noChangeAspect="1"/>
+          </wp:cNvGraphicFramePr>
+          <a:graphic>
+            <a:graphicData uri="http://schemas.openxmlformats.org/drawingml/2006/picture">
+              <pic:pic>
+                <pic:nvPicPr>
+                  <pic:cNvPr id="750554904" name="fanitsiana"/>
+                  <pic:cNvPicPr/>
+                </pic:nvPicPr>
+                <pic:blipFill>
+                  <a:blip r:embed="rId12">
+                    <a:extLst>
+                      <a:ext uri="{96DAC541-7B7A-43D3-8B79-37D633B846F1}">
+                        <asvg:svgBlip xmlns:asvg="http://schemas.microsoft.com/office/drawing/2016/SVG/main" r:embed="rId13"/>
+                      </a:ext>
+                    </a:extLst>
+                  </a:blip>
+                  <a:stretch>
+                    <a:fillRect/>
+                  </a:stretch>
+                </pic:blipFill>
+                <pic:spPr>
+                  <a:xfrm>
+                    <a:off x="0" y="0"/>
+                    <a:ext cx="6264910" cy="1117600"/>
+                  </a:xfrm>
+                  <a:prstGeom prst="rect">
+                    <a:avLst/>
+                  </a:prstGeom>
+                </pic:spPr>
+              </pic:pic>
+            </a:graphicData>
+          </a:graphic>
+        </wp:inline>
+      </w:drawing>
+    </w:p>
+    <w:p>
+      <w:pPr>
+        <w:spacing w:after="40" w:before="0"/>
+      </w:pPr>
+    </w:p>
+    <w:p>
+      <w:pPr>
+        <w:keepNext/>
+        <w:numPr>
+          <w:ilvl w:val="0"/>
+          <w:numId w:val="113"/>
+        </w:numPr>
+        <w:spacing w:after="40" w:before="0"/>
+      </w:pPr>
+      <w:r>
+        <w:t>Fenoy ny teny mety (matevina / halemy / mafy / tapaka).</w:t>
+      </w:r>
+    </w:p>
+    <w:p>
+      <w:pPr>
+        <w:spacing w:after="40" w:before="0"/>
+        <w:ind w:firstLine="720"/>
+      </w:pPr>
+      <w:r>
+        <w:rPr>
+          <w:color w:val="000000"/>
+        </w:rPr>
+        <w:t xml:space="preserve">Naverina indroa ny lokon' ny trano ka </w:t>
+      </w:r>
+      <w:r>
+        <w:rPr>
+          <w:i/>
+          <w:color w:val="FF00FF"/>
+        </w:rPr>
+        <w:t>matevina</w:t>
+      </w:r>
+      <w:r>
+        <w:rPr>
+          <w:color w:val="000000"/>
+        </w:rPr>
+        <w:t xml:space="preserve"> tsara.  |  Vereno indroa io hosy io mba </w:t>
+      </w:r>
+      <w:r>
+        <w:rPr>
+          <w:i/>
+          <w:color w:val="FF00FF"/>
+        </w:rPr>
+        <w:t>halemy</w:t>
+      </w:r>
+      <w:r>
+        <w:rPr>
+          <w:color w:val="000000"/>
+        </w:rPr>
+        <w:t xml:space="preserve"> tsara.  |  Aleo atao verindroa io kofehy io mba ho </w:t>
+      </w:r>
+      <w:r>
+        <w:rPr>
+          <w:i/>
+          <w:color w:val="FF00FF"/>
+        </w:rPr>
+        <w:t>mafy</w:t>
+      </w:r>
+      <w:r>
+        <w:rPr>
+          <w:color w:val="000000"/>
+        </w:rPr>
+        <w:t xml:space="preserve"> .  |  Tady verindroa io ka tsy </w:t>
+      </w:r>
+      <w:r>
+        <w:rPr>
+          <w:i/>
+          <w:color w:val="FF00FF"/>
+        </w:rPr>
+        <w:t>tapaka</w:t>
+      </w:r>
+      <w:r>
+        <w:rPr>
+          <w:color w:val="000000"/>
+        </w:rPr>
+        <w:t xml:space="preserve"> intsony.</w:t>
+      </w:r>
+    </w:p>
+    <w:p>
+      <w:pPr>
+        <w:spacing w:after="40" w:before="0"/>
+      </w:pPr>
+    </w:p>
+    <w:p>
+      <w:pPr>
+        <w:keepNext/>
+        <w:numPr>
+          <w:ilvl w:val="0"/>
+          <w:numId w:val="113"/>
+        </w:numPr>
+        <w:spacing w:after="40" w:before="0"/>
+      </w:pPr>
+      <w:r>
+        <w:t xml:space="preserve">Misafidy : lazao hoe </w:t>
+      </w:r>
+      <w:r>
+        <w:rPr>
+          <w:b/>
+          <w:i/>
+          <w:color w:val="F76995"/>
+        </w:rPr>
+        <w:t>R</w:t>
+      </w:r>
+      <w:r>
+        <w:t xml:space="preserve"> (roa teny voalaza indroa) na </w:t>
+      </w:r>
+      <w:r>
+        <w:rPr>
+          <w:b/>
+          <w:i/>
+          <w:color w:val="F76995"/>
+        </w:rPr>
+        <w:t>V</w:t>
+      </w:r>
+      <w:r>
+        <w:t xml:space="preserve"> (teny iray averina = verindroa).</w:t>
+        <w:br/>
+        <w:t>a) Nandeha nandeha izy.   b) Nandehandeha izy.   c) Menamena ny ravina.   d) « Mamela veloma ombieny ombieny. »</w:t>
+      </w:r>
+    </w:p>
+    <w:p>
+      <w:pPr>
+        <w:spacing w:after="40" w:before="0"/>
+      </w:pPr>
+      <w:r>
+        <w:rPr>
+          <w:b/>
+          <w:i/>
+          <w:color w:val="F76995"/>
+        </w:rPr>
+        <w:t>R</w:t>
+      </w:r>
+      <w:r>
+        <w:rPr>
+          <w:i/>
+          <w:color w:val="FF00FF"/>
+        </w:rPr>
+        <w:t xml:space="preserve"> : a) Nandeha nandeha izy.   d) « Mamela veloma ombieny ombieny. » — </w:t>
+      </w:r>
+      <w:r>
+        <w:rPr>
+          <w:b/>
+          <w:i/>
+          <w:color w:val="F76995"/>
+        </w:rPr>
+        <w:t>V</w:t>
+      </w:r>
+      <w:r>
+        <w:rPr>
+          <w:i/>
+          <w:color w:val="FF00FF"/>
+        </w:rPr>
+        <w:t xml:space="preserve"> : b) Nandehandeha izy.   c) Menamena ny ravina.</w:t>
+      </w:r>
+    </w:p>
+    <w:p>
+      <w:pPr>
+        <w:spacing w:after="40" w:before="0"/>
+      </w:pPr>
+      <w:r>
+        <w:rPr>
+          <w:i/>
+          <w:color w:val="FF00FF"/>
+        </w:rPr>
+        <w:t xml:space="preserve">Ny zava-dehibe : </w:t>
+      </w:r>
+      <w:r>
+        <w:rPr>
+          <w:b/>
+          <w:i/>
+          <w:color w:val="F76995"/>
+        </w:rPr>
+        <w:t>teny iray</w:t>
+      </w:r>
+      <w:r>
+        <w:rPr>
+          <w:i/>
+          <w:color w:val="FF00FF"/>
+        </w:rPr>
+        <w:t xml:space="preserve"> (fototeny) averina indroa no atao hoe verindroa ; mety </w:t>
+      </w:r>
+      <w:r>
+        <w:rPr>
+          <w:b/>
+          <w:i/>
+          <w:color w:val="F76995"/>
+        </w:rPr>
+        <w:t>manalefaka</w:t>
+      </w:r>
+      <w:r>
+        <w:rPr>
+          <w:i/>
+          <w:color w:val="FF00FF"/>
+        </w:rPr>
+        <w:t xml:space="preserve"> (*halemy*, *manify*) na </w:t>
+      </w:r>
+      <w:r>
+        <w:rPr>
+          <w:b/>
+          <w:i/>
+          <w:color w:val="F76995"/>
+        </w:rPr>
+        <w:t>manamafy</w:t>
+      </w:r>
+      <w:r>
+        <w:rPr>
+          <w:i/>
+          <w:color w:val="FF00FF"/>
+        </w:rPr>
+        <w:t xml:space="preserve"> (*ho mafy*, *tsy tapaka*, *matevina*) ny hevitry ny teny fototra, araka ny dikan'ny fototeny sy ny toe-javatra ao anaty fehezanteny.</w:t>
+      </w:r>
+    </w:p>
+    <w:p>
+      <w:pPr>
+        <w:spacing w:after="40" w:before="0"/>
+      </w:pPr>
+    </w:p>
+    <w:p>
+      <w:pPr>
+        <w:keepNext/>
+        <w:numPr>
+          <w:ilvl w:val="0"/>
+          <w:numId w:val="113"/>
+        </w:numPr>
+        <w:spacing w:after="40" w:before="0"/>
+      </w:pPr>
+      <w:r>
+        <w:t xml:space="preserve">Mamorona fehezanteny roa : iray </w:t>
+      </w:r>
+      <w:r>
+        <w:rPr>
+          <w:b/>
+          <w:i/>
+          <w:color w:val="F76995"/>
+        </w:rPr>
+        <w:t>manalefaka</w:t>
+      </w:r>
+      <w:r>
+        <w:t xml:space="preserve"> hevitra, fa ny iray </w:t>
+      </w:r>
+      <w:r>
+        <w:rPr>
+          <w:b/>
+          <w:i/>
+          <w:color w:val="F76995"/>
+        </w:rPr>
+        <w:t>manamafy</w:t>
+      </w:r>
+      <w:r>
+        <w:t xml:space="preserve"> hevitra ; samy mampiasa teny verindroa.</w:t>
+      </w:r>
+    </w:p>
+    <w:p>
+      <w:pPr>
+        <w:spacing w:after="40" w:before="0"/>
+      </w:pPr>
+      <w:r>
+        <w:rPr>
+          <w:i/>
+          <w:color w:val="FF00FF"/>
+        </w:rPr>
+        <w:t>Tsindry : *matevina* = (loko) matroka, tena ; *halemy* = malemy, tsy mafy intsony ; *adidy* = « asa na andraikitra tsy maintsy ataon' ny tsirairay ».</w:t>
+      </w:r>
+    </w:p>
+    <w:p>
+      <w:pPr>
+        <w:spacing w:after="40" w:before="0"/>
+      </w:pPr>
+    </w:p>
+    <w:p>
+      <w:pPr>
+        <w:spacing w:after="0"/>
+      </w:pPr>
+      <w:r>
+        <w:br w:type="page"/>
+      </w:r>
+    </w:p>
+    <w:p>
+      <w:pPr>
+        <w:spacing w:after="80" w:before="0"/>
+      </w:pPr>
+      <w:r>
+        <w:rPr>
+          <w:b/>
+          <w:u w:val="single"/>
+        </w:rPr>
+        <w:t>LOHARANON-KEVITRA</w:t>
+      </w:r>
+    </w:p>
+    <w:p>
+      <w:pPr>
+        <w:spacing w:after="40" w:before="0"/>
+      </w:pPr>
+      <w:r>
+        <w:t xml:space="preserve">- FRP T6 — « FASCICULE DE RESSOURCES PÉDAGOGIQUES », taranja Malagasy, </w:t>
+      </w:r>
+      <w:r>
+        <w:rPr>
+          <w:b/>
+          <w:i/>
+          <w:color w:val="F76995"/>
+        </w:rPr>
+        <w:t>ÉDITION OCTOBRE 2026</w:t>
+      </w:r>
+      <w:r>
+        <w:t>, Minisiteran'ny Fanabeazam-pirenena : plateforme.education.mg → /bibliotheque-numerique/theme/biblio/pix/frp/college/FRP_T6/FRP_MLG_T6.pdf — LFK 1d « TSIPELINA / Tanjon'ny fampiasana teny verindroa » (Manalefaka hevitra · Manamafy hevitra ary ireo ohatra roa) ; LFK 2c « Mpamaritr'isa » (« Tsy azo atao verindroa raha tsy asiana tsi- na ki- eo alohany ») ; LFK 2b « Mpamari-toetra » (2.1 : lavalava, menamena, lavidavitra ; 2.2 : « Ny tsofoka dia manamafy ny hevitry ny mpamari-toetra »).</w:t>
+      </w:r>
+    </w:p>
+    <w:p>
+      <w:pPr>
+        <w:spacing w:after="40" w:before="0"/>
+      </w:pPr>
+      <w:r>
+        <w:t>- FRP 6ème Malagasy (93 pejy), p.75 : mitovy teny-teny ny LFK 1d → fanamafiana fa tsy niova ny votoaty eo anelanelan'ny dikan-teny roa.</w:t>
+      </w:r>
+    </w:p>
+    <w:p>
+      <w:pPr>
+        <w:spacing w:after="40" w:before="0"/>
+      </w:pPr>
+      <w:r>
+        <w:t>- RASOLOFOSON, Tovonjanahary Jorosoa, *Ny endriky ny matoanteny verindroa amin'ny teny malagasy*, Voka-pikarohana ahazoana ny mari-pahaizana Maîtrise ès-lettres, Oniversiten'Antananarivo — Sampana Teny sy Lahabolana ary Riba Malagasy (STe.La.Ri.M.), notarihin-dRALALAOHERIVONY Baholisoa Simone, Professeur titulaire, soutenance 10 novambra 2014, 188 p. : §1.1 (famaritana hoe « verina + roa ») ; §1.1.1 (ny tady, ny zaitra, ny loko, ny hosy) ; §1.1.1.1 (fototeny ihany) ; §1.1.1.2 (fanamafisan-kevitra / fanalefahan-kevitra / manova hevitra) ; §1.1.3 (karazana telo : am-panovonana, am-panovanana, am-panatsofohana) ; TOVANA II « lisitry ny verindroa ara-boambolana » (and. 324 *lavalava*, 331 *lehalehy / mandehandeha*, 488 *roaroa / mandroaroa*, 586 *sitatsitaka*, 587 *sitritsitrika*, 604 *soritsoritra / manoritsoritra*). Version en ligne : fr.scribd.com/document/779789422/rasolofosonTovonjanaharyJ-MG-M1-14 (copie officielle : biblio.univ-antananarivo.mg/pdfs/rasolofosonTovonjanaharyJ_MG_M1_14 .pdf).</w:t>
+      </w:r>
+    </w:p>
+    <w:p>
+      <w:pPr>
+        <w:spacing w:after="40" w:before="0"/>
+      </w:pPr>
+      <w:r>
+        <w:t>- RAJAONA, Siméon, *Problème de morphologie malgache* (1977) sy *Hiratra n°4 : Le redoublement par suffixation en Malgache* (1982) — voalaza ao amin'ny mémoire 2014.</w:t>
+      </w:r>
+    </w:p>
+    <w:p>
+      <w:pPr>
+        <w:spacing w:after="40" w:before="0"/>
+      </w:pPr>
+      <w:r>
+        <w:t>- PE T6, PROGRAMME D'ETUDES — taranja Malagasy, p.21-22 « FIASAN'NY TENY - Tsipelina » (Voka-pianarana manokana ; Sahanasa ; Fitaovana ; Tombana ; Faharetany : ora 12) ; p.15 « FAFAN'NY VOTOATINY : Tsipelina : Teny verindroa · Fanakambanan-teny ».</w:t>
+      </w:r>
+    </w:p>
+    <w:p>
+      <w:pPr>
+        <w:spacing w:after="40" w:before="0"/>
+      </w:pPr>
+      <w:r>
+        <w:t>- RAPE T6, édisiona septambra 2026, plateforme.education.mg → /theme/biblio/pix/pdf/RAPE_T6.pdf, taranja Malagasy p.6-7 : herinandro 1→7 = TsiPELINA (« Teny verindroa · Fanakambanan-teny ») ; 4 ora/kerinandro ; « Tsy ahitana daty na vanim-potoana mamaritra ny tetiandrom-pampianarana » ; « Fanaambanan-teny » = coquille.</w:t>
+      </w:r>
+    </w:p>
+    <w:p>
+      <w:pPr>
+        <w:spacing w:after="40" w:before="0"/>
+      </w:pPr>
+      <w:r>
+        <w:t>- Jean NARIVONY, *Takariva* (« Mamela veloma ombieny ombieny ») — santionany ao amin'ny FRP T6 éd. 2026 (tononkalo) ; rakitra : vetso.serasera.org.</w:t>
+      </w:r>
+    </w:p>
+    <w:p>
+      <w:pPr>
+        <w:spacing w:after="40" w:before="0"/>
+      </w:pPr>
+      <w:r>
+        <w:t>- Malagasy Dictionary and Encyclopedia (David Stark) sy Rakibolana : *lava / lavalava* — https://malagasyword.org/bins/teny2/lavalava ; *menamena* (« rouge clair, rougeâtre », racine *mena*) — /teny2/menamena ; *lavidavitra* (« (duplicatif) / un peu loin », racine *lavitra*) — /teny2/lavidavitra ; *siroa / tsiroa* — /teny2/tsiroa ; *adidy* (« asa na andraikitra tsy maintsy ataon' ny tsirairay », ohatra amin'ny §1.1.3.2 an'ny mémoire) — https://rakibolana.org/rakibolana/teny/adidy.</w:t>
       </w:r>
     </w:p>
     <w:sectPr>
@@ -2908,6 +6080,46 @@
           <w:sz w:val="18"/>
         </w:rPr>
         <w:t xml:space="preserve"> FRP 6ème, p.74 (LFK 1b : Lesona, « TSIPELINA / Teny roa avahan' ny tendro ») : ireo dikany sy ohatra ireo, voasoro teny-teny.</w:t>
+      </w:r>
+    </w:p>
+  </w:footnote>
+  <w:footnote w:id="1007">
+    <w:p>
+      <w:pPr>
+        <w:spacing w:after="0" w:line="240" w:lineRule="auto"/>
+      </w:pPr>
+      <w:r>
+        <w:rPr>
+          <w:vertAlign w:val="superscript"/>
+          <w:sz w:val="18"/>
+        </w:rPr>
+        <w:footnoteRef/>
+      </w:r>
+      <w:r>
+        <w:rPr>
+          <w:sz w:val="18"/>
+        </w:rPr>
+        <w:t xml:space="preserve"> Voka-pianarana manokana (PE T6, p.21)</w:t>
+      </w:r>
+    </w:p>
+  </w:footnote>
+  <w:footnote w:id="1008">
+    <w:p>
+      <w:pPr>
+        <w:spacing w:after="0" w:line="240" w:lineRule="auto"/>
+      </w:pPr>
+      <w:r>
+        <w:rPr>
+          <w:vertAlign w:val="superscript"/>
+          <w:sz w:val="18"/>
+        </w:rPr>
+        <w:footnoteRef/>
+      </w:r>
+      <w:r>
+        <w:rPr>
+          <w:sz w:val="18"/>
+        </w:rPr>
+        <w:t xml:space="preserve"> Ho an'ny mpampianatra : « *Amin'ny teny malagasy dia tsy mahakasika ny tsirinteny ny fitsipika fa ny fototeny ihany no azo atao verindroa, amin'ny endriny feno na tsia* » (RASOLOFOSON T. J., mémoire Oniversiten'Antananarivo, 2014, §1.1.1.1). Izy ihany no manampy fa « *ataon'ny mpiteny ankehitriny verindroa anefa ny sampanteny* ». Ny karazana telo araka ny endrika (§1.1.3) dia : **am-panovonana** (*telo → tetelo*, *loha → loloha*, *boka → boboka*), **am-panovanana** (*ady → adidy*, *kibo → kibobo*, *fohy → fohiky* = fitenim-paritra Tsimihety), **am-panatsofohana / an-tsofoka** (*vanàka → vananàka*, *sanàka → sananàka*). Ary mety **manova hevitra** tanteraka ny verindroa, fa tsy manamafy / manalefaka ihany (§1.1.1.2). Loharano : RAJAONA Siméon, *Problème de morphologie malgache* (1977) sy *Hiratra n°4 : Le redoublement par suffixation en Malgache* (1982).</w:t>
       </w:r>
     </w:p>
   </w:footnote>
@@ -3164,6 +6376,83 @@
       <w:ind w:left="360" w:hanging="360"/>
     </w:lvl>
   </w:abstractNum>
+  <w:abstractNum w:abstractNumId="107">
+    <w:multiLevelType w:val="singleLevel"/>
+    <w:lvl w:ilvl="0">
+      <w:start w:val="1"/>
+      <w:numFmt w:val="decimal"/>
+      <w:lvlText w:val="%1."/>
+      <w:suff w:val="space"/>
+      <w:lvlJc w:val="left"/>
+      <w:ind w:left="360" w:hanging="360"/>
+    </w:lvl>
+  </w:abstractNum>
+  <w:abstractNum w:abstractNumId="108">
+    <w:multiLevelType w:val="singleLevel"/>
+    <w:lvl w:ilvl="0">
+      <w:start w:val="1"/>
+      <w:numFmt w:val="decimal"/>
+      <w:lvlText w:val="%1."/>
+      <w:suff w:val="space"/>
+      <w:lvlJc w:val="left"/>
+      <w:ind w:left="1080" w:hanging="360"/>
+    </w:lvl>
+  </w:abstractNum>
+  <w:abstractNum w:abstractNumId="109">
+    <w:multiLevelType w:val="singleLevel"/>
+    <w:lvl w:ilvl="0">
+      <w:start w:val="1"/>
+      <w:numFmt w:val="decimal"/>
+      <w:lvlText w:val="%1."/>
+      <w:suff w:val="space"/>
+      <w:lvlJc w:val="left"/>
+      <w:ind w:left="1080" w:hanging="360"/>
+    </w:lvl>
+  </w:abstractNum>
+  <w:abstractNum w:abstractNumId="110">
+    <w:multiLevelType w:val="singleLevel"/>
+    <w:lvl w:ilvl="0">
+      <w:start w:val="1"/>
+      <w:numFmt w:val="decimal"/>
+      <w:lvlText w:val="%1."/>
+      <w:suff w:val="space"/>
+      <w:lvlJc w:val="left"/>
+      <w:ind w:left="1080" w:hanging="360"/>
+    </w:lvl>
+  </w:abstractNum>
+  <w:abstractNum w:abstractNumId="111">
+    <w:multiLevelType w:val="singleLevel"/>
+    <w:lvl w:ilvl="0">
+      <w:start w:val="1"/>
+      <w:numFmt w:val="decimal"/>
+      <w:lvlText w:val="%1."/>
+      <w:suff w:val="space"/>
+      <w:lvlJc w:val="left"/>
+      <w:ind w:left="1080" w:hanging="360"/>
+    </w:lvl>
+  </w:abstractNum>
+  <w:abstractNum w:abstractNumId="112">
+    <w:multiLevelType w:val="singleLevel"/>
+    <w:lvl w:ilvl="0">
+      <w:start w:val="1"/>
+      <w:numFmt w:val="decimal"/>
+      <w:lvlText w:val="%1."/>
+      <w:suff w:val="space"/>
+      <w:lvlJc w:val="left"/>
+      <w:ind w:left="360" w:hanging="360"/>
+    </w:lvl>
+  </w:abstractNum>
+  <w:abstractNum w:abstractNumId="113">
+    <w:multiLevelType w:val="singleLevel"/>
+    <w:lvl w:ilvl="0">
+      <w:start w:val="1"/>
+      <w:numFmt w:val="decimal"/>
+      <w:lvlText w:val="%1."/>
+      <w:suff w:val="space"/>
+      <w:lvlJc w:val="left"/>
+      <w:ind w:left="360" w:hanging="360"/>
+    </w:lvl>
+  </w:abstractNum>
   <w:num w:numId="1">
     <w:abstractNumId w:val="8"/>
   </w:num>
@@ -3211,6 +6500,27 @@
   </w:num>
   <w:num w:numId="106">
     <w:abstractNumId w:val="106"/>
+  </w:num>
+  <w:num w:numId="107">
+    <w:abstractNumId w:val="107"/>
+  </w:num>
+  <w:num w:numId="108">
+    <w:abstractNumId w:val="108"/>
+  </w:num>
+  <w:num w:numId="109">
+    <w:abstractNumId w:val="109"/>
+  </w:num>
+  <w:num w:numId="110">
+    <w:abstractNumId w:val="110"/>
+  </w:num>
+  <w:num w:numId="111">
+    <w:abstractNumId w:val="111"/>
+  </w:num>
+  <w:num w:numId="112">
+    <w:abstractNumId w:val="112"/>
+  </w:num>
+  <w:num w:numId="113">
+    <w:abstractNumId w:val="113"/>
   </w:num>
 </w:numbering>
 </file>

--- a/manuel-malagasy-t6/output/Malagasy_T6_J-Learn.docx
+++ b/manuel-malagasy-t6/output/Malagasy_T6_J-Learn.docx
@@ -5937,6 +5937,3265 @@
         <w:t>- Malagasy Dictionary and Encyclopedia (David Stark) sy Rakibolana : *lava / lavalava* — https://malagasyword.org/bins/teny2/lavalava ; *menamena* (« rouge clair, rougeâtre », racine *mena*) — /teny2/menamena ; *lavidavitra* (« (duplicatif) / un peu loin », racine *lavitra*) — /teny2/lavidavitra ; *siroa / tsiroa* — /teny2/tsiroa ; *adidy* (« asa na andraikitra tsy maintsy ataon' ny tsirairay », ohatra amin'ny §1.1.3.2 an'ny mémoire) — https://rakibolana.org/rakibolana/teny/adidy.</w:t>
       </w:r>
     </w:p>
+    <w:p>
+      <w:pPr>
+        <w:spacing w:after="0"/>
+      </w:pPr>
+      <w:r>
+        <w:br w:type="page"/>
+      </w:r>
+    </w:p>
+    <w:p>
+      <w:pPr>
+        <w:spacing w:after="0" w:before="0"/>
+        <w:jc w:val="center"/>
+      </w:pPr>
+    </w:p>
+    <w:p>
+      <w:pPr>
+        <w:spacing w:after="0" w:before="0"/>
+        <w:jc w:val="center"/>
+      </w:pPr>
+    </w:p>
+    <w:p>
+      <w:pPr>
+        <w:spacing w:after="0" w:before="0"/>
+        <w:jc w:val="center"/>
+      </w:pPr>
+    </w:p>
+    <w:p>
+      <w:pPr>
+        <w:spacing w:after="0" w:before="0"/>
+        <w:jc w:val="center"/>
+      </w:pPr>
+    </w:p>
+    <w:p>
+      <w:pPr>
+        <w:spacing w:after="260" w:before="0"/>
+        <w:jc w:val="center"/>
+      </w:pPr>
+      <w:r>
+        <w:rPr>
+          <w:color w:val="E36C0A"/>
+          <w:sz w:val="180"/>
+        </w:rPr>
+        <w:t>Tsipelina</w:t>
+      </w:r>
+    </w:p>
+    <w:p>
+      <w:pPr>
+        <w:spacing w:after="0" w:before="0"/>
+      </w:pPr>
+    </w:p>
+    <w:p>
+      <w:pPr>
+        <w:spacing w:after="120" w:before="0"/>
+        <w:jc w:val="center"/>
+      </w:pPr>
+      <w:r>
+        <w:rPr>
+          <w:b/>
+          <w:color w:val="000000"/>
+        </w:rPr>
+        <w:t>TAKELA-PANOMANAN-DESONA</w:t>
+      </w:r>
+    </w:p>
+    <w:tbl>
+      <w:tblPr>
+        <w:jc w:val="center"/>
+        <w:tblLook w:firstColumn="1" w:firstRow="1" w:lastColumn="0" w:lastRow="0" w:noHBand="0" w:noVBand="1" w:val="04A0"/>
+      </w:tblPr>
+      <w:tblGrid>
+        <w:gridCol w:w="6576"/>
+        <w:gridCol w:w="3175"/>
+      </w:tblGrid>
+      <w:tr>
+        <w:tc>
+          <w:tcPr>
+            <w:tcW w:type="dxa" w:w="6576"/>
+          </w:tcPr>
+          <w:p>
+            <w:pPr>
+              <w:spacing w:after="40" w:before="0"/>
+            </w:pPr>
+            <w:r/>
+            <w:r>
+              <w:t>Taranja : Malagasy</w:t>
+            </w:r>
+          </w:p>
+        </w:tc>
+        <w:tc>
+          <w:tcPr>
+            <w:tcW w:type="dxa" w:w="3175"/>
+          </w:tcPr>
+          <w:p>
+            <w:pPr>
+              <w:spacing w:after="40" w:before="0"/>
+            </w:pPr>
+            <w:r/>
+            <w:r>
+              <w:t>Daty : __________</w:t>
+            </w:r>
+          </w:p>
+        </w:tc>
+      </w:tr>
+      <w:tr>
+        <w:tc>
+          <w:tcPr>
+            <w:tcW w:type="dxa" w:w="6576"/>
+          </w:tcPr>
+          <w:p>
+            <w:pPr>
+              <w:spacing w:after="40" w:before="0"/>
+            </w:pPr>
+            <w:r/>
+            <w:r>
+              <w:t>Zana-taranja : Fiasan'ny teny · Tsipelina</w:t>
+            </w:r>
+          </w:p>
+        </w:tc>
+        <w:tc>
+          <w:tcPr>
+            <w:tcW w:type="dxa" w:w="3175"/>
+          </w:tcPr>
+          <w:p>
+            <w:pPr>
+              <w:spacing w:after="40" w:before="0"/>
+            </w:pPr>
+            <w:r/>
+            <w:r>
+              <w:t>Kilasy : T6</w:t>
+            </w:r>
+          </w:p>
+        </w:tc>
+      </w:tr>
+      <w:tr>
+        <w:tc>
+          <w:tcPr>
+            <w:tcW w:type="dxa" w:w="6576"/>
+          </w:tcPr>
+          <w:p>
+            <w:pPr>
+              <w:spacing w:after="40" w:before="0"/>
+            </w:pPr>
+            <w:r/>
+            <w:r>
+              <w:t>Lohahevitra : FIASAN'NY TENY - Tsipelina (RAPE T6 herin. 1-7 · FRP LFK 1e)</w:t>
+            </w:r>
+          </w:p>
+        </w:tc>
+        <w:tc>
+          <w:tcPr>
+            <w:tcW w:type="dxa" w:w="3175"/>
+          </w:tcPr>
+          <w:p>
+            <w:pPr>
+              <w:spacing w:after="40" w:before="0"/>
+            </w:pPr>
+            <w:r/>
+            <w:r>
+              <w:t>Seho n° : 4</w:t>
+            </w:r>
+          </w:p>
+        </w:tc>
+      </w:tr>
+      <w:tr>
+        <w:tc>
+          <w:tcPr>
+            <w:tcW w:type="dxa" w:w="6576"/>
+          </w:tcPr>
+          <w:p>
+            <w:pPr>
+              <w:spacing w:after="40" w:before="0"/>
+            </w:pPr>
+            <w:r/>
+            <w:r>
+              <w:t>Lohateny : Fepetra amin'ny fanakambanan-teny</w:t>
+            </w:r>
+          </w:p>
+        </w:tc>
+        <w:tc>
+          <w:tcPr>
+            <w:tcW w:type="dxa" w:w="3175"/>
+          </w:tcPr>
+          <w:p>
+            <w:pPr>
+              <w:spacing w:after="40" w:before="0"/>
+            </w:pPr>
+            <w:r/>
+            <w:r>
+              <w:t>Isan'ny seho : 2</w:t>
+            </w:r>
+          </w:p>
+        </w:tc>
+      </w:tr>
+      <w:tr>
+        <w:tc>
+          <w:tcPr>
+            <w:tcW w:type="dxa" w:w="6576"/>
+          </w:tcPr>
+          <w:p>
+            <w:pPr>
+              <w:spacing w:after="40" w:before="0"/>
+            </w:pPr>
+            <w:r/>
+            <w:r>
+              <w:t>V. P. M: Mifehy ny fitsipi-panoratana ny teny malagasy</w:t>
+            </w:r>
+            <w:r>
+              <w:rPr>
+                <w:vertAlign w:val="superscript"/>
+              </w:rPr>
+              <w:footnoteReference w:id="1009"/>
+            </w:r>
+          </w:p>
+          <w:p>
+            <w:pPr>
+              <w:spacing w:after="40" w:before="0"/>
+            </w:pPr>
+            <w:r>
+              <w:t>Fitaovana: Ampahan-dahatsoratra novakina na nohenoina</w:t>
+            </w:r>
+          </w:p>
+        </w:tc>
+        <w:tc>
+          <w:tcPr>
+            <w:tcW w:type="dxa" w:w="3175"/>
+          </w:tcPr>
+          <w:p>
+            <w:pPr>
+              <w:spacing w:after="40" w:before="0"/>
+            </w:pPr>
+            <w:r/>
+            <w:r>
+              <w:t>Faharetany :ora 12</w:t>
+            </w:r>
+          </w:p>
+        </w:tc>
+      </w:tr>
+      <w:tr>
+        <w:tc>
+          <w:tcPr>
+            <w:tcW w:type="dxa" w:w="6576"/>
+          </w:tcPr>
+          <w:p>
+            <w:pPr>
+              <w:spacing w:after="40" w:before="0"/>
+            </w:pPr>
+            <w:r/>
+            <w:r>
+              <w:t>Fanovozan-kevitra : FRP T6 éd. oct. 2026 (LFK 1e sy 2c) · RAPE T6 sept. 2026, herinandro 1→7 · PE T6 p.21-22</w:t>
+            </w:r>
+          </w:p>
+        </w:tc>
+        <w:tc>
+          <w:tcPr>
+            <w:tcW w:type="dxa" w:w="3175"/>
+          </w:tcPr>
+          <w:p>
+            <w:pPr>
+              <w:spacing w:after="40" w:before="0"/>
+            </w:pPr>
+            <w:r/>
+            <w:r/>
+          </w:p>
+        </w:tc>
+      </w:tr>
+    </w:tbl>
+    <w:tbl>
+      <w:tblPr>
+        <w:tblStyle w:val="TableGrid"/>
+        <w:tblW w:w="11069" w:type="dxa"/>
+        <w:jc w:val="center"/>
+        <w:tblLayout w:type="fixed"/>
+        <w:tblLook w:firstColumn="1" w:firstRow="1" w:lastColumn="0" w:lastRow="0" w:noHBand="0" w:noVBand="1" w:val="04A0"/>
+      </w:tblPr>
+      <w:tblGrid>
+        <w:gridCol w:w="1634"/>
+        <w:gridCol w:w="3744"/>
+        <w:gridCol w:w="1559"/>
+        <w:gridCol w:w="1194"/>
+        <w:gridCol w:w="1328"/>
+        <w:gridCol w:w="1610"/>
+      </w:tblGrid>
+      <w:tr>
+        <w:tc>
+          <w:tcPr>
+            <w:tcW w:type="dxa" w:w="1634"/>
+            <w:vMerge w:val="restart"/>
+          </w:tcPr>
+          <w:p>
+            <w:pPr>
+              <w:spacing w:after="40" w:before="0"/>
+            </w:pPr>
+            <w:r/>
+            <w:r>
+              <w:rPr>
+                <w:b/>
+              </w:rPr>
+              <w:t>Dingana sy Faharetany</w:t>
+            </w:r>
+          </w:p>
+        </w:tc>
+        <w:tc>
+          <w:tcPr>
+            <w:tcW w:type="dxa" w:w="5303"/>
+            <w:gridSpan w:val="2"/>
+          </w:tcPr>
+          <w:p>
+            <w:pPr>
+              <w:spacing w:after="40" w:before="0"/>
+            </w:pPr>
+            <w:r/>
+            <w:r>
+              <w:rPr>
+                <w:b/>
+              </w:rPr>
+              <w:t>Fizotry ny Lesona</w:t>
+            </w:r>
+          </w:p>
+        </w:tc>
+        <w:tc>
+          <w:tcPr>
+            <w:tcW w:type="dxa" w:w="1194"/>
+            <w:vMerge w:val="restart"/>
+          </w:tcPr>
+          <w:p>
+            <w:pPr>
+              <w:spacing w:after="40" w:before="0"/>
+            </w:pPr>
+            <w:r/>
+            <w:r>
+              <w:rPr>
+                <w:b/>
+              </w:rPr>
+              <w:t>Tetika Amam-paika</w:t>
+            </w:r>
+          </w:p>
+        </w:tc>
+        <w:tc>
+          <w:tcPr>
+            <w:tcW w:type="dxa" w:w="1328"/>
+            <w:vMerge w:val="restart"/>
+          </w:tcPr>
+          <w:p>
+            <w:pPr>
+              <w:spacing w:after="40" w:before="0"/>
+            </w:pPr>
+            <w:r/>
+            <w:r>
+              <w:rPr>
+                <w:b/>
+              </w:rPr>
+              <w:t>Fitaovana</w:t>
+            </w:r>
+          </w:p>
+        </w:tc>
+        <w:tc>
+          <w:tcPr>
+            <w:tcW w:type="dxa" w:w="1610"/>
+            <w:vMerge w:val="restart"/>
+          </w:tcPr>
+          <w:p>
+            <w:pPr>
+              <w:spacing w:after="40" w:before="0"/>
+            </w:pPr>
+            <w:r/>
+            <w:r>
+              <w:rPr>
+                <w:b/>
+              </w:rPr>
+              <w:t>Fanamarihana</w:t>
+            </w:r>
+          </w:p>
+        </w:tc>
+      </w:tr>
+      <w:tr>
+        <w:tc>
+          <w:tcPr>
+            <w:tcW w:type="dxa" w:w="1634"/>
+            <w:vMerge/>
+          </w:tcPr>
+          <w:p/>
+        </w:tc>
+        <w:tc>
+          <w:tcPr>
+            <w:tcW w:type="dxa" w:w="3744"/>
+          </w:tcPr>
+          <w:p>
+            <w:pPr>
+              <w:spacing w:after="40" w:before="0"/>
+            </w:pPr>
+            <w:r/>
+            <w:r>
+              <w:rPr>
+                <w:b/>
+              </w:rPr>
+              <w:t>Mpampianatra</w:t>
+            </w:r>
+          </w:p>
+        </w:tc>
+        <w:tc>
+          <w:tcPr>
+            <w:tcW w:type="dxa" w:w="1559"/>
+          </w:tcPr>
+          <w:p>
+            <w:pPr>
+              <w:spacing w:after="40" w:before="0"/>
+            </w:pPr>
+            <w:r/>
+            <w:r>
+              <w:rPr>
+                <w:b/>
+              </w:rPr>
+              <w:t>Mpianatra</w:t>
+            </w:r>
+          </w:p>
+        </w:tc>
+        <w:tc>
+          <w:tcPr>
+            <w:tcW w:type="dxa" w:w="1194"/>
+            <w:vMerge/>
+          </w:tcPr>
+          <w:p/>
+        </w:tc>
+        <w:tc>
+          <w:tcPr>
+            <w:tcW w:type="dxa" w:w="1328"/>
+            <w:vMerge/>
+          </w:tcPr>
+          <w:p/>
+        </w:tc>
+        <w:tc>
+          <w:tcPr>
+            <w:tcW w:type="dxa" w:w="1610"/>
+            <w:vMerge/>
+          </w:tcPr>
+          <w:p/>
+        </w:tc>
+      </w:tr>
+      <w:tr>
+        <w:tc>
+          <w:tcPr>
+            <w:tcW w:type="dxa" w:w="1634"/>
+          </w:tcPr>
+          <w:p>
+            <w:pPr>
+              <w:spacing w:after="40" w:before="0"/>
+            </w:pPr>
+            <w:r/>
+            <w:r>
+              <w:rPr>
+                <w:b/>
+              </w:rPr>
+              <w:t>I. Famerenana (5 min)</w:t>
+            </w:r>
+          </w:p>
+        </w:tc>
+        <w:tc>
+          <w:tcPr>
+            <w:tcW w:type="dxa" w:w="3744"/>
+          </w:tcPr>
+          <w:p>
+            <w:pPr>
+              <w:spacing w:after="40" w:before="0"/>
+            </w:pPr>
+            <w:r/>
+            <w:r>
+              <w:t>Araka ny natao tamin'ny seho teo aloha : inona no atao hoe **tsipi-panohizana** ? Inona no mety miova rehefa atambatra teny roa?</w:t>
+            </w:r>
+          </w:p>
+        </w:tc>
+        <w:tc>
+          <w:tcPr>
+            <w:tcW w:type="dxa" w:w="1559"/>
+          </w:tcPr>
+          <w:p>
+            <w:pPr>
+              <w:spacing w:after="40" w:before="0"/>
+            </w:pPr>
+            <w:r/>
+            <w:r>
+              <w:t>V.A. : ny « - » (tsipika fohy) eo anelanelan'ny ampahany roa. Ny litera na ny tendro dia mety miova : *sary tany* → *sarin-tany*.</w:t>
+            </w:r>
+          </w:p>
+        </w:tc>
+        <w:tc>
+          <w:tcPr>
+            <w:tcW w:type="dxa" w:w="1194"/>
+          </w:tcPr>
+          <w:p>
+            <w:pPr>
+              <w:spacing w:after="40" w:before="0"/>
+            </w:pPr>
+            <w:r/>
+            <w:r>
+              <w:t>Asa tsirairay</w:t>
+            </w:r>
+          </w:p>
+        </w:tc>
+        <w:tc>
+          <w:tcPr>
+            <w:tcW w:type="dxa" w:w="1328"/>
+          </w:tcPr>
+          <w:p>
+            <w:pPr>
+              <w:spacing w:after="40" w:before="0"/>
+            </w:pPr>
+            <w:r/>
+            <w:r>
+              <w:t>----</w:t>
+            </w:r>
+          </w:p>
+        </w:tc>
+        <w:tc>
+          <w:tcPr>
+            <w:tcW w:type="dxa" w:w="1610"/>
+          </w:tcPr>
+          <w:p>
+            <w:pPr>
+              <w:spacing w:after="40" w:before="0"/>
+            </w:pPr>
+            <w:r/>
+            <w:r/>
+          </w:p>
+        </w:tc>
+      </w:tr>
+      <w:tr>
+        <w:tc>
+          <w:tcPr>
+            <w:tcW w:type="dxa" w:w="11069"/>
+            <w:gridSpan w:val="6"/>
+            <w:shd w:val="clear" w:fill="D9D9D9"/>
+          </w:tcPr>
+          <w:p>
+            <w:pPr>
+              <w:spacing w:after="40" w:before="0"/>
+            </w:pPr>
+            <w:r/>
+            <w:r>
+              <w:rPr>
+                <w:b/>
+              </w:rPr>
+              <w:t>II. LESONA VAOVAO (… min)</w:t>
+            </w:r>
+          </w:p>
+        </w:tc>
+      </w:tr>
+      <w:tr>
+        <w:tc>
+          <w:tcPr>
+            <w:tcW w:type="dxa" w:w="1634"/>
+          </w:tcPr>
+          <w:p>
+            <w:pPr>
+              <w:spacing w:after="40" w:before="0"/>
+            </w:pPr>
+            <w:r/>
+            <w:r>
+              <w:rPr>
+                <w:b/>
+              </w:rPr>
+              <w:t>1. Fitarihan-tsaina (3 min)</w:t>
+            </w:r>
+          </w:p>
+        </w:tc>
+        <w:tc>
+          <w:tcPr>
+            <w:tcW w:type="dxa" w:w="3744"/>
+          </w:tcPr>
+          <w:p>
+            <w:pPr>
+              <w:spacing w:after="40" w:before="0"/>
+            </w:pPr>
+            <w:r/>
+            <w:r>
+              <w:t>Tarihina ny mpianatra hamaky ny ampahan-dahatsoratra (PE T6, Sahanasa) misy ireo teny atambatra: « sarin-tany », « ravin-tsaonjo », « satro-behivavy », « tongo-parafara ».</w:t>
+            </w:r>
+          </w:p>
+        </w:tc>
+        <w:tc>
+          <w:tcPr>
+            <w:tcW w:type="dxa" w:w="1559"/>
+          </w:tcPr>
+          <w:p>
+            <w:pPr>
+              <w:spacing w:after="40" w:before="0"/>
+            </w:pPr>
+            <w:r/>
+            <w:r>
+              <w:t>Mamaky.</w:t>
+            </w:r>
+          </w:p>
+        </w:tc>
+        <w:tc>
+          <w:tcPr>
+            <w:tcW w:type="dxa" w:w="1194"/>
+          </w:tcPr>
+          <w:p>
+            <w:pPr>
+              <w:spacing w:after="40" w:before="0"/>
+            </w:pPr>
+            <w:r/>
+            <w:r>
+              <w:t>Asan-tarika</w:t>
+            </w:r>
+          </w:p>
+        </w:tc>
+        <w:tc>
+          <w:tcPr>
+            <w:tcW w:type="dxa" w:w="1328"/>
+          </w:tcPr>
+          <w:p>
+            <w:pPr>
+              <w:spacing w:after="40" w:before="0"/>
+            </w:pPr>
+            <w:r/>
+            <w:r>
+              <w:t>Ampahan-dahatsoratra</w:t>
+            </w:r>
+          </w:p>
+        </w:tc>
+        <w:tc>
+          <w:tcPr>
+            <w:tcW w:type="dxa" w:w="1610"/>
+          </w:tcPr>
+          <w:p>
+            <w:pPr>
+              <w:spacing w:after="40" w:before="0"/>
+            </w:pPr>
+            <w:r/>
+            <w:r/>
+          </w:p>
+        </w:tc>
+      </w:tr>
+      <w:tr>
+        <w:tc>
+          <w:tcPr>
+            <w:tcW w:type="dxa" w:w="1634"/>
+          </w:tcPr>
+          <w:p>
+            <w:pPr>
+              <w:spacing w:after="40" w:before="0"/>
+            </w:pPr>
+            <w:r/>
+            <w:r>
+              <w:rPr>
+                <w:b/>
+              </w:rPr>
+              <w:t>2. Fanolorana (2 min)</w:t>
+            </w:r>
+          </w:p>
+        </w:tc>
+        <w:tc>
+          <w:tcPr>
+            <w:tcW w:type="dxa" w:w="3744"/>
+          </w:tcPr>
+          <w:p>
+            <w:pPr>
+              <w:spacing w:after="40" w:before="0"/>
+            </w:pPr>
+            <w:r/>
+            <w:r>
+              <w:t>Lazao ny lohateny : « TSIPELINA / **Fepetra amin'ny fanakambanan-teny** » (FRP T6 éd. 2026, LFK 1e).</w:t>
+            </w:r>
+          </w:p>
+          <w:p>
+            <w:pPr>
+              <w:spacing w:after="40" w:before="0"/>
+            </w:pPr>
+            <w:r>
+              <w:t>Soraty amin'ny tabilao : *sary tany* → *sarin-tany*.</w:t>
+            </w:r>
+          </w:p>
+        </w:tc>
+        <w:tc>
+          <w:tcPr>
+            <w:tcW w:type="dxa" w:w="1559"/>
+          </w:tcPr>
+          <w:p>
+            <w:pPr>
+              <w:spacing w:after="40" w:before="0"/>
+            </w:pPr>
+            <w:r/>
+            <w:r>
+              <w:t>Mihaino.</w:t>
+            </w:r>
+          </w:p>
+        </w:tc>
+        <w:tc>
+          <w:tcPr>
+            <w:tcW w:type="dxa" w:w="1194"/>
+          </w:tcPr>
+          <w:p>
+            <w:pPr>
+              <w:spacing w:after="40" w:before="0"/>
+            </w:pPr>
+            <w:r/>
+            <w:r>
+              <w:t>Asa iombonana</w:t>
+            </w:r>
+          </w:p>
+        </w:tc>
+        <w:tc>
+          <w:tcPr>
+            <w:tcW w:type="dxa" w:w="1328"/>
+          </w:tcPr>
+          <w:p>
+            <w:pPr>
+              <w:spacing w:after="40" w:before="0"/>
+            </w:pPr>
+            <w:r/>
+            <w:r>
+              <w:t>Solaitrabe</w:t>
+            </w:r>
+          </w:p>
+        </w:tc>
+        <w:tc>
+          <w:tcPr>
+            <w:tcW w:type="dxa" w:w="1610"/>
+          </w:tcPr>
+          <w:p>
+            <w:pPr>
+              <w:spacing w:after="40" w:before="0"/>
+            </w:pPr>
+            <w:r/>
+            <w:r/>
+          </w:p>
+        </w:tc>
+      </w:tr>
+      <w:tr>
+        <w:tc>
+          <w:tcPr>
+            <w:tcW w:type="dxa" w:w="1634"/>
+          </w:tcPr>
+          <w:p>
+            <w:pPr>
+              <w:spacing w:after="40" w:before="0"/>
+            </w:pPr>
+            <w:r/>
+            <w:r>
+              <w:rPr>
+                <w:b/>
+              </w:rPr>
+              <w:t>3. Fandinihana (4 min)</w:t>
+            </w:r>
+          </w:p>
+        </w:tc>
+        <w:tc>
+          <w:tcPr>
+            <w:tcW w:type="dxa" w:w="3744"/>
+          </w:tcPr>
+          <w:p>
+            <w:pPr>
+              <w:spacing w:after="40" w:before="0"/>
+            </w:pPr>
+            <w:r/>
+            <w:r>
+              <w:t>« *Hanasaraka ireo teny nakambana ka hanavaka ny teny voalohany sy ny teny faharoa* » (PE, Sahanasa). Diniho :</w:t>
+            </w:r>
+          </w:p>
+          <w:p>
+            <w:pPr>
+              <w:spacing w:after="40" w:before="0"/>
+            </w:pPr>
+            <w:r>
+              <w:t>sary tany → sarin-tany · ravina saonjo → ravin-tsaonjo · satroka vehivavy → satro-behivavy</w:t>
+            </w:r>
+          </w:p>
+          <w:p>
+            <w:pPr>
+              <w:spacing w:after="40" w:before="0"/>
+            </w:pPr>
+            <w:r>
+              <w:t>Inona no natao tamin'ny farany amin'ny teny voalohany ? Inona no natao tamin'ny voalohan'ny teny faharoa ?</w:t>
+            </w:r>
+          </w:p>
+        </w:tc>
+        <w:tc>
+          <w:tcPr>
+            <w:tcW w:type="dxa" w:w="1559"/>
+          </w:tcPr>
+          <w:p>
+            <w:pPr>
+              <w:spacing w:after="40" w:before="0"/>
+            </w:pPr>
+            <w:r/>
+            <w:r>
+              <w:t>Mijery, mamaly.</w:t>
+            </w:r>
+          </w:p>
+          <w:p>
+            <w:pPr>
+              <w:spacing w:after="40" w:before="0"/>
+            </w:pPr>
+            <w:r>
+              <w:t>V.A. : indraindray dia tsy very ny -ka/-tra/-na fa miala ; ary ny « n » noampy — ny renifeo manaraka azy dia miova : s → ts, f → p, v → b, l → d.</w:t>
+            </w:r>
+          </w:p>
+        </w:tc>
+        <w:tc>
+          <w:tcPr>
+            <w:tcW w:type="dxa" w:w="1194"/>
+          </w:tcPr>
+          <w:p>
+            <w:pPr>
+              <w:spacing w:after="40" w:before="0"/>
+            </w:pPr>
+            <w:r/>
+            <w:r>
+              <w:t>Asa iombonana</w:t>
+            </w:r>
+          </w:p>
+        </w:tc>
+        <w:tc>
+          <w:tcPr>
+            <w:tcW w:type="dxa" w:w="1328"/>
+          </w:tcPr>
+          <w:p>
+            <w:pPr>
+              <w:spacing w:after="40" w:before="0"/>
+            </w:pPr>
+            <w:r/>
+            <w:r>
+              <w:t>Fehezanteny</w:t>
+            </w:r>
+          </w:p>
+          <w:p>
+            <w:pPr>
+              <w:spacing w:after="40" w:before="0"/>
+            </w:pPr>
+            <w:r>
+              <w:t>Solaitrabe</w:t>
+            </w:r>
+          </w:p>
+        </w:tc>
+        <w:tc>
+          <w:tcPr>
+            <w:tcW w:type="dxa" w:w="1610"/>
+          </w:tcPr>
+          <w:p>
+            <w:pPr>
+              <w:spacing w:after="40" w:before="0"/>
+            </w:pPr>
+            <w:r/>
+            <w:r/>
+          </w:p>
+        </w:tc>
+      </w:tr>
+      <w:tr>
+        <w:tc>
+          <w:tcPr>
+            <w:tcW w:type="dxa" w:w="1634"/>
+          </w:tcPr>
+          <w:p>
+            <w:pPr>
+              <w:spacing w:after="40" w:before="0"/>
+            </w:pPr>
+            <w:r/>
+            <w:r>
+              <w:rPr>
+                <w:b/>
+              </w:rPr>
+              <w:t>4. Famakafakana (4 min)</w:t>
+            </w:r>
+          </w:p>
+        </w:tc>
+        <w:tc>
+          <w:tcPr>
+            <w:tcW w:type="dxa" w:w="3744"/>
+          </w:tcPr>
+          <w:p>
+            <w:pPr>
+              <w:spacing w:after="40" w:before="0"/>
+            </w:pPr>
+            <w:r/>
+            <w:r>
+              <w:t>« *Hamaritra ny fepetra amin'ny teny tsy maintsy akambana sy ny antony anaovana izany* » (PE, Sahanasa) : zarao amin'ny **fitsipika telo** ireo ôhatra ao amin'ny LFK 1e : (1) « n » ampiana ; (2) farany -na ; (3) farany -ka / -tra.</w:t>
+            </w:r>
+          </w:p>
+        </w:tc>
+        <w:tc>
+          <w:tcPr>
+            <w:tcW w:type="dxa" w:w="1559"/>
+          </w:tcPr>
+          <w:p>
+            <w:pPr>
+              <w:spacing w:after="40" w:before="0"/>
+            </w:pPr>
+            <w:r/>
+            <w:r>
+              <w:t>V.A. : (1) sarin-tany, tranom-pokonolona ; (2) ravin-tsaonjo, miran-dava, lavenom-potsy ; (3) satro-behivavy, tapa-pe, tongo-tsoavaly.</w:t>
+            </w:r>
+          </w:p>
+        </w:tc>
+        <w:tc>
+          <w:tcPr>
+            <w:tcW w:type="dxa" w:w="1194"/>
+          </w:tcPr>
+          <w:p>
+            <w:pPr>
+              <w:spacing w:after="40" w:before="0"/>
+            </w:pPr>
+            <w:r/>
+            <w:r>
+              <w:t>Asa tsirairay.</w:t>
+            </w:r>
+          </w:p>
+        </w:tc>
+        <w:tc>
+          <w:tcPr>
+            <w:tcW w:type="dxa" w:w="1328"/>
+          </w:tcPr>
+          <w:p>
+            <w:pPr>
+              <w:spacing w:after="40" w:before="0"/>
+            </w:pPr>
+            <w:r/>
+            <w:r>
+              <w:t>Fehezanteny</w:t>
+            </w:r>
+          </w:p>
+        </w:tc>
+        <w:tc>
+          <w:tcPr>
+            <w:tcW w:type="dxa" w:w="1610"/>
+          </w:tcPr>
+          <w:p>
+            <w:pPr>
+              <w:spacing w:after="40" w:before="0"/>
+            </w:pPr>
+            <w:r/>
+            <w:r/>
+          </w:p>
+        </w:tc>
+      </w:tr>
+      <w:tr>
+        <w:tc>
+          <w:tcPr>
+            <w:tcW w:type="dxa" w:w="1634"/>
+          </w:tcPr>
+          <w:p>
+            <w:pPr>
+              <w:spacing w:after="40" w:before="0"/>
+            </w:pPr>
+            <w:r/>
+            <w:r>
+              <w:rPr>
+                <w:b/>
+              </w:rPr>
+              <w:t>5. Fandravonana (3 min)</w:t>
+            </w:r>
+          </w:p>
+        </w:tc>
+        <w:tc>
+          <w:tcPr>
+            <w:tcW w:type="dxa" w:w="3744"/>
+          </w:tcPr>
+          <w:p>
+            <w:pPr>
+              <w:spacing w:after="40" w:before="0"/>
+            </w:pPr>
+            <w:r/>
+            <w:r>
+              <w:t>Ampifandraiso amin'ny alalan'ny tsilo : ny roa teny sy ny endrika **atambatra** azy (FRP, LFK 1e).</w:t>
+            </w:r>
+          </w:p>
+        </w:tc>
+        <w:tc>
+          <w:tcPr>
+            <w:tcW w:type="dxa" w:w="1559"/>
+          </w:tcPr>
+          <w:p>
+            <w:pPr>
+              <w:spacing w:after="40" w:before="0"/>
+            </w:pPr>
+            <w:r/>
+            <w:r>
+              <w:t>V.A. : ireo valiny voasoratra ao amin'ny FANITSIANA.</w:t>
+            </w:r>
+          </w:p>
+        </w:tc>
+        <w:tc>
+          <w:tcPr>
+            <w:tcW w:type="dxa" w:w="1194"/>
+          </w:tcPr>
+          <w:p>
+            <w:pPr>
+              <w:spacing w:after="40" w:before="0"/>
+            </w:pPr>
+            <w:r/>
+            <w:r>
+              <w:t>Asa iombonana</w:t>
+            </w:r>
+          </w:p>
+        </w:tc>
+        <w:tc>
+          <w:tcPr>
+            <w:tcW w:type="dxa" w:w="1328"/>
+          </w:tcPr>
+          <w:p>
+            <w:pPr>
+              <w:spacing w:after="40" w:before="0"/>
+            </w:pPr>
+            <w:r/>
+            <w:r>
+              <w:t>Solaitrabe</w:t>
+            </w:r>
+          </w:p>
+        </w:tc>
+        <w:tc>
+          <w:tcPr>
+            <w:tcW w:type="dxa" w:w="1610"/>
+          </w:tcPr>
+          <w:p>
+            <w:pPr>
+              <w:spacing w:after="40" w:before="0"/>
+            </w:pPr>
+            <w:r/>
+            <w:r/>
+          </w:p>
+        </w:tc>
+      </w:tr>
+      <w:tr>
+        <w:tc>
+          <w:tcPr>
+            <w:tcW w:type="dxa" w:w="1634"/>
+          </w:tcPr>
+          <w:p>
+            <w:pPr>
+              <w:spacing w:after="40" w:before="0"/>
+            </w:pPr>
+            <w:r/>
+            <w:r>
+              <w:rPr>
+                <w:b/>
+              </w:rPr>
+              <w:t>6. Fampiharana (4 min)</w:t>
+            </w:r>
+          </w:p>
+        </w:tc>
+        <w:tc>
+          <w:tcPr>
+            <w:tcW w:type="dxa" w:w="3744"/>
+          </w:tcPr>
+          <w:p>
+            <w:pPr>
+              <w:spacing w:after="40" w:before="0"/>
+            </w:pPr>
+            <w:r/>
+            <w:r>
+              <w:t>« *Hampiasa ao anaty fehezanteny tokana ny teny tsy mbola nakambana sy ny teny nakambana* » (PE, Sahanasa) : soraty ny endrika atambatra mety.</w:t>
+            </w:r>
+          </w:p>
+        </w:tc>
+        <w:tc>
+          <w:tcPr>
+            <w:tcW w:type="dxa" w:w="1559"/>
+          </w:tcPr>
+          <w:p>
+            <w:pPr>
+              <w:spacing w:after="40" w:before="0"/>
+            </w:pPr>
+            <w:r/>
+            <w:r>
+              <w:t>V.A. : ireo valiny voasoratra ao amin'ny FANITSIANA.</w:t>
+            </w:r>
+          </w:p>
+          <w:p>
+            <w:pPr>
+              <w:spacing w:after="40" w:before="0"/>
+            </w:pPr>
+            <w:r>
+              <w:t>Mamaly</w:t>
+            </w:r>
+          </w:p>
+        </w:tc>
+        <w:tc>
+          <w:tcPr>
+            <w:tcW w:type="dxa" w:w="1194"/>
+          </w:tcPr>
+          <w:p>
+            <w:pPr>
+              <w:spacing w:after="40" w:before="0"/>
+            </w:pPr>
+            <w:r/>
+            <w:r>
+              <w:t>Asa samirery</w:t>
+            </w:r>
+          </w:p>
+        </w:tc>
+        <w:tc>
+          <w:tcPr>
+            <w:tcW w:type="dxa" w:w="1328"/>
+          </w:tcPr>
+          <w:p>
+            <w:pPr>
+              <w:spacing w:after="40" w:before="0"/>
+            </w:pPr>
+            <w:r/>
+            <w:r>
+              <w:t>Kahie</w:t>
+            </w:r>
+          </w:p>
+        </w:tc>
+        <w:tc>
+          <w:tcPr>
+            <w:tcW w:type="dxa" w:w="1610"/>
+          </w:tcPr>
+          <w:p>
+            <w:pPr>
+              <w:spacing w:after="40" w:before="0"/>
+            </w:pPr>
+            <w:r/>
+            <w:r/>
+          </w:p>
+        </w:tc>
+      </w:tr>
+      <w:tr>
+        <w:tc>
+          <w:tcPr>
+            <w:tcW w:type="dxa" w:w="1634"/>
+          </w:tcPr>
+          <w:p>
+            <w:pPr>
+              <w:spacing w:after="40" w:before="0"/>
+            </w:pPr>
+            <w:r/>
+            <w:r>
+              <w:rPr>
+                <w:b/>
+              </w:rPr>
+              <w:t>III. Tombana (5 min)</w:t>
+            </w:r>
+          </w:p>
+        </w:tc>
+        <w:tc>
+          <w:tcPr>
+            <w:tcW w:type="dxa" w:w="3744"/>
+          </w:tcPr>
+          <w:p>
+            <w:pPr>
+              <w:spacing w:after="40" w:before="0"/>
+            </w:pPr>
+            <w:r/>
+            <w:r>
+              <w:t>Mamaritra ny seho amin'ny alalan'ny « Tombana » an'ny PE (p.22, teny-teny) : « Mampiasa ny fitsipika mifehy ny fanakambanan-teny ny mpianatra. » sy « Mamorona fehezanteny manaraka ny fomba fanoratra ny teny malagasy ny mpianatra. »</w:t>
+            </w:r>
+          </w:p>
+        </w:tc>
+        <w:tc>
+          <w:tcPr>
+            <w:tcW w:type="dxa" w:w="1559"/>
+          </w:tcPr>
+          <w:p>
+            <w:pPr>
+              <w:spacing w:after="40" w:before="0"/>
+            </w:pPr>
+            <w:r/>
+            <w:r>
+              <w:t>Hilaza.</w:t>
+            </w:r>
+          </w:p>
+        </w:tc>
+        <w:tc>
+          <w:tcPr>
+            <w:tcW w:type="dxa" w:w="1194"/>
+          </w:tcPr>
+          <w:p>
+            <w:pPr>
+              <w:spacing w:after="40" w:before="0"/>
+            </w:pPr>
+            <w:r/>
+            <w:r>
+              <w:t>Asa samirery</w:t>
+            </w:r>
+          </w:p>
+        </w:tc>
+        <w:tc>
+          <w:tcPr>
+            <w:tcW w:type="dxa" w:w="1328"/>
+          </w:tcPr>
+          <w:p>
+            <w:pPr>
+              <w:spacing w:after="40" w:before="0"/>
+            </w:pPr>
+            <w:r/>
+            <w:r>
+              <w:t>----</w:t>
+            </w:r>
+          </w:p>
+        </w:tc>
+        <w:tc>
+          <w:tcPr>
+            <w:tcW w:type="dxa" w:w="1610"/>
+          </w:tcPr>
+          <w:p>
+            <w:pPr>
+              <w:spacing w:after="40" w:before="0"/>
+            </w:pPr>
+            <w:r/>
+            <w:r/>
+          </w:p>
+        </w:tc>
+      </w:tr>
+    </w:tbl>
+    <w:p>
+      <w:pPr>
+        <w:spacing w:after="0"/>
+      </w:pPr>
+      <w:r>
+        <w:br w:type="page"/>
+      </w:r>
+    </w:p>
+    <w:p>
+      <w:pPr>
+        <w:spacing w:after="40" w:before="0"/>
+      </w:pPr>
+      <w:r>
+        <w:rPr>
+          <w:u w:val="single"/>
+        </w:rPr>
+        <w:t>LESONA:</w:t>
+      </w:r>
+    </w:p>
+    <w:p>
+      <w:pPr>
+        <w:keepNext/>
+        <w:spacing w:after="40" w:before="0"/>
+        <w:jc w:val="center"/>
+      </w:pPr>
+      <w:r>
+        <w:rPr>
+          <w:b/>
+          <w:color w:val="FF00FF"/>
+          <w:u w:val="single"/>
+        </w:rPr>
+        <w:t>Fepetra amin'ny fanakambanan-teny</w:t>
+      </w:r>
+    </w:p>
+    <w:p>
+      <w:pPr>
+        <w:keepNext/>
+        <w:numPr>
+          <w:ilvl w:val="0"/>
+          <w:numId w:val="114"/>
+        </w:numPr>
+        <w:spacing w:after="40" w:before="0"/>
+      </w:pPr>
+      <w:r>
+        <w:rPr>
+          <w:b/>
+          <w:color w:val="00B0F0"/>
+          <w:u w:val="single"/>
+        </w:rPr>
+        <w:t>Ny atao hoe fanakambanan-teny</w:t>
+      </w:r>
+    </w:p>
+    <w:p>
+      <w:pPr>
+        <w:spacing w:after="40" w:before="0"/>
+        <w:ind w:firstLine="360"/>
+      </w:pPr>
+      <w:r>
+        <w:rPr>
+          <w:color w:val="000000"/>
+        </w:rPr>
+        <w:t xml:space="preserve">Ny </w:t>
+      </w:r>
+      <w:r>
+        <w:rPr>
+          <w:b/>
+          <w:i/>
+          <w:color w:val="F76995"/>
+        </w:rPr>
+        <w:t>fanakambanan-teny</w:t>
+      </w:r>
+      <w:r>
+        <w:rPr>
+          <w:color w:val="000000"/>
+        </w:rPr>
+        <w:t xml:space="preserve"> dia ny fampifandraisana teny roa mba hanoratana azy amin'ny fomba iray : </w:t>
+      </w:r>
+      <w:r>
+        <w:rPr>
+          <w:b/>
+          <w:i/>
+          <w:color w:val="F76995"/>
+        </w:rPr>
+        <w:t>teny atambatra</w:t>
+      </w:r>
+      <w:r>
+        <w:rPr>
+          <w:color w:val="000000"/>
+        </w:rPr>
+        <w:t xml:space="preserve"> — eo anelanelan'ny ampahany roa dia mety misy </w:t>
+      </w:r>
+      <w:r>
+        <w:rPr>
+          <w:b/>
+          <w:i/>
+          <w:color w:val="F76995"/>
+        </w:rPr>
+        <w:t>tsipi-panohizana</w:t>
+      </w:r>
+      <w:r>
+        <w:rPr>
+          <w:color w:val="000000"/>
+        </w:rPr>
+        <w:t xml:space="preserve"> (« - »). Izay no atao eto amin'ny boky : *sary tany* → </w:t>
+      </w:r>
+      <w:r>
+        <w:rPr>
+          <w:b/>
+          <w:i/>
+          <w:color w:val="F76995"/>
+        </w:rPr>
+        <w:t>sarin-tany</w:t>
+      </w:r>
+      <w:r>
+        <w:rPr>
+          <w:color w:val="000000"/>
+        </w:rPr>
+        <w:t>.</w:t>
+      </w:r>
+    </w:p>
+    <w:p>
+      <w:pPr>
+        <w:keepNext/>
+        <w:numPr>
+          <w:ilvl w:val="0"/>
+          <w:numId w:val="114"/>
+        </w:numPr>
+        <w:spacing w:after="40" w:before="0"/>
+      </w:pPr>
+      <w:r>
+        <w:rPr>
+          <w:b/>
+          <w:color w:val="00B0F0"/>
+          <w:u w:val="single"/>
+        </w:rPr>
+        <w:t>Ny zavatra je-hina (Votoatiny an'ny PE)</w:t>
+      </w:r>
+    </w:p>
+    <w:p>
+      <w:pPr>
+        <w:spacing w:after="40" w:before="0"/>
+        <w:ind w:firstLine="360"/>
+      </w:pPr>
+      <w:r>
+        <w:rPr>
+          <w:color w:val="000000"/>
+        </w:rPr>
+        <w:t xml:space="preserve">Ny PE (Tsipelina : « Fanakambanan-teny : fepetra amin'ny fanakambanan-teny ») dia mametraka ireo singa efatra ireo : « </w:t>
+      </w:r>
+      <w:r>
+        <w:rPr>
+          <w:b/>
+          <w:i/>
+          <w:color w:val="F76995"/>
+        </w:rPr>
+        <w:t>Fananana sy tompony</w:t>
+      </w:r>
+      <w:r>
+        <w:rPr>
+          <w:color w:val="000000"/>
+        </w:rPr>
+        <w:t xml:space="preserve"> » · « </w:t>
+      </w:r>
+      <w:r>
+        <w:rPr>
+          <w:b/>
+          <w:i/>
+          <w:color w:val="F76995"/>
+        </w:rPr>
+        <w:t>Hetsika sy mpanao azy</w:t>
+      </w:r>
+      <w:r>
+        <w:rPr>
+          <w:color w:val="000000"/>
+        </w:rPr>
+        <w:t xml:space="preserve"> » · « </w:t>
+      </w:r>
+      <w:r>
+        <w:rPr>
+          <w:b/>
+          <w:i/>
+          <w:color w:val="F76995"/>
+        </w:rPr>
+        <w:t>Teny voalohany miafara amin'ny -ka, -tra, -na, teny faharoa manomboka amin'ny zana-peo sy manomboka amin'ny renifeo</w:t>
+      </w:r>
+      <w:r>
+        <w:rPr>
+          <w:color w:val="000000"/>
+        </w:rPr>
+        <w:t xml:space="preserve"> » · « </w:t>
+      </w:r>
+      <w:r>
+        <w:rPr>
+          <w:b/>
+          <w:i/>
+          <w:color w:val="F76995"/>
+        </w:rPr>
+        <w:t>Fampiasana mpampikambana na</w:t>
+      </w:r>
+      <w:r>
+        <w:rPr>
+          <w:color w:val="000000"/>
+        </w:rPr>
+        <w:t xml:space="preserve"> … ». *Mangina ny tapany farany* amin'ireo singa ireo ao amin'ny lahatsoratra ananantsika : nitohy hatramin'ny « na » ny andian-tsoratra, ka tsy nohamboarina eto. Ny ôhatra ao amin'ny FRP no mamerena azy : *trano (ananana) vorona (tompony)* → </w:t>
+      </w:r>
+      <w:r>
+        <w:rPr>
+          <w:b/>
+          <w:i/>
+          <w:color w:val="F76995"/>
+        </w:rPr>
+        <w:t>tranom-borona</w:t>
+      </w:r>
+      <w:r>
+        <w:rPr>
+          <w:color w:val="000000"/>
+        </w:rPr>
+        <w:t xml:space="preserve"> (fananana sy tompony).</w:t>
+      </w:r>
+    </w:p>
+    <w:p>
+      <w:pPr>
+        <w:keepNext/>
+        <w:numPr>
+          <w:ilvl w:val="0"/>
+          <w:numId w:val="114"/>
+        </w:numPr>
+        <w:spacing w:after="40" w:before="0"/>
+      </w:pPr>
+      <w:r>
+        <w:rPr>
+          <w:b/>
+          <w:color w:val="00B0F0"/>
+          <w:u w:val="single"/>
+        </w:rPr>
+        <w:t>Fitsipika 1 — n ampiana alohan'ny teny manaraka</w:t>
+      </w:r>
+    </w:p>
+    <w:p>
+      <w:pPr>
+        <w:spacing w:after="40" w:before="0"/>
+        <w:ind w:firstLine="360"/>
+      </w:pPr>
+      <w:r>
+        <w:rPr>
+          <w:color w:val="000000"/>
+        </w:rPr>
+        <w:t xml:space="preserve">« *Raha tsy miafara amin'ny </w:t>
+      </w:r>
+      <w:r>
+        <w:rPr>
+          <w:b/>
+          <w:i/>
+          <w:color w:val="F76995"/>
+        </w:rPr>
+        <w:t>-ka, -tra, -na</w:t>
+      </w:r>
+      <w:r>
+        <w:rPr>
+          <w:color w:val="000000"/>
+        </w:rPr>
+        <w:t xml:space="preserve"> ny teny voalohany, dia asiana « </w:t>
+      </w:r>
+      <w:r>
+        <w:rPr>
+          <w:b/>
+          <w:i/>
+          <w:color w:val="F76995"/>
+        </w:rPr>
+        <w:t>n</w:t>
+      </w:r>
+      <w:r>
+        <w:rPr>
+          <w:color w:val="000000"/>
+        </w:rPr>
+        <w:t xml:space="preserve"> » aloha izy vao atohy amin'ny teny manaraka ka </w:t>
+      </w:r>
+      <w:r>
+        <w:rPr>
+          <w:b/>
+          <w:i/>
+          <w:color w:val="F76995"/>
+        </w:rPr>
+        <w:t>ovana ny renisoratra voalohan'ilay teny manaraka</w:t>
+      </w:r>
+      <w:r>
+        <w:rPr>
+          <w:color w:val="000000"/>
+        </w:rPr>
+        <w:t xml:space="preserve">. Raha renisoratra malemy ilay « n » manampy dia atao « </w:t>
+      </w:r>
+      <w:r>
+        <w:rPr>
+          <w:b/>
+          <w:i/>
+          <w:color w:val="F76995"/>
+        </w:rPr>
+        <w:t>m</w:t>
+      </w:r>
+      <w:r>
+        <w:rPr>
+          <w:color w:val="000000"/>
+        </w:rPr>
+        <w:t xml:space="preserve"> » eo alohan'ny </w:t>
+      </w:r>
+      <w:r>
+        <w:rPr>
+          <w:b/>
+          <w:i/>
+          <w:color w:val="F76995"/>
+        </w:rPr>
+        <w:t>b</w:t>
+      </w:r>
+      <w:r>
+        <w:rPr>
+          <w:color w:val="000000"/>
+        </w:rPr>
+        <w:t xml:space="preserve"> sy </w:t>
+      </w:r>
+      <w:r>
+        <w:rPr>
+          <w:b/>
+          <w:i/>
+          <w:color w:val="F76995"/>
+        </w:rPr>
+        <w:t>p</w:t>
+      </w:r>
+      <w:r>
+        <w:rPr>
+          <w:color w:val="000000"/>
+        </w:rPr>
+        <w:t xml:space="preserve">, na </w:t>
+      </w:r>
+      <w:r>
+        <w:rPr>
+          <w:b/>
+          <w:i/>
+          <w:color w:val="F76995"/>
+        </w:rPr>
+        <w:t>maty</w:t>
+      </w:r>
+      <w:r>
+        <w:rPr>
+          <w:color w:val="000000"/>
+        </w:rPr>
+        <w:t xml:space="preserve"> mihitsy eo alohan'ny </w:t>
+      </w:r>
+      <w:r>
+        <w:rPr>
+          <w:b/>
+          <w:i/>
+          <w:color w:val="F76995"/>
+        </w:rPr>
+        <w:t>m</w:t>
+      </w:r>
+      <w:r>
+        <w:rPr>
+          <w:color w:val="000000"/>
+        </w:rPr>
+        <w:t xml:space="preserve"> sy </w:t>
+      </w:r>
+      <w:r>
+        <w:rPr>
+          <w:b/>
+          <w:i/>
+          <w:color w:val="F76995"/>
+        </w:rPr>
+        <w:t>n</w:t>
+      </w:r>
+      <w:r>
+        <w:rPr>
+          <w:color w:val="000000"/>
+        </w:rPr>
+        <w:t>.* »</w:t>
+      </w:r>
+    </w:p>
+    <w:p>
+      <w:pPr>
+        <w:keepNext/>
+        <w:spacing w:after="40" w:before="0"/>
+      </w:pPr>
+      <w:r>
+        <w:rPr>
+          <w:i/>
+          <w:color w:val="78B832"/>
+          <w:u w:val="single"/>
+        </w:rPr>
+        <w:t>Ohatra:</w:t>
+      </w:r>
+    </w:p>
+    <w:p>
+      <w:pPr>
+        <w:numPr>
+          <w:ilvl w:val="0"/>
+          <w:numId w:val="115"/>
+        </w:numPr>
+        <w:spacing w:after="40" w:before="0"/>
+      </w:pPr>
+      <w:r>
+        <w:t xml:space="preserve">sary tany → </w:t>
+      </w:r>
+      <w:r>
+        <w:rPr>
+          <w:b/>
+          <w:i/>
+          <w:color w:val="F76995"/>
+        </w:rPr>
+        <w:t>sarin-tany</w:t>
+      </w:r>
+    </w:p>
+    <w:p>
+      <w:pPr>
+        <w:numPr>
+          <w:ilvl w:val="0"/>
+          <w:numId w:val="115"/>
+        </w:numPr>
+        <w:spacing w:after="40" w:before="0"/>
+      </w:pPr>
+      <w:r>
+        <w:t xml:space="preserve">Tranona fokonolona → </w:t>
+      </w:r>
+      <w:r>
+        <w:rPr>
+          <w:b/>
+          <w:i/>
+          <w:color w:val="F76995"/>
+        </w:rPr>
+        <w:t>tranom-pokonolona</w:t>
+      </w:r>
+    </w:p>
+    <w:p>
+      <w:pPr>
+        <w:numPr>
+          <w:ilvl w:val="0"/>
+          <w:numId w:val="115"/>
+        </w:numPr>
+        <w:spacing w:after="40" w:before="0"/>
+      </w:pPr>
+      <w:r>
+        <w:t xml:space="preserve">trano (ananana) vorona (tompony) → </w:t>
+      </w:r>
+      <w:r>
+        <w:rPr>
+          <w:b/>
+          <w:i/>
+          <w:color w:val="F76995"/>
+        </w:rPr>
+        <w:t>tranom-borona</w:t>
+      </w:r>
+    </w:p>
+    <w:p>
+      <w:pPr>
+        <w:numPr>
+          <w:ilvl w:val="0"/>
+          <w:numId w:val="115"/>
+        </w:numPr>
+        <w:spacing w:after="40" w:before="0"/>
+      </w:pPr>
+      <w:r>
+        <w:t xml:space="preserve">Taho (ananana) penina (tompony) → </w:t>
+      </w:r>
+      <w:r>
+        <w:rPr>
+          <w:b/>
+          <w:i/>
+          <w:color w:val="F76995"/>
+        </w:rPr>
+        <w:t>tahom-penina</w:t>
+      </w:r>
+    </w:p>
+    <w:p>
+      <w:pPr>
+        <w:spacing w:after="40" w:before="0"/>
+        <w:ind w:left="2160"/>
+      </w:pPr>
+    </w:p>
+    <w:p>
+      <w:pPr>
+        <w:spacing w:after="40" w:before="0"/>
+        <w:ind w:firstLine="360"/>
+      </w:pPr>
+      <w:r>
+        <w:rPr>
+          <w:color w:val="000000"/>
+        </w:rPr>
+        <w:t xml:space="preserve">Ny fiovana hita ao amin'ireo ôhatra ireo : </w:t>
+      </w:r>
+      <w:r>
+        <w:rPr>
+          <w:b/>
+          <w:i/>
+          <w:color w:val="F76995"/>
+        </w:rPr>
+        <w:t>s → ts</w:t>
+      </w:r>
+      <w:r>
+        <w:rPr>
+          <w:color w:val="000000"/>
+        </w:rPr>
+        <w:t xml:space="preserve"> · </w:t>
+      </w:r>
+      <w:r>
+        <w:rPr>
+          <w:b/>
+          <w:i/>
+          <w:color w:val="F76995"/>
+        </w:rPr>
+        <w:t>f → p</w:t>
+      </w:r>
+      <w:r>
+        <w:rPr>
+          <w:color w:val="000000"/>
+        </w:rPr>
+        <w:t xml:space="preserve"> · </w:t>
+      </w:r>
+      <w:r>
+        <w:rPr>
+          <w:b/>
+          <w:i/>
+          <w:color w:val="F76995"/>
+        </w:rPr>
+        <w:t>v → b</w:t>
+      </w:r>
+      <w:r>
+        <w:rPr>
+          <w:color w:val="000000"/>
+        </w:rPr>
+        <w:t xml:space="preserve"> · </w:t>
+      </w:r>
+      <w:r>
+        <w:rPr>
+          <w:b/>
+          <w:i/>
+          <w:color w:val="F76995"/>
+        </w:rPr>
+        <w:t>l → d</w:t>
+      </w:r>
+      <w:r>
+        <w:rPr>
+          <w:color w:val="000000"/>
+        </w:rPr>
+        <w:t xml:space="preserve"> · </w:t>
+      </w:r>
+      <w:r>
+        <w:rPr>
+          <w:b/>
+          <w:i/>
+          <w:color w:val="F76995"/>
+        </w:rPr>
+        <w:t>p → p</w:t>
+      </w:r>
+      <w:r>
+        <w:rPr>
+          <w:color w:val="000000"/>
+        </w:rPr>
+        <w:t xml:space="preserve"> (tsy miova rehefa aorian'ny « m »).</w:t>
+      </w:r>
+    </w:p>
+    <w:p>
+      <w:pPr>
+        <w:keepNext/>
+        <w:numPr>
+          <w:ilvl w:val="0"/>
+          <w:numId w:val="114"/>
+        </w:numPr>
+        <w:spacing w:after="40" w:before="0"/>
+      </w:pPr>
+      <w:r>
+        <w:rPr>
+          <w:b/>
+          <w:color w:val="00B0F0"/>
+          <w:u w:val="single"/>
+        </w:rPr>
+        <w:t>Fitsipika 2 — miafara amin'ny « -na » ny teny voalohany</w:t>
+      </w:r>
+    </w:p>
+    <w:p>
+      <w:pPr>
+        <w:spacing w:after="40" w:before="0"/>
+        <w:ind w:firstLine="360"/>
+      </w:pPr>
+      <w:r>
+        <w:rPr>
+          <w:color w:val="000000"/>
+        </w:rPr>
+        <w:t xml:space="preserve">« *Raha miafara amin'ny </w:t>
+      </w:r>
+      <w:r>
+        <w:rPr>
+          <w:b/>
+          <w:i/>
+          <w:color w:val="F76995"/>
+        </w:rPr>
+        <w:t>-na</w:t>
+      </w:r>
+      <w:r>
+        <w:rPr>
+          <w:color w:val="000000"/>
+        </w:rPr>
+        <w:t xml:space="preserve"> kosa ny teny voalohany, dia tsy ampiana « n » intsony akory fa ny </w:t>
+      </w:r>
+      <w:r>
+        <w:rPr>
+          <w:b/>
+          <w:i/>
+          <w:color w:val="F76995"/>
+        </w:rPr>
+        <w:t>a</w:t>
+      </w:r>
+      <w:r>
+        <w:rPr>
+          <w:color w:val="000000"/>
+        </w:rPr>
+        <w:t xml:space="preserve"> amin'ny « na » aza no </w:t>
+      </w:r>
+      <w:r>
+        <w:rPr>
+          <w:b/>
+          <w:i/>
+          <w:color w:val="F76995"/>
+        </w:rPr>
+        <w:t>esorina</w:t>
+      </w:r>
+      <w:r>
+        <w:rPr>
+          <w:color w:val="000000"/>
+        </w:rPr>
+        <w:t xml:space="preserve"> ka « n » no sisa mijanona, ary io « n » io no misolo ilay « n » voalaza etsy ambony ka dia toy ny eo ihany koa ny sisa rehetra.* »</w:t>
+      </w:r>
+    </w:p>
+    <w:p>
+      <w:pPr>
+        <w:keepNext/>
+        <w:spacing w:after="40" w:before="0"/>
+        <w:ind w:firstLine="720"/>
+      </w:pPr>
+      <w:r>
+        <w:rPr>
+          <w:i/>
+          <w:color w:val="78B832"/>
+          <w:u w:val="single"/>
+        </w:rPr>
+        <w:t>Ohatra:</w:t>
+      </w:r>
+    </w:p>
+    <w:p>
+      <w:pPr>
+        <w:numPr>
+          <w:ilvl w:val="0"/>
+          <w:numId w:val="116"/>
+        </w:numPr>
+        <w:spacing w:after="40" w:before="0"/>
+      </w:pPr>
+      <w:r>
+        <w:t xml:space="preserve">ravina saonjo → </w:t>
+      </w:r>
+      <w:r>
+        <w:rPr>
+          <w:b/>
+          <w:i/>
+          <w:color w:val="F76995"/>
+        </w:rPr>
+        <w:t>ravin-tsaonjo</w:t>
+      </w:r>
+    </w:p>
+    <w:p>
+      <w:pPr>
+        <w:numPr>
+          <w:ilvl w:val="0"/>
+          <w:numId w:val="116"/>
+        </w:numPr>
+        <w:spacing w:after="40" w:before="0"/>
+      </w:pPr>
+      <w:r>
+        <w:t xml:space="preserve">Mirana lava → </w:t>
+      </w:r>
+      <w:r>
+        <w:rPr>
+          <w:b/>
+          <w:i/>
+          <w:color w:val="F76995"/>
+        </w:rPr>
+        <w:t>miran-dava</w:t>
+      </w:r>
+    </w:p>
+    <w:p>
+      <w:pPr>
+        <w:numPr>
+          <w:ilvl w:val="0"/>
+          <w:numId w:val="116"/>
+        </w:numPr>
+        <w:spacing w:after="40" w:before="0"/>
+      </w:pPr>
+      <w:r>
+        <w:t xml:space="preserve">Lavenona fotsy → </w:t>
+      </w:r>
+      <w:r>
+        <w:rPr>
+          <w:b/>
+          <w:i/>
+          <w:color w:val="F76995"/>
+        </w:rPr>
+        <w:t>lavenom-potsy</w:t>
+      </w:r>
+    </w:p>
+    <w:p>
+      <w:pPr>
+        <w:spacing w:after="40" w:before="0"/>
+        <w:ind w:left="2160"/>
+      </w:pPr>
+    </w:p>
+    <w:p>
+      <w:pPr>
+        <w:keepNext/>
+        <w:numPr>
+          <w:ilvl w:val="0"/>
+          <w:numId w:val="114"/>
+        </w:numPr>
+        <w:spacing w:after="40" w:before="0"/>
+      </w:pPr>
+      <w:r>
+        <w:rPr>
+          <w:b/>
+          <w:color w:val="00B0F0"/>
+          <w:u w:val="single"/>
+        </w:rPr>
+        <w:t>Fitsipika 3 — miafara amin'ny « -ka » na « -tra »</w:t>
+      </w:r>
+    </w:p>
+    <w:p>
+      <w:pPr>
+        <w:spacing w:after="40" w:before="0"/>
+        <w:ind w:firstLine="360"/>
+      </w:pPr>
+      <w:r>
+        <w:rPr>
+          <w:color w:val="000000"/>
+        </w:rPr>
+        <w:t xml:space="preserve">« *Raha miafara amin'ny </w:t>
+      </w:r>
+      <w:r>
+        <w:rPr>
+          <w:b/>
+          <w:i/>
+          <w:color w:val="F76995"/>
+        </w:rPr>
+        <w:t>-ka, -tra</w:t>
+      </w:r>
+      <w:r>
+        <w:rPr>
+          <w:color w:val="000000"/>
+        </w:rPr>
+        <w:t xml:space="preserve"> ny teny voalohany dia alatsaka fotsiny ny -ka, -tra ka soloana </w:t>
+      </w:r>
+      <w:r>
+        <w:rPr>
+          <w:b/>
+          <w:i/>
+          <w:color w:val="F76995"/>
+        </w:rPr>
+        <w:t>tsipi-panohizana</w:t>
+      </w:r>
+      <w:r>
+        <w:rPr>
+          <w:color w:val="000000"/>
+        </w:rPr>
+        <w:t xml:space="preserve"> ary ny renisoratra voalohan'ny teny faharoa dia miova toy ny amin'ny efa voalaza rehetra eo ambony.* »</w:t>
+      </w:r>
+    </w:p>
+    <w:p>
+      <w:pPr>
+        <w:keepNext/>
+        <w:spacing w:after="40" w:before="0"/>
+        <w:ind w:firstLine="720"/>
+      </w:pPr>
+      <w:r>
+        <w:rPr>
+          <w:i/>
+          <w:color w:val="78B832"/>
+          <w:u w:val="single"/>
+        </w:rPr>
+        <w:t>Ohatra:</w:t>
+      </w:r>
+    </w:p>
+    <w:p>
+      <w:pPr>
+        <w:numPr>
+          <w:ilvl w:val="0"/>
+          <w:numId w:val="117"/>
+        </w:numPr>
+        <w:spacing w:after="40" w:before="0"/>
+      </w:pPr>
+      <w:r>
+        <w:t xml:space="preserve">satroka vehivavy → </w:t>
+      </w:r>
+      <w:r>
+        <w:rPr>
+          <w:b/>
+          <w:i/>
+          <w:color w:val="F76995"/>
+        </w:rPr>
+        <w:t>satro-behivavy</w:t>
+      </w:r>
+    </w:p>
+    <w:p>
+      <w:pPr>
+        <w:numPr>
+          <w:ilvl w:val="0"/>
+          <w:numId w:val="117"/>
+        </w:numPr>
+        <w:spacing w:after="40" w:before="0"/>
+      </w:pPr>
+      <w:r>
+        <w:t xml:space="preserve">Tapaka fe → </w:t>
+      </w:r>
+      <w:r>
+        <w:rPr>
+          <w:b/>
+          <w:i/>
+          <w:color w:val="F76995"/>
+        </w:rPr>
+        <w:t>tapa-pe</w:t>
+      </w:r>
+    </w:p>
+    <w:p>
+      <w:pPr>
+        <w:numPr>
+          <w:ilvl w:val="0"/>
+          <w:numId w:val="117"/>
+        </w:numPr>
+        <w:spacing w:after="40" w:before="0"/>
+      </w:pPr>
+      <w:r>
+        <w:t xml:space="preserve">Tongotra soavaly → </w:t>
+      </w:r>
+      <w:r>
+        <w:rPr>
+          <w:b/>
+          <w:i/>
+          <w:color w:val="F76995"/>
+        </w:rPr>
+        <w:t>tongo-tsoavaly</w:t>
+      </w:r>
+    </w:p>
+    <w:p>
+      <w:pPr>
+        <w:spacing w:after="40" w:before="0"/>
+        <w:ind w:left="2160"/>
+      </w:pPr>
+    </w:p>
+    <w:p>
+      <w:pPr>
+        <w:keepNext/>
+        <w:numPr>
+          <w:ilvl w:val="0"/>
+          <w:numId w:val="114"/>
+        </w:numPr>
+        <w:spacing w:after="40" w:before="0"/>
+      </w:pPr>
+      <w:r>
+        <w:rPr>
+          <w:b/>
+          <w:color w:val="00B0F0"/>
+          <w:u w:val="single"/>
+        </w:rPr>
+        <w:t>Fepetra : ovany no atao, ovany tsy atao</w:t>
+      </w:r>
+    </w:p>
+    <w:p>
+      <w:pPr>
+        <w:spacing w:after="40" w:before="0"/>
+        <w:ind w:firstLine="360"/>
+      </w:pPr>
+      <w:r>
+        <w:rPr>
+          <w:color w:val="000000"/>
+        </w:rPr>
+        <w:t xml:space="preserve">Amin'ny ankapobeny dia </w:t>
+      </w:r>
+      <w:r>
+        <w:rPr>
+          <w:b/>
+          <w:i/>
+          <w:color w:val="F76995"/>
+        </w:rPr>
+        <w:t>afa-tsy</w:t>
+      </w:r>
+      <w:r>
+        <w:rPr>
+          <w:color w:val="000000"/>
+        </w:rPr>
+        <w:t xml:space="preserve"> ireo toy izay : (i) ny </w:t>
+      </w:r>
+      <w:r>
+        <w:rPr>
+          <w:b/>
+          <w:i/>
+          <w:color w:val="F76995"/>
+        </w:rPr>
+        <w:t>teny miverina</w:t>
+      </w:r>
+      <w:r>
+        <w:rPr>
+          <w:color w:val="000000"/>
+        </w:rPr>
+        <w:t xml:space="preserve"> (izay miverina indroa ny ampahany aminy) ary (ii) ny milaza </w:t>
+      </w:r>
+      <w:r>
+        <w:rPr>
+          <w:b/>
+          <w:i/>
+          <w:color w:val="F76995"/>
+        </w:rPr>
+        <w:t>tompon-javatra sy zavatra ananana</w:t>
+      </w:r>
+      <w:r>
+        <w:rPr>
+          <w:color w:val="000000"/>
+        </w:rPr>
+        <w:t xml:space="preserve"> (oh : *trano* ananana *vorona* → </w:t>
+      </w:r>
+      <w:r>
+        <w:rPr>
+          <w:b/>
+          <w:i/>
+          <w:color w:val="F76995"/>
+        </w:rPr>
+        <w:t>tranom-borona</w:t>
+      </w:r>
+      <w:r>
+        <w:rPr>
+          <w:color w:val="000000"/>
+        </w:rPr>
+        <w:t xml:space="preserve">) → </w:t>
+      </w:r>
+      <w:r>
+        <w:rPr>
+          <w:b/>
+          <w:i/>
+          <w:color w:val="F76995"/>
+        </w:rPr>
+        <w:t>tsy atao</w:t>
+      </w:r>
+      <w:r>
+        <w:rPr>
+          <w:color w:val="000000"/>
+        </w:rPr>
+        <w:t xml:space="preserve"> ny fanakambanan-teny rehefa tsy miafara amin'ny -ka, -tra, -na ny teny voalohany. Ary « *Raha miafara amin'ny -ka, -tra, -na kosa ny teny voalohany dia </w:t>
+      </w:r>
+      <w:r>
+        <w:rPr>
+          <w:b/>
+          <w:i/>
+          <w:color w:val="F76995"/>
+        </w:rPr>
+        <w:t>saika akambana mandrakariva</w:t>
+      </w:r>
+      <w:r>
+        <w:rPr>
+          <w:color w:val="000000"/>
+        </w:rPr>
+        <w:t xml:space="preserve"> ny teny roa* » (oh : </w:t>
+      </w:r>
+      <w:r>
+        <w:rPr>
+          <w:b/>
+          <w:i/>
+          <w:color w:val="F76995"/>
+        </w:rPr>
+        <w:t>tongo-parafara</w:t>
+      </w:r>
+      <w:r>
+        <w:rPr>
+          <w:color w:val="000000"/>
+        </w:rPr>
+        <w:t>).</w:t>
+      </w:r>
+      <w:r>
+        <w:rPr>
+          <w:vertAlign w:val="superscript"/>
+        </w:rPr>
+        <w:footnoteReference w:id="1010"/>
+      </w:r>
+    </w:p>
+    <w:p>
+      <w:pPr>
+        <w:keepNext/>
+        <w:numPr>
+          <w:ilvl w:val="0"/>
+          <w:numId w:val="114"/>
+        </w:numPr>
+        <w:spacing w:after="40" w:before="0"/>
+      </w:pPr>
+      <w:r>
+        <w:rPr>
+          <w:b/>
+          <w:color w:val="00B0F0"/>
+          <w:u w:val="single"/>
+        </w:rPr>
+        <w:t>Mifandray amin'ny Fitsipiky ny teny : tsy asiana tsipi-panohizana</w:t>
+      </w:r>
+    </w:p>
+    <w:p>
+      <w:pPr>
+        <w:spacing w:after="40" w:before="0"/>
+        <w:ind w:firstLine="360"/>
+      </w:pPr>
+      <w:r>
+        <w:rPr>
+          <w:color w:val="000000"/>
+        </w:rPr>
+        <w:t xml:space="preserve">Ao amin'ny </w:t>
+      </w:r>
+      <w:r>
+        <w:rPr>
+          <w:b/>
+          <w:i/>
+          <w:color w:val="F76995"/>
+        </w:rPr>
+        <w:t>mpamaritr'isa</w:t>
+      </w:r>
+      <w:r>
+        <w:rPr>
+          <w:color w:val="000000"/>
+        </w:rPr>
+        <w:t xml:space="preserve"> dia voalaza mazava : « </w:t>
+      </w:r>
+      <w:r>
+        <w:rPr>
+          <w:b/>
+          <w:i/>
+          <w:color w:val="F76995"/>
+        </w:rPr>
+        <w:t>*Atambatra fa tsy asiana tsipi-panohizana</w:t>
+      </w:r>
+      <w:r>
+        <w:rPr>
+          <w:color w:val="000000"/>
+        </w:rPr>
+        <w:t>* *ny fanoratana azy* » (FRP, LFK 2c) — koa :</w:t>
+      </w:r>
+    </w:p>
+    <w:p>
+      <w:pPr>
+        <w:keepNext/>
+        <w:spacing w:after="40" w:before="0"/>
+        <w:ind w:firstLine="720"/>
+      </w:pPr>
+      <w:r>
+        <w:rPr>
+          <w:i/>
+          <w:color w:val="78B832"/>
+          <w:u w:val="single"/>
+        </w:rPr>
+        <w:t>Ohatra:</w:t>
+      </w:r>
+    </w:p>
+    <w:p>
+      <w:pPr>
+        <w:numPr>
+          <w:ilvl w:val="0"/>
+          <w:numId w:val="118"/>
+        </w:numPr>
+        <w:spacing w:after="40" w:before="0"/>
+      </w:pPr>
+      <w:r>
+        <w:rPr>
+          <w:b/>
+          <w:i/>
+          <w:color w:val="F76995"/>
+        </w:rPr>
+        <w:t>laharana</w:t>
+      </w:r>
+      <w:r>
+        <w:t xml:space="preserve"> : faha + roa → </w:t>
+      </w:r>
+      <w:r>
+        <w:rPr>
+          <w:b/>
+          <w:i/>
+          <w:color w:val="F76995"/>
+        </w:rPr>
+        <w:t>faharoa</w:t>
+      </w:r>
+      <w:r>
+        <w:t xml:space="preserve"> · faha + telo → </w:t>
+      </w:r>
+      <w:r>
+        <w:rPr>
+          <w:b/>
+          <w:i/>
+          <w:color w:val="F76995"/>
+        </w:rPr>
+        <w:t>fahatelo</w:t>
+      </w:r>
+      <w:r>
+        <w:t xml:space="preserve"> · faha + efatra → </w:t>
+      </w:r>
+      <w:r>
+        <w:rPr>
+          <w:b/>
+          <w:i/>
+          <w:color w:val="F76995"/>
+        </w:rPr>
+        <w:t>fahefatra</w:t>
+      </w:r>
+      <w:r>
+        <w:t xml:space="preserve"> (miova ny *a* → *e*)</w:t>
+      </w:r>
+    </w:p>
+    <w:p>
+      <w:pPr>
+        <w:numPr>
+          <w:ilvl w:val="0"/>
+          <w:numId w:val="118"/>
+        </w:numPr>
+        <w:spacing w:after="40" w:before="0"/>
+      </w:pPr>
+      <w:r>
+        <w:rPr>
+          <w:b/>
+          <w:i/>
+          <w:color w:val="F76995"/>
+        </w:rPr>
+        <w:t>ampahany</w:t>
+      </w:r>
+      <w:r>
+        <w:t xml:space="preserve"> : </w:t>
+      </w:r>
+      <w:r>
+        <w:rPr>
+          <w:b/>
+          <w:i/>
+          <w:color w:val="F76995"/>
+        </w:rPr>
+        <w:t>ampahatelony</w:t>
+      </w:r>
+      <w:r>
+        <w:t xml:space="preserve">, </w:t>
+      </w:r>
+      <w:r>
+        <w:rPr>
+          <w:b/>
+          <w:i/>
+          <w:color w:val="F76995"/>
+        </w:rPr>
+        <w:t>ampahafolony</w:t>
+      </w:r>
+    </w:p>
+    <w:p>
+      <w:pPr>
+        <w:numPr>
+          <w:ilvl w:val="0"/>
+          <w:numId w:val="118"/>
+        </w:numPr>
+        <w:spacing w:after="40" w:before="0"/>
+      </w:pPr>
+      <w:r>
+        <w:t xml:space="preserve">fe-potoana : </w:t>
+      </w:r>
+      <w:r>
+        <w:rPr>
+          <w:b/>
+          <w:i/>
+          <w:color w:val="F76995"/>
+        </w:rPr>
+        <w:t>hateloana</w:t>
+      </w:r>
+      <w:r>
+        <w:t xml:space="preserve"> (*ha-telo-ana*), </w:t>
+      </w:r>
+      <w:r>
+        <w:rPr>
+          <w:b/>
+          <w:i/>
+          <w:color w:val="F76995"/>
+        </w:rPr>
+        <w:t>hefarana</w:t>
+      </w:r>
+      <w:r>
+        <w:t xml:space="preserve"> (*h(a)-efatra-ana*), </w:t>
+      </w:r>
+      <w:r>
+        <w:rPr>
+          <w:b/>
+          <w:i/>
+          <w:color w:val="F76995"/>
+        </w:rPr>
+        <w:t>havaloana</w:t>
+      </w:r>
+      <w:r>
+        <w:t xml:space="preserve"> (*ha-valo-ana*)</w:t>
+      </w:r>
+    </w:p>
+    <w:p>
+      <w:pPr>
+        <w:numPr>
+          <w:ilvl w:val="0"/>
+          <w:numId w:val="118"/>
+        </w:numPr>
+        <w:spacing w:after="40" w:before="0"/>
+      </w:pPr>
+      <w:r>
+        <w:rPr>
+          <w:b/>
+          <w:i/>
+          <w:color w:val="F76995"/>
+        </w:rPr>
+        <w:t>laharan'ny fampitomboana</w:t>
+      </w:r>
+      <w:r>
+        <w:t xml:space="preserve"> : </w:t>
+      </w:r>
+      <w:r>
+        <w:rPr>
+          <w:b/>
+          <w:i/>
+          <w:color w:val="F76995"/>
+        </w:rPr>
+        <w:t>fanindroany</w:t>
+      </w:r>
+      <w:r>
+        <w:t xml:space="preserve"> (*fan-in-roa-ny*)</w:t>
+      </w:r>
+    </w:p>
+    <w:p>
+      <w:pPr>
+        <w:spacing w:after="40" w:before="0"/>
+        <w:ind w:left="2160"/>
+      </w:pPr>
+    </w:p>
+    <w:p>
+      <w:pPr>
+        <w:spacing w:after="40" w:before="0"/>
+        <w:ind w:firstLine="360"/>
+      </w:pPr>
+      <w:r>
+        <w:rPr>
+          <w:color w:val="000000"/>
+        </w:rPr>
+        <w:t xml:space="preserve">Ireo rehetra dia </w:t>
+      </w:r>
+      <w:r>
+        <w:rPr>
+          <w:b/>
+          <w:i/>
+          <w:color w:val="F76995"/>
+        </w:rPr>
+        <w:t>tsy</w:t>
+      </w:r>
+      <w:r>
+        <w:rPr>
+          <w:color w:val="000000"/>
+        </w:rPr>
+        <w:t xml:space="preserve"> misy « - » : toy ny *ranomasina*, sady teny </w:t>
+      </w:r>
+      <w:r>
+        <w:rPr>
+          <w:b/>
+          <w:i/>
+          <w:color w:val="F76995"/>
+        </w:rPr>
+        <w:t>iray</w:t>
+      </w:r>
+      <w:r>
+        <w:rPr>
+          <w:color w:val="000000"/>
+        </w:rPr>
+        <w:t xml:space="preserve"> ihany vao tonga </w:t>
+      </w:r>
+      <w:r>
+        <w:rPr>
+          <w:b/>
+          <w:i/>
+          <w:color w:val="F76995"/>
+        </w:rPr>
+        <w:t>atambatra</w:t>
+      </w:r>
+      <w:r>
+        <w:rPr>
+          <w:color w:val="000000"/>
+        </w:rPr>
+        <w:t xml:space="preserve"> — fa rehefa </w:t>
+      </w:r>
+      <w:r>
+        <w:rPr>
+          <w:b/>
+          <w:i/>
+          <w:color w:val="F76995"/>
+        </w:rPr>
+        <w:t>roa</w:t>
+      </w:r>
+      <w:r>
+        <w:rPr>
+          <w:color w:val="000000"/>
+        </w:rPr>
+        <w:t xml:space="preserve"> teny mbola misaraka dia misy </w:t>
+      </w:r>
+      <w:r>
+        <w:rPr>
+          <w:b/>
+          <w:i/>
+          <w:color w:val="F76995"/>
+        </w:rPr>
+        <w:t>tsipi-panohizana</w:t>
+      </w:r>
+      <w:r>
+        <w:rPr>
+          <w:color w:val="000000"/>
+        </w:rPr>
+        <w:t xml:space="preserve"> indraindray, araka ny fitsipika 1-3 eo ambony.</w:t>
+      </w:r>
+    </w:p>
+    <w:p>
+      <w:pPr>
+        <w:spacing w:after="0"/>
+      </w:pPr>
+      <w:r>
+        <w:br w:type="page"/>
+      </w:r>
+    </w:p>
+    <w:p>
+      <w:pPr>
+        <w:spacing w:after="80" w:before="0"/>
+      </w:pPr>
+      <w:r>
+        <w:rPr>
+          <w:b/>
+          <w:color w:val="000000"/>
+          <w:u w:val="single"/>
+        </w:rPr>
+        <w:t>FANAZARAN-TENA</w:t>
+      </w:r>
+    </w:p>
+    <w:p>
+      <w:pPr>
+        <w:keepNext/>
+        <w:numPr>
+          <w:ilvl w:val="0"/>
+          <w:numId w:val="119"/>
+        </w:numPr>
+        <w:spacing w:after="40" w:before="0"/>
+      </w:pPr>
+      <w:r>
+        <w:t>Ampifandraiso amin'ny alalan'ny tsilo : ny teny roa sy ny endrika atambatra azy.</w:t>
+      </w:r>
+    </w:p>
+    <w:tbl>
+      <w:tblPr>
+        <w:tblStyle w:val="TableGrid"/>
+        <w:tblW w:w="9866" w:type="dxa"/>
+        <w:jc w:val="center"/>
+        <w:tblLayout w:type="fixed"/>
+        <w:tblLook w:firstColumn="1" w:firstRow="1" w:lastColumn="0" w:lastRow="0" w:noHBand="0" w:noVBand="1" w:val="04A0"/>
+      </w:tblPr>
+      <w:tblGrid>
+        <w:gridCol w:w="4400"/>
+        <w:gridCol w:w="567"/>
+        <w:gridCol w:w="4899"/>
+      </w:tblGrid>
+      <w:tr>
+        <w:trPr>
+          <w:trHeight w:val="440" w:hRule="atLeast"/>
+        </w:trPr>
+        <w:tc>
+          <w:tcPr>
+            <w:tcW w:type="dxa" w:w="4400"/>
+          </w:tcPr>
+          <w:p>
+            <w:pPr>
+              <w:spacing w:after="0" w:before="0"/>
+            </w:pPr>
+            <w:r/>
+            <w:r>
+              <w:t>sary tany •</w:t>
+            </w:r>
+          </w:p>
+        </w:tc>
+        <w:tc>
+          <w:tcPr>
+            <w:tcW w:type="dxa" w:w="567"/>
+          </w:tcPr>
+          <w:p>
+            <w:pPr>
+              <w:spacing w:after="0" w:before="0"/>
+            </w:pPr>
+            <w:r/>
+            <w:r/>
+          </w:p>
+        </w:tc>
+        <w:tc>
+          <w:tcPr>
+            <w:tcW w:type="dxa" w:w="4899"/>
+          </w:tcPr>
+          <w:p>
+            <w:pPr>
+              <w:spacing w:after="0" w:before="0"/>
+            </w:pPr>
+            <w:r/>
+            <w:r>
+              <w:t>satro-behivavy</w:t>
+            </w:r>
+          </w:p>
+        </w:tc>
+      </w:tr>
+      <w:tr>
+        <w:trPr>
+          <w:trHeight w:val="440" w:hRule="atLeast"/>
+        </w:trPr>
+        <w:tc>
+          <w:tcPr>
+            <w:tcW w:type="dxa" w:w="4400"/>
+          </w:tcPr>
+          <w:p>
+            <w:pPr>
+              <w:spacing w:after="0" w:before="0"/>
+            </w:pPr>
+            <w:r/>
+            <w:r>
+              <w:t>ravina saonjo •</w:t>
+            </w:r>
+          </w:p>
+        </w:tc>
+        <w:tc>
+          <w:tcPr>
+            <w:tcW w:type="dxa" w:w="567"/>
+          </w:tcPr>
+          <w:p>
+            <w:pPr>
+              <w:spacing w:after="0" w:before="0"/>
+            </w:pPr>
+            <w:r/>
+            <w:r/>
+          </w:p>
+        </w:tc>
+        <w:tc>
+          <w:tcPr>
+            <w:tcW w:type="dxa" w:w="4899"/>
+          </w:tcPr>
+          <w:p>
+            <w:pPr>
+              <w:spacing w:after="0" w:before="0"/>
+            </w:pPr>
+            <w:r/>
+            <w:r>
+              <w:t>tapa-pe</w:t>
+            </w:r>
+          </w:p>
+        </w:tc>
+      </w:tr>
+      <w:tr>
+        <w:trPr>
+          <w:trHeight w:val="440" w:hRule="atLeast"/>
+        </w:trPr>
+        <w:tc>
+          <w:tcPr>
+            <w:tcW w:type="dxa" w:w="4400"/>
+          </w:tcPr>
+          <w:p>
+            <w:pPr>
+              <w:spacing w:after="0" w:before="0"/>
+            </w:pPr>
+            <w:r/>
+            <w:r>
+              <w:t>satroka vehivavy •</w:t>
+            </w:r>
+          </w:p>
+        </w:tc>
+        <w:tc>
+          <w:tcPr>
+            <w:tcW w:type="dxa" w:w="567"/>
+          </w:tcPr>
+          <w:p>
+            <w:pPr>
+              <w:spacing w:after="0" w:before="0"/>
+            </w:pPr>
+            <w:r/>
+            <w:r/>
+          </w:p>
+        </w:tc>
+        <w:tc>
+          <w:tcPr>
+            <w:tcW w:type="dxa" w:w="4899"/>
+          </w:tcPr>
+          <w:p>
+            <w:pPr>
+              <w:spacing w:after="0" w:before="0"/>
+            </w:pPr>
+            <w:r/>
+            <w:r>
+              <w:t>sarin-tany</w:t>
+            </w:r>
+          </w:p>
+        </w:tc>
+      </w:tr>
+      <w:tr>
+        <w:trPr>
+          <w:trHeight w:val="440" w:hRule="atLeast"/>
+        </w:trPr>
+        <w:tc>
+          <w:tcPr>
+            <w:tcW w:type="dxa" w:w="4400"/>
+          </w:tcPr>
+          <w:p>
+            <w:pPr>
+              <w:spacing w:after="0" w:before="0"/>
+            </w:pPr>
+            <w:r/>
+            <w:r>
+              <w:t>Tapaka fe •</w:t>
+            </w:r>
+          </w:p>
+        </w:tc>
+        <w:tc>
+          <w:tcPr>
+            <w:tcW w:type="dxa" w:w="567"/>
+          </w:tcPr>
+          <w:p>
+            <w:pPr>
+              <w:spacing w:after="0" w:before="0"/>
+            </w:pPr>
+            <w:r/>
+            <w:r/>
+          </w:p>
+        </w:tc>
+        <w:tc>
+          <w:tcPr>
+            <w:tcW w:type="dxa" w:w="4899"/>
+          </w:tcPr>
+          <w:p>
+            <w:pPr>
+              <w:spacing w:after="0" w:before="0"/>
+            </w:pPr>
+            <w:r/>
+            <w:r>
+              <w:t>ravin-tsaonjo</w:t>
+            </w:r>
+          </w:p>
+        </w:tc>
+      </w:tr>
+    </w:tbl>
+    <w:p>
+      <w:pPr>
+        <w:spacing w:after="40" w:before="0"/>
+      </w:pPr>
+    </w:p>
+    <w:p>
+      <w:pPr>
+        <w:keepNext/>
+        <w:numPr>
+          <w:ilvl w:val="0"/>
+          <w:numId w:val="119"/>
+        </w:numPr>
+        <w:spacing w:after="40" w:before="0"/>
+      </w:pPr>
+      <w:r>
+        <w:t>Soraty ny endrika atambatra mety.</w:t>
+      </w:r>
+    </w:p>
+    <w:p>
+      <w:pPr>
+        <w:spacing w:after="40" w:before="0"/>
+        <w:ind w:firstLine="720"/>
+      </w:pPr>
+      <w:r>
+        <w:rPr>
+          <w:color w:val="000000"/>
+        </w:rPr>
+        <w:t>Tongotra soavaly → …………………  |  Mirana lava → …………………  |  Lavenona fotsy → …………………  |  Tranona fokonolona → …………………  |  faha + efatra → …………………</w:t>
+      </w:r>
+    </w:p>
+    <w:p>
+      <w:pPr>
+        <w:spacing w:after="40" w:before="0"/>
+      </w:pPr>
+    </w:p>
+    <w:p>
+      <w:pPr>
+        <w:keepNext/>
+        <w:numPr>
+          <w:ilvl w:val="0"/>
+          <w:numId w:val="119"/>
+        </w:numPr>
+        <w:spacing w:after="40" w:before="0"/>
+      </w:pPr>
+      <w:r>
+        <w:t xml:space="preserve">Lazao amin'ny fitsipika </w:t>
+      </w:r>
+      <w:r>
+        <w:rPr>
+          <w:b/>
+          <w:i/>
+          <w:color w:val="F76995"/>
+        </w:rPr>
+        <w:t>1, 2 na 3</w:t>
+      </w:r>
+      <w:r>
+        <w:t xml:space="preserve"> ny teny atambatra tsirairay.</w:t>
+        <w:br/>
+        <w:t>a) tongo-tsoavaly   b) sarin-tany   c) ravin-tsaonjo   d) tapa-pe   e) lavenom-potsy   f) tranom-pokonolona</w:t>
+      </w:r>
+    </w:p>
+    <w:p>
+      <w:pPr>
+        <w:spacing w:after="40" w:before="0"/>
+      </w:pPr>
+    </w:p>
+    <w:p>
+      <w:pPr>
+        <w:keepNext/>
+        <w:numPr>
+          <w:ilvl w:val="0"/>
+          <w:numId w:val="119"/>
+        </w:numPr>
+        <w:spacing w:after="40" w:before="0"/>
+      </w:pPr>
+      <w:r>
+        <w:t>Mamorona fehezanteny roa mampiasa teny atambatra (ohatra : satro-behivavy, tongo-parafara, ranomasina).</w:t>
+      </w:r>
+    </w:p>
+    <w:p>
+      <w:pPr>
+        <w:spacing w:after="40" w:before="0"/>
+      </w:pPr>
+    </w:p>
+    <w:p>
+      <w:pPr>
+        <w:spacing w:after="80" w:before="0"/>
+      </w:pPr>
+      <w:r>
+        <w:rPr>
+          <w:b/>
+          <w:color w:val="FA6A97"/>
+          <w:u w:val="single"/>
+        </w:rPr>
+        <w:t>FANITSIANA</w:t>
+      </w:r>
+    </w:p>
+    <w:p>
+      <w:pPr>
+        <w:keepNext/>
+        <w:numPr>
+          <w:ilvl w:val="0"/>
+          <w:numId w:val="120"/>
+        </w:numPr>
+        <w:spacing w:after="40" w:before="0"/>
+      </w:pPr>
+      <w:r>
+        <w:t>Ampifandraiso amin'ny alalan'ny tsilo : ny teny roa sy ny endrika atambatra azy.</w:t>
+      </w:r>
+    </w:p>
+    <w:p>
+      <w:pPr>
+        <w:spacing w:after="80" w:before="0"/>
+        <w:jc w:val="center"/>
+      </w:pPr>
+      <w:drawing xmlns:a="http://schemas.openxmlformats.org/drawingml/2006/main" xmlns:pic="http://schemas.openxmlformats.org/drawingml/2006/picture">
+        <wp:inline distT="0" distB="0" distL="0" distR="0">
+          <wp:extent cx="6264910" cy="1117600"/>
+          <wp:effectExtent l="0" t="0" r="0" b="0"/>
+          <wp:docPr id="750554906" name="fanitsiana"/>
+          <wp:cNvGraphicFramePr>
+            <a:graphicFrameLocks noChangeAspect="1"/>
+          </wp:cNvGraphicFramePr>
+          <a:graphic>
+            <a:graphicData uri="http://schemas.openxmlformats.org/drawingml/2006/picture">
+              <pic:pic>
+                <pic:nvPicPr>
+                  <pic:cNvPr id="750554906" name="fanitsiana"/>
+                  <pic:cNvPicPr/>
+                </pic:nvPicPr>
+                <pic:blipFill>
+                  <a:blip r:embed="rId14">
+                    <a:extLst>
+                      <a:ext uri="{96DAC541-7B7A-43D3-8B79-37D633B846F1}">
+                        <asvg:svgBlip xmlns:asvg="http://schemas.microsoft.com/office/drawing/2016/SVG/main" r:embed="rId15"/>
+                      </a:ext>
+                    </a:extLst>
+                  </a:blip>
+                  <a:stretch>
+                    <a:fillRect/>
+                  </a:stretch>
+                </pic:blipFill>
+                <pic:spPr>
+                  <a:xfrm>
+                    <a:off x="0" y="0"/>
+                    <a:ext cx="6264910" cy="1117600"/>
+                  </a:xfrm>
+                  <a:prstGeom prst="rect">
+                    <a:avLst/>
+                  </a:prstGeom>
+                </pic:spPr>
+              </pic:pic>
+            </a:graphicData>
+          </a:graphic>
+        </wp:inline>
+      </w:drawing>
+    </w:p>
+    <w:p>
+      <w:pPr>
+        <w:spacing w:after="40" w:before="0"/>
+      </w:pPr>
+    </w:p>
+    <w:p>
+      <w:pPr>
+        <w:keepNext/>
+        <w:numPr>
+          <w:ilvl w:val="0"/>
+          <w:numId w:val="120"/>
+        </w:numPr>
+        <w:spacing w:after="40" w:before="0"/>
+      </w:pPr>
+      <w:r>
+        <w:t>Soraty ny endrika atambatra mety.</w:t>
+      </w:r>
+    </w:p>
+    <w:p>
+      <w:pPr>
+        <w:spacing w:after="40" w:before="0"/>
+        <w:ind w:firstLine="720"/>
+      </w:pPr>
+      <w:r>
+        <w:rPr>
+          <w:color w:val="000000"/>
+        </w:rPr>
+        <w:t xml:space="preserve">Tongotra soavaly → </w:t>
+      </w:r>
+      <w:r>
+        <w:rPr>
+          <w:i/>
+          <w:color w:val="FF00FF"/>
+        </w:rPr>
+        <w:t>tongo-tsoavaly</w:t>
+      </w:r>
+      <w:r>
+        <w:rPr>
+          <w:color w:val="000000"/>
+        </w:rPr>
+        <w:t xml:space="preserve">  |  Mirana lava → </w:t>
+      </w:r>
+      <w:r>
+        <w:rPr>
+          <w:i/>
+          <w:color w:val="FF00FF"/>
+        </w:rPr>
+        <w:t>miran-dava</w:t>
+      </w:r>
+      <w:r>
+        <w:rPr>
+          <w:color w:val="000000"/>
+        </w:rPr>
+        <w:t xml:space="preserve">  |  Lavenona fotsy → </w:t>
+      </w:r>
+      <w:r>
+        <w:rPr>
+          <w:i/>
+          <w:color w:val="FF00FF"/>
+        </w:rPr>
+        <w:t>lavenom-potsy</w:t>
+      </w:r>
+      <w:r>
+        <w:rPr>
+          <w:color w:val="000000"/>
+        </w:rPr>
+        <w:t xml:space="preserve">  |  Tranona fokonolona → </w:t>
+      </w:r>
+      <w:r>
+        <w:rPr>
+          <w:i/>
+          <w:color w:val="FF00FF"/>
+        </w:rPr>
+        <w:t>tranom-pokonolona</w:t>
+      </w:r>
+      <w:r>
+        <w:rPr>
+          <w:color w:val="000000"/>
+        </w:rPr>
+        <w:t xml:space="preserve">  |  faha + efatra → </w:t>
+      </w:r>
+      <w:r>
+        <w:rPr>
+          <w:i/>
+          <w:color w:val="FF00FF"/>
+        </w:rPr>
+        <w:t>fahefatra</w:t>
+      </w:r>
+    </w:p>
+    <w:p>
+      <w:pPr>
+        <w:spacing w:after="40" w:before="0"/>
+      </w:pPr>
+    </w:p>
+    <w:p>
+      <w:pPr>
+        <w:keepNext/>
+        <w:numPr>
+          <w:ilvl w:val="0"/>
+          <w:numId w:val="120"/>
+        </w:numPr>
+        <w:spacing w:after="40" w:before="0"/>
+      </w:pPr>
+      <w:r>
+        <w:t xml:space="preserve">Lazao amin'ny fitsipika </w:t>
+      </w:r>
+      <w:r>
+        <w:rPr>
+          <w:b/>
+          <w:i/>
+          <w:color w:val="F76995"/>
+        </w:rPr>
+        <w:t>1, 2 na 3</w:t>
+      </w:r>
+      <w:r>
+        <w:t xml:space="preserve"> ny teny atambatra tsirairay.</w:t>
+        <w:br/>
+        <w:t>a) tongo-tsoavaly   b) sarin-tany   c) ravin-tsaonjo   d) tapa-pe   e) lavenom-potsy   f) tranom-pokonolona</w:t>
+      </w:r>
+    </w:p>
+    <w:p>
+      <w:pPr>
+        <w:spacing w:after="40" w:before="0"/>
+      </w:pPr>
+      <w:r>
+        <w:rPr>
+          <w:b/>
+          <w:i/>
+          <w:color w:val="F76995"/>
+        </w:rPr>
+        <w:t>3</w:t>
+      </w:r>
+      <w:r>
+        <w:rPr>
+          <w:i/>
+          <w:color w:val="FF00FF"/>
+        </w:rPr>
+        <w:t xml:space="preserve"> : tongo-tsoavaly, tapa-pe — </w:t>
+      </w:r>
+      <w:r>
+        <w:rPr>
+          <w:b/>
+          <w:i/>
+          <w:color w:val="F76995"/>
+        </w:rPr>
+        <w:t>1</w:t>
+      </w:r>
+      <w:r>
+        <w:rPr>
+          <w:i/>
+          <w:color w:val="FF00FF"/>
+        </w:rPr>
+        <w:t xml:space="preserve"> : sarin-tany, tranom-pokonolona — </w:t>
+      </w:r>
+      <w:r>
+        <w:rPr>
+          <w:b/>
+          <w:i/>
+          <w:color w:val="F76995"/>
+        </w:rPr>
+        <w:t>2</w:t>
+      </w:r>
+      <w:r>
+        <w:rPr>
+          <w:i/>
+          <w:color w:val="FF00FF"/>
+        </w:rPr>
+        <w:t xml:space="preserve"> : ravin-tsaonjo, lavenom-potsy.</w:t>
+      </w:r>
+    </w:p>
+    <w:p>
+      <w:pPr>
+        <w:spacing w:after="40" w:before="0"/>
+      </w:pPr>
+    </w:p>
+    <w:p>
+      <w:pPr>
+        <w:keepNext/>
+        <w:numPr>
+          <w:ilvl w:val="0"/>
+          <w:numId w:val="120"/>
+        </w:numPr>
+        <w:spacing w:after="40" w:before="0"/>
+      </w:pPr>
+      <w:r>
+        <w:t>Mamorona fehezanteny roa mampiasa teny atambatra (ohatra : satro-behivavy, tongo-parafara, ranomasina).</w:t>
+      </w:r>
+    </w:p>
+    <w:p>
+      <w:pPr>
+        <w:spacing w:after="40" w:before="0"/>
+      </w:pPr>
+      <w:r>
+        <w:rPr>
+          <w:i/>
+          <w:color w:val="FF00FF"/>
+        </w:rPr>
+        <w:t xml:space="preserve">Ny zava-dehibe : ny </w:t>
+      </w:r>
+      <w:r>
+        <w:rPr>
+          <w:b/>
+          <w:i/>
+          <w:color w:val="F76995"/>
+        </w:rPr>
+        <w:t>farany</w:t>
+      </w:r>
+      <w:r>
+        <w:rPr>
+          <w:i/>
+          <w:color w:val="FF00FF"/>
+        </w:rPr>
+        <w:t xml:space="preserve"> -ka / -tra / -na amin'ny teny voalohany no mamaritra izay atao (alatsaka → tsipi-panohizana) ; ary ny </w:t>
+      </w:r>
+      <w:r>
+        <w:rPr>
+          <w:b/>
+          <w:i/>
+          <w:color w:val="F76995"/>
+        </w:rPr>
+        <w:t>renifeo voalohan'ny</w:t>
+      </w:r>
+      <w:r>
+        <w:rPr>
+          <w:i/>
+          <w:color w:val="FF00FF"/>
+        </w:rPr>
+        <w:t xml:space="preserve"> teny faharoa dia miova rehefa aorian'ny « n » : s → ts, f → p, v → b, l → d.</w:t>
+      </w:r>
+    </w:p>
+    <w:p>
+      <w:pPr>
+        <w:spacing w:after="40" w:before="0"/>
+      </w:pPr>
+    </w:p>
+    <w:p>
+      <w:pPr>
+        <w:spacing w:after="0"/>
+      </w:pPr>
+      <w:r>
+        <w:br w:type="page"/>
+      </w:r>
+    </w:p>
+    <w:p>
+      <w:pPr>
+        <w:spacing w:after="80" w:before="0"/>
+      </w:pPr>
+      <w:r>
+        <w:rPr>
+          <w:b/>
+          <w:u w:val="single"/>
+        </w:rPr>
+        <w:t>LOHARANON-KEVITRA</w:t>
+      </w:r>
+    </w:p>
+    <w:p>
+      <w:pPr>
+        <w:spacing w:after="40" w:before="0"/>
+      </w:pPr>
+      <w:r>
+        <w:t xml:space="preserve">- FRP T6 — « FASCICULE DE RESSOURCES PÉDAGOGIQUES », taranja Malagasy, </w:t>
+      </w:r>
+      <w:r>
+        <w:rPr>
+          <w:b/>
+          <w:i/>
+          <w:color w:val="F76995"/>
+        </w:rPr>
+        <w:t>ÉDITION OCTOBRE 2026</w:t>
+      </w:r>
+      <w:r>
+        <w:t xml:space="preserve">, Minisiteran'ny Fanabeazam-pirenena : plateforme.education.mg → /bibliotheque-numerique/theme/biblio/pix/frp/college/FRP_T6/FRP_MLG_T6.pdf — « FEPETRA SY TEKINIKA ITRANDRAHANA IREO LOHAHEVITRA → LOHAHEVITRA I → FIASAN'NY TENY → </w:t>
+      </w:r>
+      <w:r>
+        <w:rPr>
+          <w:b/>
+          <w:i/>
+          <w:color w:val="F76995"/>
+        </w:rPr>
+        <w:t>TSIPELINA</w:t>
+      </w:r>
+      <w:r>
+        <w:t xml:space="preserve"> » : LFK 1e « Fepetra amin'ny fanakambanan-teny » (ny fitsipika telo sy ny 9 ôhatra : sarin-tany, tranom-pokonolona, ravin-tsaonjo, miran-dava, lavenom-potsy, satro-behivavy, tapa-pe, tongo-tsoavaly, tranom-borona, tahom-penina, tongo-parafara) ary LFK 2c « Mpamaritr'isa » (« Atambatra fa tsy asiana tsipi-panohizana »). Tsy misy laharan-pejy voasoratra amin'ity PDF ity amin'ireo dingana ireo.</w:t>
+      </w:r>
+    </w:p>
+    <w:p>
+      <w:pPr>
+        <w:spacing w:after="40" w:before="0"/>
+      </w:pPr>
+      <w:r>
+        <w:t xml:space="preserve">- FRP 6ème Malagasy (93 pejy, « FRP_6eme_MLG.pdf »), p.75-76 : mitovy teny-teny — </w:t>
+      </w:r>
+      <w:r>
+        <w:rPr>
+          <w:b/>
+          <w:i/>
+          <w:color w:val="F76995"/>
+        </w:rPr>
+        <w:t>anisan'izany ny coquille « rsha »</w:t>
+      </w:r>
+      <w:r>
+        <w:t xml:space="preserve"> ao amin'ny feheza « FANAKAMBANA NY TENY » → voamarina fa ao amin'ny boky ihany, fa tsy disadika tamin'ny fikarohana.</w:t>
+      </w:r>
+    </w:p>
+    <w:p>
+      <w:pPr>
+        <w:spacing w:after="40" w:before="0"/>
+      </w:pPr>
+      <w:r>
+        <w:t>- PE T6, PROGRAMME D'ETUDES — taranja Malagasy, p.21-22 « FIASAN'NY TENY - Tsipelina » (Voka-pianarana manokana ; Sahanasa ; Fitaovana ; Tombana ; Faharetany : ora 12) ; p.15 « FAFAN'NY VOTOATINY : Tsipelina : Teny verindroa · Fanakambanan-teny ».</w:t>
+      </w:r>
+    </w:p>
+    <w:p>
+      <w:pPr>
+        <w:spacing w:after="40" w:before="0"/>
+      </w:pPr>
+      <w:r>
+        <w:t xml:space="preserve">- RAPE T6, édisiona septambra 2026, plateforme.education.mg → /theme/biblio/pix/pdf/RAPE_T6.pdf, taranja Malagasy p.6-7 : herinandro </w:t>
+      </w:r>
+      <w:r>
+        <w:rPr>
+          <w:b/>
+          <w:i/>
+          <w:color w:val="F76995"/>
+        </w:rPr>
+        <w:t>1→7</w:t>
+      </w:r>
+      <w:r>
+        <w:t xml:space="preserve"> = TsiPELINA (« Teny verindroa · Fanakambanan-teny ») ; 4 ora/kerinandro ; « Tsy ahitana daty na vanim-potoana mamaritra ny tetiandrom-pampianarana » ; « Fanaambanan-teny » = coquille amin'ny RAPE.</w:t>
+      </w:r>
+    </w:p>
+    <w:p>
+      <w:pPr>
+        <w:spacing w:after="40" w:before="0"/>
+      </w:pPr>
+      <w:r>
+        <w:t>- RASOLOFOSON, Tovonjanahary Jorosoa, *Ny endriky ny matoanteny verindroa amin'ny teny malagasy*, mémoire Maîtrise ès-lettres, Oniversiten'Antananarivo (STe.La.Ri.M.), notarihin-dRALALAOHERIVONY Baholisoa Simone, 10 novambra 2014, 188 p. — « Lisitry ny famantarana sy ny fanafohezana » (− tsipika fohy : *manelanelana ny hasin-teny amin'ny teny rasaina* ; ǿ = feo very).</w:t>
+      </w:r>
+    </w:p>
+    <w:p>
+      <w:pPr>
+        <w:spacing w:after="40" w:before="0"/>
+      </w:pPr>
+      <w:r>
+        <w:t xml:space="preserve">- Malagasy Dictionary and Encyclopedia (David Stark) : *rano*, *masina*, </w:t>
+      </w:r>
+      <w:r>
+        <w:rPr>
+          <w:b/>
+          <w:i/>
+          <w:color w:val="F76995"/>
+        </w:rPr>
+        <w:t>ranomasina</w:t>
+      </w:r>
+      <w:r>
+        <w:t xml:space="preserve"> — https://malagasyword.org/bins/teny2/ranomasina (teny atambatra mahazitra, tsy misy tsipi-panohizana).</w:t>
+      </w:r>
+    </w:p>
     <w:sectPr>
       <w:pgSz w:w="11906" w:h="16838"/>
       <w:pgMar w:top="1020" w:right="1020" w:bottom="1020" w:left="1020" w:header="720" w:footer="720" w:gutter="0"/>
@@ -6120,6 +9379,46 @@
           <w:sz w:val="18"/>
         </w:rPr>
         <w:t xml:space="preserve"> Ho an'ny mpampianatra : « *Amin'ny teny malagasy dia tsy mahakasika ny tsirinteny ny fitsipika fa ny fototeny ihany no azo atao verindroa, amin'ny endriny feno na tsia* » (RASOLOFOSON T. J., mémoire Oniversiten'Antananarivo, 2014, §1.1.1.1). Izy ihany no manampy fa « *ataon'ny mpiteny ankehitriny verindroa anefa ny sampanteny* ». Ny karazana telo araka ny endrika (§1.1.3) dia : **am-panovonana** (*telo → tetelo*, *loha → loloha*, *boka → boboka*), **am-panovanana** (*ady → adidy*, *kibo → kibobo*, *fohy → fohiky* = fitenim-paritra Tsimihety), **am-panatsofohana / an-tsofoka** (*vanàka → vananàka*, *sanàka → sananàka*). Ary mety **manova hevitra** tanteraka ny verindroa, fa tsy manamafy / manalefaka ihany (§1.1.1.2). Loharano : RAJAONA Siméon, *Problème de morphologie malgache* (1977) sy *Hiratra n°4 : Le redoublement par suffixation en Malgache* (1982).</w:t>
+      </w:r>
+    </w:p>
+  </w:footnote>
+  <w:footnote w:id="1009">
+    <w:p>
+      <w:pPr>
+        <w:spacing w:after="0" w:line="240" w:lineRule="auto"/>
+      </w:pPr>
+      <w:r>
+        <w:rPr>
+          <w:vertAlign w:val="superscript"/>
+          <w:sz w:val="18"/>
+        </w:rPr>
+        <w:footnoteRef/>
+      </w:r>
+      <w:r>
+        <w:rPr>
+          <w:sz w:val="18"/>
+        </w:rPr>
+        <w:t xml:space="preserve"> Voka-pianarana manokana (PE T6, p.21)</w:t>
+      </w:r>
+    </w:p>
+  </w:footnote>
+  <w:footnote w:id="1010">
+    <w:p>
+      <w:pPr>
+        <w:spacing w:after="0" w:line="240" w:lineRule="auto"/>
+      </w:pPr>
+      <w:r>
+        <w:rPr>
+          <w:vertAlign w:val="superscript"/>
+          <w:sz w:val="18"/>
+        </w:rPr>
+        <w:footnoteRef/>
+      </w:r>
+      <w:r>
+        <w:rPr>
+          <w:sz w:val="18"/>
+        </w:rPr>
+        <w:t xml:space="preserve"> Ho an'ny mpampianatra : ao amin'ny boky (éd. 2026 sy dikan-teny 93 p. mitovy) dia misy coquille ao amin'ity feheza ity : « … dia tsy atao ny fanakambanan-teny **rsha** tsy amin'ny teny miverina … ». Jereina hoe **raha** (na *tsy raha*) no tenim-piteny tany am-pamoronana azy, ka dia nozaraina toy izay ny dikany : ny ohatra (*trano vorona* → *tranom-borona* ; *Taho penina* → *tahom-penina* ; *tongo-parafara*) ihany no atao hoe teny atambatra. Marihina koa fa **tsy misy tsipi-panohizana** ny anarana atambatra efa mahazitra : **ranomasina** ( = rano + masina ; *Malagasy Dictionary and Encyclopedia*, malagasyword.org/bins/teny2/ranomasina) — tsy hoe « rano-masina » intsony. Loharano hafa : *Ny endriky ny matoanteny verindroa amin'ny teny malagasy* (RASOLOFOSON T. J., mémoire, Oniversiten'Antananarivo, 2014), « Lisitry ny famantarana sy ny fanafohezana », izay manao ny « **− tsipika fohy** : manelanelana ny hasin-teny amin'ny teny rasaina », ary ny `Φ` (feo very) dia marika ho an'izany.</w:t>
       </w:r>
     </w:p>
   </w:footnote>
@@ -6453,6 +9752,83 @@
       <w:ind w:left="360" w:hanging="360"/>
     </w:lvl>
   </w:abstractNum>
+  <w:abstractNum w:abstractNumId="114">
+    <w:multiLevelType w:val="singleLevel"/>
+    <w:lvl w:ilvl="0">
+      <w:start w:val="1"/>
+      <w:numFmt w:val="decimal"/>
+      <w:lvlText w:val="%1."/>
+      <w:suff w:val="space"/>
+      <w:lvlJc w:val="left"/>
+      <w:ind w:left="360" w:hanging="360"/>
+    </w:lvl>
+  </w:abstractNum>
+  <w:abstractNum w:abstractNumId="115">
+    <w:multiLevelType w:val="singleLevel"/>
+    <w:lvl w:ilvl="0">
+      <w:start w:val="1"/>
+      <w:numFmt w:val="decimal"/>
+      <w:lvlText w:val="%1."/>
+      <w:suff w:val="space"/>
+      <w:lvlJc w:val="left"/>
+      <w:ind w:left="1080" w:hanging="360"/>
+    </w:lvl>
+  </w:abstractNum>
+  <w:abstractNum w:abstractNumId="116">
+    <w:multiLevelType w:val="singleLevel"/>
+    <w:lvl w:ilvl="0">
+      <w:start w:val="1"/>
+      <w:numFmt w:val="decimal"/>
+      <w:lvlText w:val="%1."/>
+      <w:suff w:val="space"/>
+      <w:lvlJc w:val="left"/>
+      <w:ind w:left="1080" w:hanging="360"/>
+    </w:lvl>
+  </w:abstractNum>
+  <w:abstractNum w:abstractNumId="117">
+    <w:multiLevelType w:val="singleLevel"/>
+    <w:lvl w:ilvl="0">
+      <w:start w:val="1"/>
+      <w:numFmt w:val="decimal"/>
+      <w:lvlText w:val="%1."/>
+      <w:suff w:val="space"/>
+      <w:lvlJc w:val="left"/>
+      <w:ind w:left="1080" w:hanging="360"/>
+    </w:lvl>
+  </w:abstractNum>
+  <w:abstractNum w:abstractNumId="118">
+    <w:multiLevelType w:val="singleLevel"/>
+    <w:lvl w:ilvl="0">
+      <w:start w:val="1"/>
+      <w:numFmt w:val="decimal"/>
+      <w:lvlText w:val="%1."/>
+      <w:suff w:val="space"/>
+      <w:lvlJc w:val="left"/>
+      <w:ind w:left="1080" w:hanging="360"/>
+    </w:lvl>
+  </w:abstractNum>
+  <w:abstractNum w:abstractNumId="119">
+    <w:multiLevelType w:val="singleLevel"/>
+    <w:lvl w:ilvl="0">
+      <w:start w:val="1"/>
+      <w:numFmt w:val="decimal"/>
+      <w:lvlText w:val="%1."/>
+      <w:suff w:val="space"/>
+      <w:lvlJc w:val="left"/>
+      <w:ind w:left="360" w:hanging="360"/>
+    </w:lvl>
+  </w:abstractNum>
+  <w:abstractNum w:abstractNumId="120">
+    <w:multiLevelType w:val="singleLevel"/>
+    <w:lvl w:ilvl="0">
+      <w:start w:val="1"/>
+      <w:numFmt w:val="decimal"/>
+      <w:lvlText w:val="%1."/>
+      <w:suff w:val="space"/>
+      <w:lvlJc w:val="left"/>
+      <w:ind w:left="360" w:hanging="360"/>
+    </w:lvl>
+  </w:abstractNum>
   <w:num w:numId="1">
     <w:abstractNumId w:val="8"/>
   </w:num>
@@ -6521,6 +9897,27 @@
   </w:num>
   <w:num w:numId="113">
     <w:abstractNumId w:val="113"/>
+  </w:num>
+  <w:num w:numId="114">
+    <w:abstractNumId w:val="114"/>
+  </w:num>
+  <w:num w:numId="115">
+    <w:abstractNumId w:val="115"/>
+  </w:num>
+  <w:num w:numId="116">
+    <w:abstractNumId w:val="116"/>
+  </w:num>
+  <w:num w:numId="117">
+    <w:abstractNumId w:val="117"/>
+  </w:num>
+  <w:num w:numId="118">
+    <w:abstractNumId w:val="118"/>
+  </w:num>
+  <w:num w:numId="119">
+    <w:abstractNumId w:val="119"/>
+  </w:num>
+  <w:num w:numId="120">
+    <w:abstractNumId w:val="120"/>
   </w:num>
 </w:numbering>
 </file>

--- a/manuel-malagasy-t6/output/Malagasy_T6_J-Learn.docx
+++ b/manuel-malagasy-t6/output/Malagasy_T6_J-Learn.docx
@@ -6730,7 +6730,7 @@
               <w:spacing w:after="40" w:before="0"/>
             </w:pPr>
             <w:r>
-              <w:t>V.A. : indraindray dia tsy very ny -ka/-tra/-na fa miala ; ary ny « n » noampy — ny renifeo manaraka azy dia miova : s → ts, f → p, v → b, l → d.</w:t>
+              <w:t>V.A. : ny « n » no **ampiana** eo anelanelan'ny roa teny (*sary* → *sarin-*), ary ny renifeo voalohan'ny teny faharoa dia **miova** : s → ts, f → p, v → b, l → d.</w:t>
             </w:r>
           </w:p>
         </w:tc>
@@ -7275,7 +7275,7 @@
           <w:color w:val="00B0F0"/>
           <w:u w:val="single"/>
         </w:rPr>
-        <w:t>Ny zavatra je-hina (Votoatiny an'ny PE)</w:t>
+        <w:t>Ny zavatra hodinihina (Votoatiny an'ny PE)</w:t>
       </w:r>
     </w:p>
     <w:p>
@@ -7343,7 +7343,7 @@
         <w:rPr>
           <w:color w:val="000000"/>
         </w:rPr>
-        <w:t xml:space="preserve"> … ». *Mangina ny tapany farany* amin'ireo singa ireo ao amin'ny lahatsoratra ananantsika : nitohy hatramin'ny « na » ny andian-tsoratra, ka tsy nohamboarina eto. Ny ôhatra ao amin'ny FRP no mamerena azy : *trano (ananana) vorona (tompony)* → </w:t>
+        <w:t xml:space="preserve"> … ». *Mangina ny tapany farany* amin'ireo singa ireo ao amin'ny lahatsoratra ananantsika : nitohy hatramin'ny « na » ny andian-tsoratra, ka tsy nohamboarina eto. Ny ôhatra ao amin'ny FRP no manazava izany : *trano (ananana) vorona (tompony)* → </w:t>
       </w:r>
       <w:r>
         <w:rPr>
@@ -8005,7 +8005,7 @@
           <w:color w:val="00B0F0"/>
           <w:u w:val="single"/>
         </w:rPr>
-        <w:t>Fepetra : ovany no atao, ovany tsy atao</w:t>
+        <w:t>Fepetra : ny atao sy ny tsy atao</w:t>
       </w:r>
     </w:p>
     <w:p>

--- a/manuel-malagasy-t6/output/Malagasy_T6_J-Learn.docx
+++ b/manuel-malagasy-t6/output/Malagasy_T6_J-Learn.docx
@@ -4833,7 +4833,7 @@
           <w:color w:val="00B0F0"/>
           <w:u w:val="single"/>
         </w:rPr>
-        <w:t>Tsy izay rehetra voalaza indroa dia verindroa</w:t>
+        <w:t>Roa karazana endrika — ary ny litera mety miova</w:t>
       </w:r>
     </w:p>
     <w:p>
@@ -4845,7 +4845,7 @@
         <w:rPr>
           <w:color w:val="000000"/>
         </w:rPr>
-        <w:t xml:space="preserve">Raha </w:t>
+        <w:t xml:space="preserve">Misy boky ministera ho an'ny ambaratonga voalohany izay manavaka </w:t>
       </w:r>
       <w:r>
         <w:rPr>
@@ -4853,13 +4853,13 @@
           <w:i/>
           <w:color w:val="F76995"/>
         </w:rPr>
-        <w:t>roa teny</w:t>
+        <w:t>roa karazana</w:t>
       </w:r>
       <w:r>
         <w:rPr>
           <w:color w:val="000000"/>
         </w:rPr>
-        <w:t xml:space="preserve"> samy hafa no voalaza indroa dia </w:t>
+        <w:t xml:space="preserve"> endrika : ireo </w:t>
       </w:r>
       <w:r>
         <w:rPr>
@@ -4867,13 +4867,13 @@
           <w:i/>
           <w:color w:val="F76995"/>
         </w:rPr>
-        <w:t>tsy</w:t>
+        <w:t>tsy ahitana fiovana</w:t>
       </w:r>
       <w:r>
         <w:rPr>
           <w:color w:val="000000"/>
         </w:rPr>
-        <w:t xml:space="preserve"> teny verindroa izany ; </w:t>
+        <w:t xml:space="preserve"> sy ireo </w:t>
       </w:r>
       <w:r>
         <w:rPr>
@@ -4881,13 +4881,13 @@
           <w:i/>
           <w:color w:val="F76995"/>
         </w:rPr>
-        <w:t>iray teny</w:t>
+        <w:t>misy fiovana</w:t>
       </w:r>
       <w:r>
         <w:rPr>
           <w:color w:val="000000"/>
         </w:rPr>
-        <w:t xml:space="preserve"> ihany averina vao atao hoe verindroa.</w:t>
+        <w:t xml:space="preserve"> (*Torolalana* ho an'ny boky KINGAVOLA sy HAIVOLA, MEN, 2015 — Tsipelina, ventinasa I, herinandro-1, seho-1) :</w:t>
       </w:r>
     </w:p>
     <w:p>
@@ -4914,7 +4914,56 @@
         <w:spacing w:after="40" w:before="0"/>
       </w:pPr>
       <w:r>
-        <w:t>Nandeha nandeha izy.  (roa teny : tsy verindroa)</w:t>
+        <w:rPr>
+          <w:b/>
+          <w:i/>
+          <w:color w:val="F76995"/>
+        </w:rPr>
+        <w:t>Tsy ahitana fiovana</w:t>
+      </w:r>
+      <w:r>
+        <w:t xml:space="preserve"> : *ela* → </w:t>
+      </w:r>
+      <w:r>
+        <w:rPr>
+          <w:b/>
+          <w:i/>
+          <w:color w:val="F76995"/>
+        </w:rPr>
+        <w:t>elaela</w:t>
+      </w:r>
+      <w:r>
+        <w:t xml:space="preserve"> · *miova* → </w:t>
+      </w:r>
+      <w:r>
+        <w:rPr>
+          <w:b/>
+          <w:i/>
+          <w:color w:val="F76995"/>
+        </w:rPr>
+        <w:t>miovaova</w:t>
+      </w:r>
+      <w:r>
+        <w:t xml:space="preserve"> · *fitopa* → </w:t>
+      </w:r>
+      <w:r>
+        <w:rPr>
+          <w:b/>
+          <w:i/>
+          <w:color w:val="F76995"/>
+        </w:rPr>
+        <w:t>fitopatopa</w:t>
+      </w:r>
+      <w:r>
+        <w:t xml:space="preserve"> · *toro* → </w:t>
+      </w:r>
+      <w:r>
+        <w:rPr>
+          <w:b/>
+          <w:i/>
+          <w:color w:val="F76995"/>
+        </w:rPr>
+        <w:t>atorotoro</w:t>
       </w:r>
     </w:p>
     <w:p>
@@ -4926,30 +4975,15 @@
         <w:spacing w:after="40" w:before="0"/>
       </w:pPr>
       <w:r>
-        <w:t>Nande</w:t>
-      </w:r>
-      <w:r>
         <w:rPr>
           <w:b/>
           <w:i/>
           <w:color w:val="F76995"/>
         </w:rPr>
-        <w:t>handeha</w:t>
-      </w:r>
-      <w:r>
-        <w:t xml:space="preserve"> izy.  (iray teny averina : verindroa)</w:t>
-      </w:r>
-    </w:p>
-    <w:p>
-      <w:pPr>
-        <w:numPr>
-          <w:ilvl w:val="0"/>
-          <w:numId w:val="111"/>
-        </w:numPr>
-        <w:spacing w:after="40" w:before="0"/>
-      </w:pPr>
-      <w:r>
-        <w:t xml:space="preserve">« Mamela veloma </w:t>
+        <w:t>Misy fiovana</w:t>
+      </w:r>
+      <w:r>
+        <w:t xml:space="preserve"> : *sarotra* → </w:t>
       </w:r>
       <w:r>
         <w:rPr>
@@ -4957,10 +4991,43 @@
           <w:i/>
           <w:color w:val="F76995"/>
         </w:rPr>
-        <w:t>ombieny ombieny</w:t>
-      </w:r>
-      <w:r>
-        <w:t xml:space="preserve"> » (Jean NARIVONY, *Takariva*) : roa teny.</w:t>
+        <w:t>sarotsarotra</w:t>
+      </w:r>
+      <w:r>
+        <w:t xml:space="preserve"> (s → ts) · *javona* → </w:t>
+      </w:r>
+      <w:r>
+        <w:rPr>
+          <w:b/>
+          <w:i/>
+          <w:color w:val="F76995"/>
+        </w:rPr>
+        <w:t>manjavojavona</w:t>
+      </w:r>
+      <w:r>
+        <w:t xml:space="preserve"> (z → j) · *faritra* → </w:t>
+      </w:r>
+      <w:r>
+        <w:rPr>
+          <w:b/>
+          <w:i/>
+          <w:color w:val="F76995"/>
+        </w:rPr>
+        <w:t>voafariparitra</w:t>
+      </w:r>
+      <w:r>
+        <w:t xml:space="preserve"> (f → p) · *maty* → </w:t>
+      </w:r>
+      <w:r>
+        <w:rPr>
+          <w:b/>
+          <w:i/>
+          <w:color w:val="F76995"/>
+        </w:rPr>
+        <w:t>matimaty</w:t>
+      </w:r>
+      <w:r>
+        <w:t xml:space="preserve"> (y → i)</w:t>
       </w:r>
     </w:p>
     <w:p>
@@ -4968,6 +5035,74 @@
         <w:spacing w:after="40" w:before="0"/>
         <w:ind w:left="2160"/>
       </w:pPr>
+    </w:p>
+    <w:p>
+      <w:pPr>
+        <w:spacing w:after="40" w:before="0"/>
+        <w:ind w:firstLine="360"/>
+      </w:pPr>
+      <w:r>
+        <w:rPr>
+          <w:color w:val="000000"/>
+        </w:rPr>
+        <w:t xml:space="preserve">Tsy hafa amin'ireo </w:t>
+      </w:r>
+      <w:r>
+        <w:rPr>
+          <w:b/>
+          <w:i/>
+          <w:color w:val="F76995"/>
+        </w:rPr>
+        <w:t>renifeo</w:t>
+      </w:r>
+      <w:r>
+        <w:rPr>
+          <w:color w:val="000000"/>
+        </w:rPr>
+        <w:t xml:space="preserve"> miova amin'ny </w:t>
+      </w:r>
+      <w:r>
+        <w:rPr>
+          <w:b/>
+          <w:i/>
+          <w:color w:val="F76995"/>
+        </w:rPr>
+        <w:t>fanakambanan-teny</w:t>
+      </w:r>
+      <w:r>
+        <w:rPr>
+          <w:color w:val="000000"/>
+        </w:rPr>
+        <w:t xml:space="preserve"> ireo fanovana ireo (*s → ts*, *f → p*, *v → b*, *l → d* — FRP, LFK 1e) : rehefa </w:t>
+      </w:r>
+      <w:r>
+        <w:rPr>
+          <w:b/>
+          <w:i/>
+          <w:color w:val="F76995"/>
+        </w:rPr>
+        <w:t>atohy</w:t>
+      </w:r>
+      <w:r>
+        <w:rPr>
+          <w:color w:val="000000"/>
+        </w:rPr>
+        <w:t xml:space="preserve"> na </w:t>
+      </w:r>
+      <w:r>
+        <w:rPr>
+          <w:b/>
+          <w:i/>
+          <w:color w:val="F76995"/>
+        </w:rPr>
+        <w:t>averina</w:t>
+      </w:r>
+      <w:r>
+        <w:rPr>
+          <w:color w:val="000000"/>
+        </w:rPr>
+        <w:t xml:space="preserve"> ny teny dia mety miova ny renifeo voalohan'ny ampahany manaraka.</w:t>
+      </w:r>
     </w:p>
     <w:p>
       <w:pPr>
@@ -4984,7 +5119,7 @@
           <w:color w:val="00B0F0"/>
           <w:u w:val="single"/>
         </w:rPr>
-        <w:t>Rakitra mifandray</w:t>
+        <w:t>Lahatsoratra fijerena : karohy ny teny verindroa ao</w:t>
       </w:r>
     </w:p>
     <w:p>
@@ -4996,7 +5131,7 @@
         <w:rPr>
           <w:color w:val="000000"/>
         </w:rPr>
-        <w:t xml:space="preserve">Ao amin'ny </w:t>
+        <w:t xml:space="preserve">*Santionany* avy amin'ny *Torolalana* 2015 (Valin'ny Fanazaran-tsaina </w:t>
       </w:r>
       <w:r>
         <w:rPr>
@@ -5004,13 +5139,13 @@
           <w:i/>
           <w:color w:val="F76995"/>
         </w:rPr>
-        <w:t>fitsipiky ny teny</w:t>
+        <w:t>11-1</w:t>
       </w:r>
       <w:r>
         <w:rPr>
           <w:color w:val="000000"/>
         </w:rPr>
-        <w:t xml:space="preserve"> dia misy mpamari-toetra voamboatra amin'ny alalan'ny </w:t>
+        <w:t xml:space="preserve">) — </w:t>
       </w:r>
       <w:r>
         <w:rPr>
@@ -5018,13 +5153,25 @@
           <w:i/>
           <w:color w:val="F76995"/>
         </w:rPr>
-        <w:t>tsofoka</w:t>
+        <w:t>tsy novaina</w:t>
       </w:r>
       <w:r>
         <w:rPr>
           <w:color w:val="000000"/>
         </w:rPr>
-        <w:t xml:space="preserve"> (*s-ol-anga*, *f-in-aritra*), ary hoy ny boky : « </w:t>
+        <w:t>, tenim-pisoran'ny boky : vakio mangina, dia karohy ireo teny verindroa ao.</w:t>
+      </w:r>
+    </w:p>
+    <w:p>
+      <w:pPr>
+        <w:spacing w:after="40" w:before="0"/>
+        <w:ind w:firstLine="360"/>
+      </w:pPr>
+      <w:r>
+        <w:rPr>
+          <w:color w:val="000000"/>
+        </w:rPr>
+        <w:t xml:space="preserve">« </w:t>
       </w:r>
       <w:r>
         <w:rPr>
@@ -5032,13 +5179,13 @@
           <w:i/>
           <w:color w:val="F76995"/>
         </w:rPr>
-        <w:t>Ny tsofoka dia manamafy ny hevitry ny mpamari-toetra</w:t>
+        <w:t>Elaela</w:t>
       </w:r>
       <w:r>
         <w:rPr>
           <w:color w:val="000000"/>
         </w:rPr>
-        <w:t xml:space="preserve"> » (FRP, LFK 2b) → </w:t>
+        <w:t xml:space="preserve"> ihany vao tody tany Amerika ireo sambo maromaro indray niainga tany Pôrtogaly. Hitady an'i India ny foto-diany saingy noho ny fitsoky ny rivotra </w:t>
       </w:r>
       <w:r>
         <w:rPr>
@@ -5046,13 +5193,13 @@
           <w:i/>
           <w:color w:val="F76995"/>
         </w:rPr>
-        <w:t>roa fomba</w:t>
+        <w:t>miovaova</w:t>
       </w:r>
       <w:r>
         <w:rPr>
           <w:color w:val="000000"/>
         </w:rPr>
-        <w:t xml:space="preserve"> hanaovana izany : ny </w:t>
+        <w:t xml:space="preserve"> sy ny </w:t>
       </w:r>
       <w:r>
         <w:rPr>
@@ -5060,13 +5207,13 @@
           <w:i/>
           <w:color w:val="F76995"/>
         </w:rPr>
-        <w:t>tsofoka</w:t>
+        <w:t>fitopatopan'</w:t>
       </w:r>
       <w:r>
         <w:rPr>
           <w:color w:val="000000"/>
         </w:rPr>
-        <w:t xml:space="preserve"> (ao anaty teny) sy ny </w:t>
+        <w:t xml:space="preserve"> ny onja mahery dia </w:t>
       </w:r>
       <w:r>
         <w:rPr>
@@ -5074,25 +5221,13 @@
           <w:i/>
           <w:color w:val="F76995"/>
         </w:rPr>
-        <w:t>verindroa</w:t>
+        <w:t>nivilivily</w:t>
       </w:r>
       <w:r>
         <w:rPr>
           <w:color w:val="000000"/>
         </w:rPr>
-        <w:t xml:space="preserve"> (fiverenana).</w:t>
-      </w:r>
-    </w:p>
-    <w:p>
-      <w:pPr>
-        <w:spacing w:after="40" w:before="0"/>
-        <w:ind w:firstLine="360"/>
-      </w:pPr>
-      <w:r>
-        <w:rPr>
-          <w:color w:val="000000"/>
-        </w:rPr>
-        <w:t xml:space="preserve">Amin'ny </w:t>
+        <w:t xml:space="preserve"> ny fizotry ny lalany. Mba </w:t>
       </w:r>
       <w:r>
         <w:rPr>
@@ -5100,13 +5235,13 @@
           <w:i/>
           <w:color w:val="F76995"/>
         </w:rPr>
-        <w:t>Asa an-tsoratra</w:t>
+        <w:t>atorotoroy</w:t>
       </w:r>
       <w:r>
         <w:rPr>
           <w:color w:val="000000"/>
         </w:rPr>
-        <w:t xml:space="preserve"> dia atao hoe « </w:t>
+        <w:t xml:space="preserve"> ahy eto amin'ny sarintany hoe ny tany sy ny toerana </w:t>
       </w:r>
       <w:r>
         <w:rPr>
@@ -5114,13 +5249,13 @@
           <w:i/>
           <w:color w:val="F76995"/>
         </w:rPr>
-        <w:t>Lahatsoratra manoritsoritra</w:t>
+        <w:t>malazalaza</w:t>
       </w:r>
       <w:r>
         <w:rPr>
           <w:color w:val="000000"/>
         </w:rPr>
-        <w:t xml:space="preserve"> » : *soritra* → </w:t>
+        <w:t xml:space="preserve"> efa </w:t>
       </w:r>
       <w:r>
         <w:rPr>
@@ -5128,13 +5263,13 @@
           <w:i/>
           <w:color w:val="F76995"/>
         </w:rPr>
-        <w:t>soritsoritra</w:t>
+        <w:t>fantapantatra</w:t>
       </w:r>
       <w:r>
         <w:rPr>
           <w:color w:val="000000"/>
         </w:rPr>
-        <w:t xml:space="preserve"> → </w:t>
+        <w:t xml:space="preserve"> tamin'izany andro izany. […] </w:t>
       </w:r>
       <w:r>
         <w:rPr>
@@ -5142,6 +5277,440 @@
           <w:i/>
           <w:color w:val="F76995"/>
         </w:rPr>
+        <w:t>Sarotsarotra</w:t>
+      </w:r>
+      <w:r>
+        <w:rPr>
+          <w:color w:val="000000"/>
+        </w:rPr>
+        <w:t xml:space="preserve"> ihany ny mamaky ny anarana voasoratra eo. Somary efa </w:t>
+      </w:r>
+      <w:r>
+        <w:rPr>
+          <w:b/>
+          <w:i/>
+          <w:color w:val="F76995"/>
+        </w:rPr>
+        <w:t>antitrantitra</w:t>
+      </w:r>
+      <w:r>
+        <w:rPr>
+          <w:color w:val="000000"/>
+        </w:rPr>
+        <w:t xml:space="preserve"> mantsy io sarintany io ka </w:t>
+      </w:r>
+      <w:r>
+        <w:rPr>
+          <w:b/>
+          <w:i/>
+          <w:color w:val="F76995"/>
+        </w:rPr>
+        <w:t>matimaty</w:t>
+      </w:r>
+      <w:r>
+        <w:rPr>
+          <w:color w:val="000000"/>
+        </w:rPr>
+        <w:t xml:space="preserve"> sy </w:t>
+      </w:r>
+      <w:r>
+        <w:rPr>
+          <w:b/>
+          <w:i/>
+          <w:color w:val="F76995"/>
+        </w:rPr>
+        <w:t>manjavojavona</w:t>
+      </w:r>
+      <w:r>
+        <w:rPr>
+          <w:color w:val="000000"/>
+        </w:rPr>
+        <w:t xml:space="preserve"> ny soratra. »</w:t>
+      </w:r>
+    </w:p>
+    <w:p>
+      <w:pPr>
+        <w:keepNext/>
+        <w:spacing w:after="40" w:before="0"/>
+        <w:ind w:firstLine="720"/>
+      </w:pPr>
+      <w:r>
+        <w:rPr>
+          <w:i/>
+          <w:color w:val="78B832"/>
+          <w:u w:val="single"/>
+        </w:rPr>
+        <w:t>Ohatra:</w:t>
+      </w:r>
+    </w:p>
+    <w:p>
+      <w:pPr>
+        <w:numPr>
+          <w:ilvl w:val="0"/>
+          <w:numId w:val="112"/>
+        </w:numPr>
+        <w:spacing w:after="40" w:before="0"/>
+      </w:pPr>
+      <w:r>
+        <w:rPr>
+          <w:b/>
+          <w:i/>
+          <w:color w:val="F76995"/>
+        </w:rPr>
+        <w:t>11</w:t>
+      </w:r>
+      <w:r>
+        <w:t xml:space="preserve"> : *elaela* (ela) · *miovaova* (miova) · *fitopatopa* (fitopa) · *nivilivily* (vily) · *atorotoroy* (toro) · *malazalaza* (laza) · *fantapantatra* (fantatra) · *sarotsarotra* (sarotra) · *antitrantitra* (trantitra) · *matimaty* (maty) · *manjavojavona* (javona)</w:t>
+      </w:r>
+    </w:p>
+    <w:p>
+      <w:pPr>
+        <w:numPr>
+          <w:ilvl w:val="0"/>
+          <w:numId w:val="112"/>
+        </w:numPr>
+        <w:spacing w:after="40" w:before="0"/>
+      </w:pPr>
+      <w:r>
+        <w:t>Glose : *somary* = mais, quant a · *nivilivily* = a erre de cote et d'autre · *antitrantitra* = tres ancien · *matimaty* = presque efface (avy amin'ny *maty*)</w:t>
+      </w:r>
+      <w:r>
+        <w:rPr>
+          <w:vertAlign w:val="superscript"/>
+        </w:rPr>
+        <w:footnoteReference w:id="1009"/>
+      </w:r>
+    </w:p>
+    <w:p>
+      <w:pPr>
+        <w:spacing w:after="40" w:before="0"/>
+        <w:ind w:left="2160"/>
+      </w:pPr>
+    </w:p>
+    <w:p>
+      <w:pPr>
+        <w:keepNext/>
+        <w:numPr>
+          <w:ilvl w:val="0"/>
+          <w:numId w:val="107"/>
+        </w:numPr>
+        <w:spacing w:after="40" w:before="0"/>
+      </w:pPr>
+      <w:r>
+        <w:rPr>
+          <w:b/>
+          <w:color w:val="00B0F0"/>
+          <w:u w:val="single"/>
+        </w:rPr>
+        <w:t>Tsy izay rehetra voalaza indroa dia verindroa</w:t>
+      </w:r>
+    </w:p>
+    <w:p>
+      <w:pPr>
+        <w:spacing w:after="40" w:before="0"/>
+        <w:ind w:firstLine="360"/>
+      </w:pPr>
+      <w:r>
+        <w:rPr>
+          <w:color w:val="000000"/>
+        </w:rPr>
+        <w:t xml:space="preserve">Raha </w:t>
+      </w:r>
+      <w:r>
+        <w:rPr>
+          <w:b/>
+          <w:i/>
+          <w:color w:val="F76995"/>
+        </w:rPr>
+        <w:t>roa teny</w:t>
+      </w:r>
+      <w:r>
+        <w:rPr>
+          <w:color w:val="000000"/>
+        </w:rPr>
+        <w:t xml:space="preserve"> samy hafa no voalaza indroa dia </w:t>
+      </w:r>
+      <w:r>
+        <w:rPr>
+          <w:b/>
+          <w:i/>
+          <w:color w:val="F76995"/>
+        </w:rPr>
+        <w:t>tsy</w:t>
+      </w:r>
+      <w:r>
+        <w:rPr>
+          <w:color w:val="000000"/>
+        </w:rPr>
+        <w:t xml:space="preserve"> teny verindroa izany ; </w:t>
+      </w:r>
+      <w:r>
+        <w:rPr>
+          <w:b/>
+          <w:i/>
+          <w:color w:val="F76995"/>
+        </w:rPr>
+        <w:t>iray teny</w:t>
+      </w:r>
+      <w:r>
+        <w:rPr>
+          <w:color w:val="000000"/>
+        </w:rPr>
+        <w:t xml:space="preserve"> ihany averina vao atao hoe verindroa.</w:t>
+      </w:r>
+    </w:p>
+    <w:p>
+      <w:pPr>
+        <w:keepNext/>
+        <w:spacing w:after="40" w:before="0"/>
+        <w:ind w:firstLine="720"/>
+      </w:pPr>
+      <w:r>
+        <w:rPr>
+          <w:i/>
+          <w:color w:val="78B832"/>
+          <w:u w:val="single"/>
+        </w:rPr>
+        <w:t>Ohatra:</w:t>
+      </w:r>
+    </w:p>
+    <w:p>
+      <w:pPr>
+        <w:numPr>
+          <w:ilvl w:val="0"/>
+          <w:numId w:val="113"/>
+        </w:numPr>
+        <w:spacing w:after="40" w:before="0"/>
+      </w:pPr>
+      <w:r>
+        <w:t>Nandeha nandeha izy.  (roa teny : tsy verindroa)</w:t>
+      </w:r>
+    </w:p>
+    <w:p>
+      <w:pPr>
+        <w:numPr>
+          <w:ilvl w:val="0"/>
+          <w:numId w:val="113"/>
+        </w:numPr>
+        <w:spacing w:after="40" w:before="0"/>
+      </w:pPr>
+      <w:r>
+        <w:t>Nande</w:t>
+      </w:r>
+      <w:r>
+        <w:rPr>
+          <w:b/>
+          <w:i/>
+          <w:color w:val="F76995"/>
+        </w:rPr>
+        <w:t>handeha</w:t>
+      </w:r>
+      <w:r>
+        <w:t xml:space="preserve"> izy.  (iray teny averina : verindroa)</w:t>
+      </w:r>
+    </w:p>
+    <w:p>
+      <w:pPr>
+        <w:numPr>
+          <w:ilvl w:val="0"/>
+          <w:numId w:val="113"/>
+        </w:numPr>
+        <w:spacing w:after="40" w:before="0"/>
+      </w:pPr>
+      <w:r>
+        <w:t xml:space="preserve">« Mamela veloma </w:t>
+      </w:r>
+      <w:r>
+        <w:rPr>
+          <w:b/>
+          <w:i/>
+          <w:color w:val="F76995"/>
+        </w:rPr>
+        <w:t>ombieny ombieny</w:t>
+      </w:r>
+      <w:r>
+        <w:t xml:space="preserve"> » (Jean NARIVONY, *Takariva*) : roa teny.</w:t>
+      </w:r>
+    </w:p>
+    <w:p>
+      <w:pPr>
+        <w:spacing w:after="40" w:before="0"/>
+        <w:ind w:left="2160"/>
+      </w:pPr>
+    </w:p>
+    <w:p>
+      <w:pPr>
+        <w:keepNext/>
+        <w:numPr>
+          <w:ilvl w:val="0"/>
+          <w:numId w:val="107"/>
+        </w:numPr>
+        <w:spacing w:after="40" w:before="0"/>
+      </w:pPr>
+      <w:r>
+        <w:rPr>
+          <w:b/>
+          <w:color w:val="00B0F0"/>
+          <w:u w:val="single"/>
+        </w:rPr>
+        <w:t>Rakitra mifandray</w:t>
+      </w:r>
+    </w:p>
+    <w:p>
+      <w:pPr>
+        <w:spacing w:after="40" w:before="0"/>
+        <w:ind w:firstLine="360"/>
+      </w:pPr>
+      <w:r>
+        <w:rPr>
+          <w:color w:val="000000"/>
+        </w:rPr>
+        <w:t xml:space="preserve">Ao amin'ny </w:t>
+      </w:r>
+      <w:r>
+        <w:rPr>
+          <w:b/>
+          <w:i/>
+          <w:color w:val="F76995"/>
+        </w:rPr>
+        <w:t>fitsipiky ny teny</w:t>
+      </w:r>
+      <w:r>
+        <w:rPr>
+          <w:color w:val="000000"/>
+        </w:rPr>
+        <w:t xml:space="preserve"> dia misy mpamari-toetra voamboatra amin'ny alalan'ny </w:t>
+      </w:r>
+      <w:r>
+        <w:rPr>
+          <w:b/>
+          <w:i/>
+          <w:color w:val="F76995"/>
+        </w:rPr>
+        <w:t>tsofoka</w:t>
+      </w:r>
+      <w:r>
+        <w:rPr>
+          <w:color w:val="000000"/>
+        </w:rPr>
+        <w:t xml:space="preserve"> (*s-ol-anga*, *f-in-aritra*), ary hoy ny boky : « </w:t>
+      </w:r>
+      <w:r>
+        <w:rPr>
+          <w:b/>
+          <w:i/>
+          <w:color w:val="F76995"/>
+        </w:rPr>
+        <w:t>Ny tsofoka dia manamafy ny hevitry ny mpamari-toetra</w:t>
+      </w:r>
+      <w:r>
+        <w:rPr>
+          <w:color w:val="000000"/>
+        </w:rPr>
+        <w:t xml:space="preserve"> » (FRP, LFK 2b) → </w:t>
+      </w:r>
+      <w:r>
+        <w:rPr>
+          <w:b/>
+          <w:i/>
+          <w:color w:val="F76995"/>
+        </w:rPr>
+        <w:t>roa fomba</w:t>
+      </w:r>
+      <w:r>
+        <w:rPr>
+          <w:color w:val="000000"/>
+        </w:rPr>
+        <w:t xml:space="preserve"> hanaovana izany : ny </w:t>
+      </w:r>
+      <w:r>
+        <w:rPr>
+          <w:b/>
+          <w:i/>
+          <w:color w:val="F76995"/>
+        </w:rPr>
+        <w:t>tsofoka</w:t>
+      </w:r>
+      <w:r>
+        <w:rPr>
+          <w:color w:val="000000"/>
+        </w:rPr>
+        <w:t xml:space="preserve"> (ao anaty teny) sy ny </w:t>
+      </w:r>
+      <w:r>
+        <w:rPr>
+          <w:b/>
+          <w:i/>
+          <w:color w:val="F76995"/>
+        </w:rPr>
+        <w:t>verindroa</w:t>
+      </w:r>
+      <w:r>
+        <w:rPr>
+          <w:color w:val="000000"/>
+        </w:rPr>
+        <w:t xml:space="preserve"> (fiverenana).</w:t>
+      </w:r>
+    </w:p>
+    <w:p>
+      <w:pPr>
+        <w:spacing w:after="40" w:before="0"/>
+        <w:ind w:firstLine="360"/>
+      </w:pPr>
+      <w:r>
+        <w:rPr>
+          <w:color w:val="000000"/>
+        </w:rPr>
+        <w:t xml:space="preserve">Amin'ny </w:t>
+      </w:r>
+      <w:r>
+        <w:rPr>
+          <w:b/>
+          <w:i/>
+          <w:color w:val="F76995"/>
+        </w:rPr>
+        <w:t>Asa an-tsoratra</w:t>
+      </w:r>
+      <w:r>
+        <w:rPr>
+          <w:color w:val="000000"/>
+        </w:rPr>
+        <w:t xml:space="preserve"> dia atao hoe « </w:t>
+      </w:r>
+      <w:r>
+        <w:rPr>
+          <w:b/>
+          <w:i/>
+          <w:color w:val="F76995"/>
+        </w:rPr>
+        <w:t>Lahatsoratra manoritsoritra</w:t>
+      </w:r>
+      <w:r>
+        <w:rPr>
+          <w:color w:val="000000"/>
+        </w:rPr>
+        <w:t xml:space="preserve"> » : *soritra* → </w:t>
+      </w:r>
+      <w:r>
+        <w:rPr>
+          <w:b/>
+          <w:i/>
+          <w:color w:val="F76995"/>
+        </w:rPr>
+        <w:t>soritsoritra</w:t>
+      </w:r>
+      <w:r>
+        <w:rPr>
+          <w:color w:val="000000"/>
+        </w:rPr>
+        <w:t xml:space="preserve"> → </w:t>
+      </w:r>
+      <w:r>
+        <w:rPr>
+          <w:b/>
+          <w:i/>
+          <w:color w:val="F76995"/>
+        </w:rPr>
         <w:t>manoritsoritra</w:t>
       </w:r>
       <w:r>
@@ -5177,7 +5746,7 @@
         <w:keepNext/>
         <w:numPr>
           <w:ilvl w:val="0"/>
-          <w:numId w:val="112"/>
+          <w:numId w:val="114"/>
         </w:numPr>
         <w:spacing w:after="40" w:before="0"/>
       </w:pPr>
@@ -5389,7 +5958,7 @@
         <w:keepNext/>
         <w:numPr>
           <w:ilvl w:val="0"/>
-          <w:numId w:val="112"/>
+          <w:numId w:val="114"/>
         </w:numPr>
         <w:spacing w:after="40" w:before="0"/>
       </w:pPr>
@@ -5419,7 +5988,7 @@
         <w:keepNext/>
         <w:numPr>
           <w:ilvl w:val="0"/>
-          <w:numId w:val="112"/>
+          <w:numId w:val="114"/>
         </w:numPr>
         <w:spacing w:after="40" w:before="0"/>
       </w:pPr>
@@ -5461,7 +6030,7 @@
         <w:keepNext/>
         <w:numPr>
           <w:ilvl w:val="0"/>
-          <w:numId w:val="112"/>
+          <w:numId w:val="114"/>
         </w:numPr>
         <w:spacing w:after="40" w:before="0"/>
       </w:pPr>
@@ -5498,6 +6067,59 @@
     </w:p>
     <w:p>
       <w:pPr>
+        <w:keepNext/>
+        <w:numPr>
+          <w:ilvl w:val="0"/>
+          <w:numId w:val="114"/>
+        </w:numPr>
+        <w:spacing w:after="40" w:before="0"/>
+      </w:pPr>
+      <w:r>
+        <w:t xml:space="preserve">Zarao amin'ny karazana </w:t>
+      </w:r>
+      <w:r>
+        <w:rPr>
+          <w:b/>
+          <w:i/>
+          <w:color w:val="F76995"/>
+        </w:rPr>
+        <w:t>roa</w:t>
+      </w:r>
+      <w:r>
+        <w:t xml:space="preserve"> ireo teny verindroa ireo : (1) </w:t>
+      </w:r>
+      <w:r>
+        <w:rPr>
+          <w:b/>
+          <w:i/>
+          <w:color w:val="F76995"/>
+        </w:rPr>
+        <w:t>tsy ahitana fiovana</w:t>
+      </w:r>
+      <w:r>
+        <w:t xml:space="preserve"> ; (2) </w:t>
+      </w:r>
+      <w:r>
+        <w:rPr>
+          <w:b/>
+          <w:i/>
+          <w:color w:val="F76995"/>
+        </w:rPr>
+        <w:t>misy fiovana</w:t>
+      </w:r>
+      <w:r>
+        <w:t xml:space="preserve"> — dia lazao koa ny litera miova.</w:t>
+        <w:br/>
+        <w:t>elaela · miovaova · nivilivily · malazalaza · atorotoroy · fantapantatra · sarotsarotra · matimaty · manjavojavona</w:t>
+      </w:r>
+    </w:p>
+    <w:p>
+      <w:pPr>
+        <w:spacing w:after="40" w:before="0"/>
+      </w:pPr>
+    </w:p>
+    <w:p>
+      <w:pPr>
         <w:spacing w:after="80" w:before="0"/>
       </w:pPr>
       <w:r>
@@ -5514,7 +6136,7 @@
         <w:keepNext/>
         <w:numPr>
           <w:ilvl w:val="0"/>
-          <w:numId w:val="113"/>
+          <w:numId w:val="115"/>
         </w:numPr>
         <w:spacing w:after="40" w:before="0"/>
       </w:pPr>
@@ -5579,7 +6201,7 @@
         <w:keepNext/>
         <w:numPr>
           <w:ilvl w:val="0"/>
-          <w:numId w:val="113"/>
+          <w:numId w:val="115"/>
         </w:numPr>
         <w:spacing w:after="40" w:before="0"/>
       </w:pPr>
@@ -5661,7 +6283,7 @@
         <w:keepNext/>
         <w:numPr>
           <w:ilvl w:val="0"/>
-          <w:numId w:val="113"/>
+          <w:numId w:val="115"/>
         </w:numPr>
         <w:spacing w:after="40" w:before="0"/>
       </w:pPr>
@@ -5795,7 +6417,7 @@
         <w:keepNext/>
         <w:numPr>
           <w:ilvl w:val="0"/>
-          <w:numId w:val="113"/>
+          <w:numId w:val="115"/>
         </w:numPr>
         <w:spacing w:after="40" w:before="0"/>
       </w:pPr>
@@ -5844,30 +6466,15 @@
     </w:p>
     <w:p>
       <w:pPr>
-        <w:spacing w:after="0"/>
-      </w:pPr>
-      <w:r>
-        <w:br w:type="page"/>
-      </w:r>
-    </w:p>
-    <w:p>
-      <w:pPr>
-        <w:spacing w:after="80" w:before="0"/>
-      </w:pPr>
-      <w:r>
-        <w:rPr>
-          <w:b/>
-          <w:u w:val="single"/>
-        </w:rPr>
-        <w:t>LOHARANON-KEVITRA</w:t>
-      </w:r>
-    </w:p>
-    <w:p>
-      <w:pPr>
+        <w:keepNext/>
+        <w:numPr>
+          <w:ilvl w:val="0"/>
+          <w:numId w:val="115"/>
+        </w:numPr>
         <w:spacing w:after="40" w:before="0"/>
       </w:pPr>
       <w:r>
-        <w:t xml:space="preserve">- FRP T6 — « FASCICULE DE RESSOURCES PÉDAGOGIQUES », taranja Malagasy, </w:t>
+        <w:t xml:space="preserve">Zarao amin'ny karazana </w:t>
       </w:r>
       <w:r>
         <w:rPr>
@@ -5875,10 +6482,34 @@
           <w:i/>
           <w:color w:val="F76995"/>
         </w:rPr>
-        <w:t>ÉDITION OCTOBRE 2026</w:t>
-      </w:r>
-      <w:r>
-        <w:t>, Minisiteran'ny Fanabeazam-pirenena : plateforme.education.mg → /bibliotheque-numerique/theme/biblio/pix/frp/college/FRP_T6/FRP_MLG_T6.pdf — LFK 1d « TSIPELINA / Tanjon'ny fampiasana teny verindroa » (Manalefaka hevitra · Manamafy hevitra ary ireo ohatra roa) ; LFK 2c « Mpamaritr'isa » (« Tsy azo atao verindroa raha tsy asiana tsi- na ki- eo alohany ») ; LFK 2b « Mpamari-toetra » (2.1 : lavalava, menamena, lavidavitra ; 2.2 : « Ny tsofoka dia manamafy ny hevitry ny mpamari-toetra »).</w:t>
+        <w:t>roa</w:t>
+      </w:r>
+      <w:r>
+        <w:t xml:space="preserve"> ireo teny verindroa ireo : (1) </w:t>
+      </w:r>
+      <w:r>
+        <w:rPr>
+          <w:b/>
+          <w:i/>
+          <w:color w:val="F76995"/>
+        </w:rPr>
+        <w:t>tsy ahitana fiovana</w:t>
+      </w:r>
+      <w:r>
+        <w:t xml:space="preserve"> ; (2) </w:t>
+      </w:r>
+      <w:r>
+        <w:rPr>
+          <w:b/>
+          <w:i/>
+          <w:color w:val="F76995"/>
+        </w:rPr>
+        <w:t>misy fiovana</w:t>
+      </w:r>
+      <w:r>
+        <w:t xml:space="preserve"> — dia lazao koa ny litera miova.</w:t>
+        <w:br/>
+        <w:t>elaela · miovaova · nivilivily · malazalaza · atorotoroy · fantapantatra · sarotsarotra · matimaty · manjavojavona</w:t>
       </w:r>
     </w:p>
     <w:p>
@@ -5886,7 +6517,209 @@
         <w:spacing w:after="40" w:before="0"/>
       </w:pPr>
       <w:r>
+        <w:rPr>
+          <w:b/>
+          <w:i/>
+          <w:color w:val="F76995"/>
+        </w:rPr>
+        <w:t>1</w:t>
+      </w:r>
+      <w:r>
+        <w:rPr>
+          <w:i/>
+          <w:color w:val="FF00FF"/>
+        </w:rPr>
+        <w:t xml:space="preserve"> : elaela, miovaova, nivilivily, malazalaza, atorotoroy — </w:t>
+      </w:r>
+      <w:r>
+        <w:rPr>
+          <w:b/>
+          <w:i/>
+          <w:color w:val="F76995"/>
+        </w:rPr>
+        <w:t>2</w:t>
+      </w:r>
+      <w:r>
+        <w:rPr>
+          <w:i/>
+          <w:color w:val="FF00FF"/>
+        </w:rPr>
+        <w:t xml:space="preserve"> : fantapantatra (p ampiana), sarotsarotra (s → ts), matimaty (y → i), manjavojavona (z → j)</w:t>
+      </w:r>
+    </w:p>
+    <w:p>
+      <w:pPr>
+        <w:spacing w:after="40" w:before="0"/>
+      </w:pPr>
+      <w:r>
+        <w:rPr>
+          <w:i/>
+          <w:color w:val="FF00FF"/>
+        </w:rPr>
+        <w:t xml:space="preserve">Jereo ny fototeny : *sarotra* → *sarotsarotra* (ny *s* an'ny fototeny dia lasa *ts* eo amin'ny ampahany faharoa). Raha tsy misy litera nampiana na miova eo amin'ny fiverenana, dia karazana </w:t>
+      </w:r>
+      <w:r>
+        <w:rPr>
+          <w:b/>
+          <w:i/>
+          <w:color w:val="F76995"/>
+        </w:rPr>
+        <w:t>(1)</w:t>
+      </w:r>
+      <w:r>
+        <w:rPr>
+          <w:i/>
+          <w:color w:val="FF00FF"/>
+        </w:rPr>
+        <w:t xml:space="preserve"> izany.</w:t>
+      </w:r>
+    </w:p>
+    <w:p>
+      <w:pPr>
+        <w:spacing w:after="40" w:before="0"/>
+      </w:pPr>
+    </w:p>
+    <w:p>
+      <w:pPr>
+        <w:spacing w:after="0"/>
+      </w:pPr>
+      <w:r>
+        <w:br w:type="page"/>
+      </w:r>
+    </w:p>
+    <w:p>
+      <w:pPr>
+        <w:spacing w:after="80" w:before="0"/>
+      </w:pPr>
+      <w:r>
+        <w:rPr>
+          <w:b/>
+          <w:u w:val="single"/>
+        </w:rPr>
+        <w:t>LOHARANON-KEVITRA</w:t>
+      </w:r>
+    </w:p>
+    <w:p>
+      <w:pPr>
+        <w:spacing w:after="40" w:before="0"/>
+      </w:pPr>
+      <w:r>
+        <w:t xml:space="preserve">- FRP T6 — « FASCICULE DE RESSOURCES PÉDAGOGIQUES », taranja Malagasy, </w:t>
+      </w:r>
+      <w:r>
+        <w:rPr>
+          <w:b/>
+          <w:i/>
+          <w:color w:val="F76995"/>
+        </w:rPr>
+        <w:t>ÉDITION OCTOBRE 2026</w:t>
+      </w:r>
+      <w:r>
+        <w:t>, Minisiteran'ny Fanabeazam-pirenena : plateforme.education.mg → /bibliotheque-numerique/theme/biblio/pix/frp/college/FRP_T6/FRP_MLG_T6.pdf — LFK 1d « TSIPELINA / Tanjon'ny fampiasana teny verindroa » (Manalefaka hevitra · Manamafy hevitra ary ireo ohatra roa) ; LFK 2c « Mpamaritr'isa » (« Tsy azo atao verindroa raha tsy asiana tsi- na ki- eo alohany ») ; LFK 2b « Mpamari-toetra » (2.1 : lavalava, menamena, lavidavitra ; 2.2 : « Ny tsofoka dia manamafy ny hevitry ny mpamari-toetra »).</w:t>
+      </w:r>
+    </w:p>
+    <w:p>
+      <w:pPr>
+        <w:spacing w:after="40" w:before="0"/>
+      </w:pPr>
+      <w:r>
         <w:t>- FRP 6ème Malagasy (93 pejy), p.75 : mitovy teny-teny ny LFK 1d → fanamafiana fa tsy niova ny votoaty eo anelanelan'ny dikan-teny roa.</w:t>
+      </w:r>
+    </w:p>
+    <w:p>
+      <w:pPr>
+        <w:spacing w:after="40" w:before="0"/>
+      </w:pPr>
+      <w:r>
+        <w:t xml:space="preserve">- *TOROLALANA ho an'ny BOKY KINGAVOLA sy HAIVOLA — Kilasy faha-8 sy faha-7 (natambatra)*, Ministeran'ny Fanabeazam-Pirenena / Foibe Famolavolana Fandaharam-pibeazana sy Fehin-kevitra (D.C.I), </w:t>
+      </w:r>
+      <w:r>
+        <w:rPr>
+          <w:b/>
+          <w:i/>
+          <w:color w:val="F76995"/>
+        </w:rPr>
+        <w:t>edisiona fahefatra</w:t>
+      </w:r>
+      <w:r>
+        <w:t xml:space="preserve">, Natonta-Faninefany, Antananarivo, 2015 (fandrindrana ankapobeny : ZANDRY Seraphin Fred Aime, Talen'ny UERP ; « Tsy azo adika na alaina tahaka », copyright © MEN). </w:t>
+      </w:r>
+      <w:r>
+        <w:rPr>
+          <w:b/>
+          <w:i/>
+          <w:color w:val="F76995"/>
+        </w:rPr>
+        <w:t>Fizarana 2.4</w:t>
+      </w:r>
+      <w:r>
+        <w:t xml:space="preserve"> « Ny Fandalinana ny teny » : dingana *Fanolorana → Fanazavana → Fanaovana ny fanazaran-tsaina am-bava → Fanaovana ny fanazaran-tsaina an-tsoratra*, ary « </w:t>
+      </w:r>
+      <w:r>
+        <w:rPr>
+          <w:b/>
+          <w:i/>
+          <w:color w:val="F76995"/>
+        </w:rPr>
+        <w:t>tsy hisy… ny Fanazaran-tsaina miendrika fanomezam-pahalalana</w:t>
+      </w:r>
+      <w:r>
+        <w:t xml:space="preserve"> » ; </w:t>
+      </w:r>
+      <w:r>
+        <w:rPr>
+          <w:b/>
+          <w:i/>
+          <w:color w:val="F76995"/>
+        </w:rPr>
+        <w:t>fizarana 3</w:t>
+      </w:r>
+      <w:r>
+        <w:t xml:space="preserve"> (tabilao Tsipelina : ventinasa 1 = « </w:t>
+      </w:r>
+      <w:r>
+        <w:rPr>
+          <w:b/>
+          <w:i/>
+          <w:color w:val="F76995"/>
+        </w:rPr>
+        <w:t>Fanoratana teny verindroa</w:t>
+      </w:r>
+      <w:r>
+        <w:t xml:space="preserve"> », ventinasa 2 = « Fanoratana ny teny nampiharana ny fitsipiky ny fanakambanan-teny ») ; </w:t>
+      </w:r>
+      <w:r>
+        <w:rPr>
+          <w:b/>
+          <w:i/>
+          <w:color w:val="F76995"/>
+        </w:rPr>
+        <w:t>fizarana 4</w:t>
+      </w:r>
+      <w:r>
+        <w:t xml:space="preserve"> (Tari-dalana ho an'ny Kilasy faha-8) — Tsipelina, herinandro-1, seho-1, Fanazaran-tsaina voalohany : tanjona « Mahasoratra ara-pitsipika ny teny atao verindroa ny mpianatra », roa karazana endrika, ny fanovana *s &gt; ts*, *z &gt; j*, *f &gt; p* ; ary </w:t>
+      </w:r>
+      <w:r>
+        <w:rPr>
+          <w:b/>
+          <w:i/>
+          <w:color w:val="F76995"/>
+        </w:rPr>
+        <w:t>Valin'ny Fanazaran-tsaina 11-1</w:t>
+      </w:r>
+      <w:r>
+        <w:t xml:space="preserve"> (lahatsoratra *elaela / miovaova / sarotsarotra / manjavojavona*). Copie numerique : https://docs.google.com/document/d/13AdMAiiH4TN__G83-nB8agyDuRyhlwZs — </w:t>
+      </w:r>
+      <w:r>
+        <w:rPr>
+          <w:b/>
+          <w:i/>
+          <w:color w:val="F76995"/>
+        </w:rPr>
+        <w:t>tsy misy laharan-pejy miseho</w:t>
+      </w:r>
+      <w:r>
+        <w:t xml:space="preserve"> ; koa loharano *fomba fampianarana* ihany ity (ambaratonga voalohany), fa ny FRP T6 ihany no fototra ho an'ny votoaty.</w:t>
       </w:r>
     </w:p>
     <w:p>
@@ -6146,7 +6979,7 @@
               <w:rPr>
                 <w:vertAlign w:val="superscript"/>
               </w:rPr>
-              <w:footnoteReference w:id="1009"/>
+              <w:footnoteReference w:id="1010"/>
             </w:r>
           </w:p>
           <w:p>
@@ -7179,7 +8012,7 @@
         <w:keepNext/>
         <w:numPr>
           <w:ilvl w:val="0"/>
-          <w:numId w:val="114"/>
+          <w:numId w:val="116"/>
         </w:numPr>
         <w:spacing w:after="40" w:before="0"/>
       </w:pPr>
@@ -7263,530 +8096,6 @@
     <w:p>
       <w:pPr>
         <w:keepNext/>
-        <w:numPr>
-          <w:ilvl w:val="0"/>
-          <w:numId w:val="114"/>
-        </w:numPr>
-        <w:spacing w:after="40" w:before="0"/>
-      </w:pPr>
-      <w:r>
-        <w:rPr>
-          <w:b/>
-          <w:color w:val="00B0F0"/>
-          <w:u w:val="single"/>
-        </w:rPr>
-        <w:t>Ny zavatra hodinihina (Votoatiny an'ny PE)</w:t>
-      </w:r>
-    </w:p>
-    <w:p>
-      <w:pPr>
-        <w:spacing w:after="40" w:before="0"/>
-        <w:ind w:firstLine="360"/>
-      </w:pPr>
-      <w:r>
-        <w:rPr>
-          <w:color w:val="000000"/>
-        </w:rPr>
-        <w:t xml:space="preserve">Ny PE (Tsipelina : « Fanakambanan-teny : fepetra amin'ny fanakambanan-teny ») dia mametraka ireo singa efatra ireo : « </w:t>
-      </w:r>
-      <w:r>
-        <w:rPr>
-          <w:b/>
-          <w:i/>
-          <w:color w:val="F76995"/>
-        </w:rPr>
-        <w:t>Fananana sy tompony</w:t>
-      </w:r>
-      <w:r>
-        <w:rPr>
-          <w:color w:val="000000"/>
-        </w:rPr>
-        <w:t xml:space="preserve"> » · « </w:t>
-      </w:r>
-      <w:r>
-        <w:rPr>
-          <w:b/>
-          <w:i/>
-          <w:color w:val="F76995"/>
-        </w:rPr>
-        <w:t>Hetsika sy mpanao azy</w:t>
-      </w:r>
-      <w:r>
-        <w:rPr>
-          <w:color w:val="000000"/>
-        </w:rPr>
-        <w:t xml:space="preserve"> » · « </w:t>
-      </w:r>
-      <w:r>
-        <w:rPr>
-          <w:b/>
-          <w:i/>
-          <w:color w:val="F76995"/>
-        </w:rPr>
-        <w:t>Teny voalohany miafara amin'ny -ka, -tra, -na, teny faharoa manomboka amin'ny zana-peo sy manomboka amin'ny renifeo</w:t>
-      </w:r>
-      <w:r>
-        <w:rPr>
-          <w:color w:val="000000"/>
-        </w:rPr>
-        <w:t xml:space="preserve"> » · « </w:t>
-      </w:r>
-      <w:r>
-        <w:rPr>
-          <w:b/>
-          <w:i/>
-          <w:color w:val="F76995"/>
-        </w:rPr>
-        <w:t>Fampiasana mpampikambana na</w:t>
-      </w:r>
-      <w:r>
-        <w:rPr>
-          <w:color w:val="000000"/>
-        </w:rPr>
-        <w:t xml:space="preserve"> … ». *Mangina ny tapany farany* amin'ireo singa ireo ao amin'ny lahatsoratra ananantsika : nitohy hatramin'ny « na » ny andian-tsoratra, ka tsy nohamboarina eto. Ny ôhatra ao amin'ny FRP no manazava izany : *trano (ananana) vorona (tompony)* → </w:t>
-      </w:r>
-      <w:r>
-        <w:rPr>
-          <w:b/>
-          <w:i/>
-          <w:color w:val="F76995"/>
-        </w:rPr>
-        <w:t>tranom-borona</w:t>
-      </w:r>
-      <w:r>
-        <w:rPr>
-          <w:color w:val="000000"/>
-        </w:rPr>
-        <w:t xml:space="preserve"> (fananana sy tompony).</w:t>
-      </w:r>
-    </w:p>
-    <w:p>
-      <w:pPr>
-        <w:keepNext/>
-        <w:numPr>
-          <w:ilvl w:val="0"/>
-          <w:numId w:val="114"/>
-        </w:numPr>
-        <w:spacing w:after="40" w:before="0"/>
-      </w:pPr>
-      <w:r>
-        <w:rPr>
-          <w:b/>
-          <w:color w:val="00B0F0"/>
-          <w:u w:val="single"/>
-        </w:rPr>
-        <w:t>Fitsipika 1 — n ampiana alohan'ny teny manaraka</w:t>
-      </w:r>
-    </w:p>
-    <w:p>
-      <w:pPr>
-        <w:spacing w:after="40" w:before="0"/>
-        <w:ind w:firstLine="360"/>
-      </w:pPr>
-      <w:r>
-        <w:rPr>
-          <w:color w:val="000000"/>
-        </w:rPr>
-        <w:t xml:space="preserve">« *Raha tsy miafara amin'ny </w:t>
-      </w:r>
-      <w:r>
-        <w:rPr>
-          <w:b/>
-          <w:i/>
-          <w:color w:val="F76995"/>
-        </w:rPr>
-        <w:t>-ka, -tra, -na</w:t>
-      </w:r>
-      <w:r>
-        <w:rPr>
-          <w:color w:val="000000"/>
-        </w:rPr>
-        <w:t xml:space="preserve"> ny teny voalohany, dia asiana « </w:t>
-      </w:r>
-      <w:r>
-        <w:rPr>
-          <w:b/>
-          <w:i/>
-          <w:color w:val="F76995"/>
-        </w:rPr>
-        <w:t>n</w:t>
-      </w:r>
-      <w:r>
-        <w:rPr>
-          <w:color w:val="000000"/>
-        </w:rPr>
-        <w:t xml:space="preserve"> » aloha izy vao atohy amin'ny teny manaraka ka </w:t>
-      </w:r>
-      <w:r>
-        <w:rPr>
-          <w:b/>
-          <w:i/>
-          <w:color w:val="F76995"/>
-        </w:rPr>
-        <w:t>ovana ny renisoratra voalohan'ilay teny manaraka</w:t>
-      </w:r>
-      <w:r>
-        <w:rPr>
-          <w:color w:val="000000"/>
-        </w:rPr>
-        <w:t xml:space="preserve">. Raha renisoratra malemy ilay « n » manampy dia atao « </w:t>
-      </w:r>
-      <w:r>
-        <w:rPr>
-          <w:b/>
-          <w:i/>
-          <w:color w:val="F76995"/>
-        </w:rPr>
-        <w:t>m</w:t>
-      </w:r>
-      <w:r>
-        <w:rPr>
-          <w:color w:val="000000"/>
-        </w:rPr>
-        <w:t xml:space="preserve"> » eo alohan'ny </w:t>
-      </w:r>
-      <w:r>
-        <w:rPr>
-          <w:b/>
-          <w:i/>
-          <w:color w:val="F76995"/>
-        </w:rPr>
-        <w:t>b</w:t>
-      </w:r>
-      <w:r>
-        <w:rPr>
-          <w:color w:val="000000"/>
-        </w:rPr>
-        <w:t xml:space="preserve"> sy </w:t>
-      </w:r>
-      <w:r>
-        <w:rPr>
-          <w:b/>
-          <w:i/>
-          <w:color w:val="F76995"/>
-        </w:rPr>
-        <w:t>p</w:t>
-      </w:r>
-      <w:r>
-        <w:rPr>
-          <w:color w:val="000000"/>
-        </w:rPr>
-        <w:t xml:space="preserve">, na </w:t>
-      </w:r>
-      <w:r>
-        <w:rPr>
-          <w:b/>
-          <w:i/>
-          <w:color w:val="F76995"/>
-        </w:rPr>
-        <w:t>maty</w:t>
-      </w:r>
-      <w:r>
-        <w:rPr>
-          <w:color w:val="000000"/>
-        </w:rPr>
-        <w:t xml:space="preserve"> mihitsy eo alohan'ny </w:t>
-      </w:r>
-      <w:r>
-        <w:rPr>
-          <w:b/>
-          <w:i/>
-          <w:color w:val="F76995"/>
-        </w:rPr>
-        <w:t>m</w:t>
-      </w:r>
-      <w:r>
-        <w:rPr>
-          <w:color w:val="000000"/>
-        </w:rPr>
-        <w:t xml:space="preserve"> sy </w:t>
-      </w:r>
-      <w:r>
-        <w:rPr>
-          <w:b/>
-          <w:i/>
-          <w:color w:val="F76995"/>
-        </w:rPr>
-        <w:t>n</w:t>
-      </w:r>
-      <w:r>
-        <w:rPr>
-          <w:color w:val="000000"/>
-        </w:rPr>
-        <w:t>.* »</w:t>
-      </w:r>
-    </w:p>
-    <w:p>
-      <w:pPr>
-        <w:keepNext/>
-        <w:spacing w:after="40" w:before="0"/>
-      </w:pPr>
-      <w:r>
-        <w:rPr>
-          <w:i/>
-          <w:color w:val="78B832"/>
-          <w:u w:val="single"/>
-        </w:rPr>
-        <w:t>Ohatra:</w:t>
-      </w:r>
-    </w:p>
-    <w:p>
-      <w:pPr>
-        <w:numPr>
-          <w:ilvl w:val="0"/>
-          <w:numId w:val="115"/>
-        </w:numPr>
-        <w:spacing w:after="40" w:before="0"/>
-      </w:pPr>
-      <w:r>
-        <w:t xml:space="preserve">sary tany → </w:t>
-      </w:r>
-      <w:r>
-        <w:rPr>
-          <w:b/>
-          <w:i/>
-          <w:color w:val="F76995"/>
-        </w:rPr>
-        <w:t>sarin-tany</w:t>
-      </w:r>
-    </w:p>
-    <w:p>
-      <w:pPr>
-        <w:numPr>
-          <w:ilvl w:val="0"/>
-          <w:numId w:val="115"/>
-        </w:numPr>
-        <w:spacing w:after="40" w:before="0"/>
-      </w:pPr>
-      <w:r>
-        <w:t xml:space="preserve">Tranona fokonolona → </w:t>
-      </w:r>
-      <w:r>
-        <w:rPr>
-          <w:b/>
-          <w:i/>
-          <w:color w:val="F76995"/>
-        </w:rPr>
-        <w:t>tranom-pokonolona</w:t>
-      </w:r>
-    </w:p>
-    <w:p>
-      <w:pPr>
-        <w:numPr>
-          <w:ilvl w:val="0"/>
-          <w:numId w:val="115"/>
-        </w:numPr>
-        <w:spacing w:after="40" w:before="0"/>
-      </w:pPr>
-      <w:r>
-        <w:t xml:space="preserve">trano (ananana) vorona (tompony) → </w:t>
-      </w:r>
-      <w:r>
-        <w:rPr>
-          <w:b/>
-          <w:i/>
-          <w:color w:val="F76995"/>
-        </w:rPr>
-        <w:t>tranom-borona</w:t>
-      </w:r>
-    </w:p>
-    <w:p>
-      <w:pPr>
-        <w:numPr>
-          <w:ilvl w:val="0"/>
-          <w:numId w:val="115"/>
-        </w:numPr>
-        <w:spacing w:after="40" w:before="0"/>
-      </w:pPr>
-      <w:r>
-        <w:t xml:space="preserve">Taho (ananana) penina (tompony) → </w:t>
-      </w:r>
-      <w:r>
-        <w:rPr>
-          <w:b/>
-          <w:i/>
-          <w:color w:val="F76995"/>
-        </w:rPr>
-        <w:t>tahom-penina</w:t>
-      </w:r>
-    </w:p>
-    <w:p>
-      <w:pPr>
-        <w:spacing w:after="40" w:before="0"/>
-        <w:ind w:left="2160"/>
-      </w:pPr>
-    </w:p>
-    <w:p>
-      <w:pPr>
-        <w:spacing w:after="40" w:before="0"/>
-        <w:ind w:firstLine="360"/>
-      </w:pPr>
-      <w:r>
-        <w:rPr>
-          <w:color w:val="000000"/>
-        </w:rPr>
-        <w:t xml:space="preserve">Ny fiovana hita ao amin'ireo ôhatra ireo : </w:t>
-      </w:r>
-      <w:r>
-        <w:rPr>
-          <w:b/>
-          <w:i/>
-          <w:color w:val="F76995"/>
-        </w:rPr>
-        <w:t>s → ts</w:t>
-      </w:r>
-      <w:r>
-        <w:rPr>
-          <w:color w:val="000000"/>
-        </w:rPr>
-        <w:t xml:space="preserve"> · </w:t>
-      </w:r>
-      <w:r>
-        <w:rPr>
-          <w:b/>
-          <w:i/>
-          <w:color w:val="F76995"/>
-        </w:rPr>
-        <w:t>f → p</w:t>
-      </w:r>
-      <w:r>
-        <w:rPr>
-          <w:color w:val="000000"/>
-        </w:rPr>
-        <w:t xml:space="preserve"> · </w:t>
-      </w:r>
-      <w:r>
-        <w:rPr>
-          <w:b/>
-          <w:i/>
-          <w:color w:val="F76995"/>
-        </w:rPr>
-        <w:t>v → b</w:t>
-      </w:r>
-      <w:r>
-        <w:rPr>
-          <w:color w:val="000000"/>
-        </w:rPr>
-        <w:t xml:space="preserve"> · </w:t>
-      </w:r>
-      <w:r>
-        <w:rPr>
-          <w:b/>
-          <w:i/>
-          <w:color w:val="F76995"/>
-        </w:rPr>
-        <w:t>l → d</w:t>
-      </w:r>
-      <w:r>
-        <w:rPr>
-          <w:color w:val="000000"/>
-        </w:rPr>
-        <w:t xml:space="preserve"> · </w:t>
-      </w:r>
-      <w:r>
-        <w:rPr>
-          <w:b/>
-          <w:i/>
-          <w:color w:val="F76995"/>
-        </w:rPr>
-        <w:t>p → p</w:t>
-      </w:r>
-      <w:r>
-        <w:rPr>
-          <w:color w:val="000000"/>
-        </w:rPr>
-        <w:t xml:space="preserve"> (tsy miova rehefa aorian'ny « m »).</w:t>
-      </w:r>
-    </w:p>
-    <w:p>
-      <w:pPr>
-        <w:keepNext/>
-        <w:numPr>
-          <w:ilvl w:val="0"/>
-          <w:numId w:val="114"/>
-        </w:numPr>
-        <w:spacing w:after="40" w:before="0"/>
-      </w:pPr>
-      <w:r>
-        <w:rPr>
-          <w:b/>
-          <w:color w:val="00B0F0"/>
-          <w:u w:val="single"/>
-        </w:rPr>
-        <w:t>Fitsipika 2 — miafara amin'ny « -na » ny teny voalohany</w:t>
-      </w:r>
-    </w:p>
-    <w:p>
-      <w:pPr>
-        <w:spacing w:after="40" w:before="0"/>
-        <w:ind w:firstLine="360"/>
-      </w:pPr>
-      <w:r>
-        <w:rPr>
-          <w:color w:val="000000"/>
-        </w:rPr>
-        <w:t xml:space="preserve">« *Raha miafara amin'ny </w:t>
-      </w:r>
-      <w:r>
-        <w:rPr>
-          <w:b/>
-          <w:i/>
-          <w:color w:val="F76995"/>
-        </w:rPr>
-        <w:t>-na</w:t>
-      </w:r>
-      <w:r>
-        <w:rPr>
-          <w:color w:val="000000"/>
-        </w:rPr>
-        <w:t xml:space="preserve"> kosa ny teny voalohany, dia tsy ampiana « n » intsony akory fa ny </w:t>
-      </w:r>
-      <w:r>
-        <w:rPr>
-          <w:b/>
-          <w:i/>
-          <w:color w:val="F76995"/>
-        </w:rPr>
-        <w:t>a</w:t>
-      </w:r>
-      <w:r>
-        <w:rPr>
-          <w:color w:val="000000"/>
-        </w:rPr>
-        <w:t xml:space="preserve"> amin'ny « na » aza no </w:t>
-      </w:r>
-      <w:r>
-        <w:rPr>
-          <w:b/>
-          <w:i/>
-          <w:color w:val="F76995"/>
-        </w:rPr>
-        <w:t>esorina</w:t>
-      </w:r>
-      <w:r>
-        <w:rPr>
-          <w:color w:val="000000"/>
-        </w:rPr>
-        <w:t xml:space="preserve"> ka « n » no sisa mijanona, ary io « n » io no misolo ilay « n » voalaza etsy ambony ka dia toy ny eo ihany koa ny sisa rehetra.* »</w:t>
-      </w:r>
-    </w:p>
-    <w:p>
-      <w:pPr>
-        <w:keepNext/>
-        <w:spacing w:after="40" w:before="0"/>
-        <w:ind w:firstLine="720"/>
-      </w:pPr>
-      <w:r>
-        <w:rPr>
-          <w:i/>
-          <w:color w:val="78B832"/>
-          <w:u w:val="single"/>
-        </w:rPr>
-        <w:t>Ohatra:</w:t>
-      </w:r>
-    </w:p>
-    <w:p>
-      <w:pPr>
         <w:numPr>
           <w:ilvl w:val="0"/>
           <w:numId w:val="116"/>
@@ -7794,7 +8103,24 @@
         <w:spacing w:after="40" w:before="0"/>
       </w:pPr>
       <w:r>
-        <w:t xml:space="preserve">ravina saonjo → </w:t>
+        <w:rPr>
+          <w:b/>
+          <w:color w:val="00B0F0"/>
+          <w:u w:val="single"/>
+        </w:rPr>
+        <w:t>Ny zavatra hodinihina (Votoatiny an'ny PE)</w:t>
+      </w:r>
+    </w:p>
+    <w:p>
+      <w:pPr>
+        <w:spacing w:after="40" w:before="0"/>
+        <w:ind w:firstLine="360"/>
+      </w:pPr>
+      <w:r>
+        <w:rPr>
+          <w:color w:val="000000"/>
+        </w:rPr>
+        <w:t xml:space="preserve">Ny PE (Tsipelina : « Fanakambanan-teny : fepetra amin'ny fanakambanan-teny ») dia mametraka ireo singa efatra ireo : « </w:t>
       </w:r>
       <w:r>
         <w:rPr>
@@ -7802,11 +8128,74 @@
           <w:i/>
           <w:color w:val="F76995"/>
         </w:rPr>
-        <w:t>ravin-tsaonjo</w:t>
+        <w:t>Fananana sy tompony</w:t>
+      </w:r>
+      <w:r>
+        <w:rPr>
+          <w:color w:val="000000"/>
+        </w:rPr>
+        <w:t xml:space="preserve"> » · « </w:t>
+      </w:r>
+      <w:r>
+        <w:rPr>
+          <w:b/>
+          <w:i/>
+          <w:color w:val="F76995"/>
+        </w:rPr>
+        <w:t>Hetsika sy mpanao azy</w:t>
+      </w:r>
+      <w:r>
+        <w:rPr>
+          <w:color w:val="000000"/>
+        </w:rPr>
+        <w:t xml:space="preserve"> » · « </w:t>
+      </w:r>
+      <w:r>
+        <w:rPr>
+          <w:b/>
+          <w:i/>
+          <w:color w:val="F76995"/>
+        </w:rPr>
+        <w:t>Teny voalohany miafara amin'ny -ka, -tra, -na, teny faharoa manomboka amin'ny zana-peo sy manomboka amin'ny renifeo</w:t>
+      </w:r>
+      <w:r>
+        <w:rPr>
+          <w:color w:val="000000"/>
+        </w:rPr>
+        <w:t xml:space="preserve"> » · « </w:t>
+      </w:r>
+      <w:r>
+        <w:rPr>
+          <w:b/>
+          <w:i/>
+          <w:color w:val="F76995"/>
+        </w:rPr>
+        <w:t>Fampiasana mpampikambana na</w:t>
+      </w:r>
+      <w:r>
+        <w:rPr>
+          <w:color w:val="000000"/>
+        </w:rPr>
+        <w:t xml:space="preserve"> … ». *Mangina ny tapany farany* amin'ireo singa ireo ao amin'ny lahatsoratra ananantsika : nitohy hatramin'ny « na » ny andian-tsoratra, ka tsy nohamboarina eto. Ny ôhatra ao amin'ny FRP no manazava izany : *trano (ananana) vorona (tompony)* → </w:t>
+      </w:r>
+      <w:r>
+        <w:rPr>
+          <w:b/>
+          <w:i/>
+          <w:color w:val="F76995"/>
+        </w:rPr>
+        <w:t>tranom-borona</w:t>
+      </w:r>
+      <w:r>
+        <w:rPr>
+          <w:color w:val="000000"/>
+        </w:rPr>
+        <w:t xml:space="preserve"> (fananana sy tompony).</w:t>
       </w:r>
     </w:p>
     <w:p>
       <w:pPr>
+        <w:keepNext/>
         <w:numPr>
           <w:ilvl w:val="0"/>
           <w:numId w:val="116"/>
@@ -7814,7 +8203,24 @@
         <w:spacing w:after="40" w:before="0"/>
       </w:pPr>
       <w:r>
-        <w:t xml:space="preserve">Mirana lava → </w:t>
+        <w:rPr>
+          <w:b/>
+          <w:color w:val="00B0F0"/>
+          <w:u w:val="single"/>
+        </w:rPr>
+        <w:t>Fitsipika 1 — n ampiana alohan'ny teny manaraka</w:t>
+      </w:r>
+    </w:p>
+    <w:p>
+      <w:pPr>
+        <w:spacing w:after="40" w:before="0"/>
+        <w:ind w:firstLine="360"/>
+      </w:pPr>
+      <w:r>
+        <w:rPr>
+          <w:color w:val="000000"/>
+        </w:rPr>
+        <w:t xml:space="preserve">« *Raha tsy miafara amin'ny </w:t>
       </w:r>
       <w:r>
         <w:rPr>
@@ -7822,11 +8228,312 @@
           <w:i/>
           <w:color w:val="F76995"/>
         </w:rPr>
-        <w:t>miran-dava</w:t>
+        <w:t>-ka, -tra, -na</w:t>
+      </w:r>
+      <w:r>
+        <w:rPr>
+          <w:color w:val="000000"/>
+        </w:rPr>
+        <w:t xml:space="preserve"> ny teny voalohany, dia asiana « </w:t>
+      </w:r>
+      <w:r>
+        <w:rPr>
+          <w:b/>
+          <w:i/>
+          <w:color w:val="F76995"/>
+        </w:rPr>
+        <w:t>n</w:t>
+      </w:r>
+      <w:r>
+        <w:rPr>
+          <w:color w:val="000000"/>
+        </w:rPr>
+        <w:t xml:space="preserve"> » aloha izy vao atohy amin'ny teny manaraka ka </w:t>
+      </w:r>
+      <w:r>
+        <w:rPr>
+          <w:b/>
+          <w:i/>
+          <w:color w:val="F76995"/>
+        </w:rPr>
+        <w:t>ovana ny renisoratra voalohan'ilay teny manaraka</w:t>
+      </w:r>
+      <w:r>
+        <w:rPr>
+          <w:color w:val="000000"/>
+        </w:rPr>
+        <w:t xml:space="preserve">. Raha renisoratra malemy ilay « n » manampy dia atao « </w:t>
+      </w:r>
+      <w:r>
+        <w:rPr>
+          <w:b/>
+          <w:i/>
+          <w:color w:val="F76995"/>
+        </w:rPr>
+        <w:t>m</w:t>
+      </w:r>
+      <w:r>
+        <w:rPr>
+          <w:color w:val="000000"/>
+        </w:rPr>
+        <w:t xml:space="preserve"> » eo alohan'ny </w:t>
+      </w:r>
+      <w:r>
+        <w:rPr>
+          <w:b/>
+          <w:i/>
+          <w:color w:val="F76995"/>
+        </w:rPr>
+        <w:t>b</w:t>
+      </w:r>
+      <w:r>
+        <w:rPr>
+          <w:color w:val="000000"/>
+        </w:rPr>
+        <w:t xml:space="preserve"> sy </w:t>
+      </w:r>
+      <w:r>
+        <w:rPr>
+          <w:b/>
+          <w:i/>
+          <w:color w:val="F76995"/>
+        </w:rPr>
+        <w:t>p</w:t>
+      </w:r>
+      <w:r>
+        <w:rPr>
+          <w:color w:val="000000"/>
+        </w:rPr>
+        <w:t xml:space="preserve">, na </w:t>
+      </w:r>
+      <w:r>
+        <w:rPr>
+          <w:b/>
+          <w:i/>
+          <w:color w:val="F76995"/>
+        </w:rPr>
+        <w:t>maty</w:t>
+      </w:r>
+      <w:r>
+        <w:rPr>
+          <w:color w:val="000000"/>
+        </w:rPr>
+        <w:t xml:space="preserve"> mihitsy eo alohan'ny </w:t>
+      </w:r>
+      <w:r>
+        <w:rPr>
+          <w:b/>
+          <w:i/>
+          <w:color w:val="F76995"/>
+        </w:rPr>
+        <w:t>m</w:t>
+      </w:r>
+      <w:r>
+        <w:rPr>
+          <w:color w:val="000000"/>
+        </w:rPr>
+        <w:t xml:space="preserve"> sy </w:t>
+      </w:r>
+      <w:r>
+        <w:rPr>
+          <w:b/>
+          <w:i/>
+          <w:color w:val="F76995"/>
+        </w:rPr>
+        <w:t>n</w:t>
+      </w:r>
+      <w:r>
+        <w:rPr>
+          <w:color w:val="000000"/>
+        </w:rPr>
+        <w:t>.* »</w:t>
       </w:r>
     </w:p>
     <w:p>
       <w:pPr>
+        <w:keepNext/>
+        <w:spacing w:after="40" w:before="0"/>
+      </w:pPr>
+      <w:r>
+        <w:rPr>
+          <w:i/>
+          <w:color w:val="78B832"/>
+          <w:u w:val="single"/>
+        </w:rPr>
+        <w:t>Ohatra:</w:t>
+      </w:r>
+    </w:p>
+    <w:p>
+      <w:pPr>
+        <w:numPr>
+          <w:ilvl w:val="0"/>
+          <w:numId w:val="117"/>
+        </w:numPr>
+        <w:spacing w:after="40" w:before="0"/>
+      </w:pPr>
+      <w:r>
+        <w:t xml:space="preserve">sary tany → </w:t>
+      </w:r>
+      <w:r>
+        <w:rPr>
+          <w:b/>
+          <w:i/>
+          <w:color w:val="F76995"/>
+        </w:rPr>
+        <w:t>sarin-tany</w:t>
+      </w:r>
+    </w:p>
+    <w:p>
+      <w:pPr>
+        <w:numPr>
+          <w:ilvl w:val="0"/>
+          <w:numId w:val="117"/>
+        </w:numPr>
+        <w:spacing w:after="40" w:before="0"/>
+      </w:pPr>
+      <w:r>
+        <w:t xml:space="preserve">Tranona fokonolona → </w:t>
+      </w:r>
+      <w:r>
+        <w:rPr>
+          <w:b/>
+          <w:i/>
+          <w:color w:val="F76995"/>
+        </w:rPr>
+        <w:t>tranom-pokonolona</w:t>
+      </w:r>
+    </w:p>
+    <w:p>
+      <w:pPr>
+        <w:numPr>
+          <w:ilvl w:val="0"/>
+          <w:numId w:val="117"/>
+        </w:numPr>
+        <w:spacing w:after="40" w:before="0"/>
+      </w:pPr>
+      <w:r>
+        <w:t xml:space="preserve">trano (ananana) vorona (tompony) → </w:t>
+      </w:r>
+      <w:r>
+        <w:rPr>
+          <w:b/>
+          <w:i/>
+          <w:color w:val="F76995"/>
+        </w:rPr>
+        <w:t>tranom-borona</w:t>
+      </w:r>
+    </w:p>
+    <w:p>
+      <w:pPr>
+        <w:numPr>
+          <w:ilvl w:val="0"/>
+          <w:numId w:val="117"/>
+        </w:numPr>
+        <w:spacing w:after="40" w:before="0"/>
+      </w:pPr>
+      <w:r>
+        <w:t xml:space="preserve">Taho (ananana) penina (tompony) → </w:t>
+      </w:r>
+      <w:r>
+        <w:rPr>
+          <w:b/>
+          <w:i/>
+          <w:color w:val="F76995"/>
+        </w:rPr>
+        <w:t>tahom-penina</w:t>
+      </w:r>
+    </w:p>
+    <w:p>
+      <w:pPr>
+        <w:spacing w:after="40" w:before="0"/>
+        <w:ind w:left="2160"/>
+      </w:pPr>
+    </w:p>
+    <w:p>
+      <w:pPr>
+        <w:spacing w:after="40" w:before="0"/>
+        <w:ind w:firstLine="360"/>
+      </w:pPr>
+      <w:r>
+        <w:rPr>
+          <w:color w:val="000000"/>
+        </w:rPr>
+        <w:t xml:space="preserve">Ny fiovana hita ao amin'ireo ôhatra ireo : </w:t>
+      </w:r>
+      <w:r>
+        <w:rPr>
+          <w:b/>
+          <w:i/>
+          <w:color w:val="F76995"/>
+        </w:rPr>
+        <w:t>s → ts</w:t>
+      </w:r>
+      <w:r>
+        <w:rPr>
+          <w:color w:val="000000"/>
+        </w:rPr>
+        <w:t xml:space="preserve"> · </w:t>
+      </w:r>
+      <w:r>
+        <w:rPr>
+          <w:b/>
+          <w:i/>
+          <w:color w:val="F76995"/>
+        </w:rPr>
+        <w:t>f → p</w:t>
+      </w:r>
+      <w:r>
+        <w:rPr>
+          <w:color w:val="000000"/>
+        </w:rPr>
+        <w:t xml:space="preserve"> · </w:t>
+      </w:r>
+      <w:r>
+        <w:rPr>
+          <w:b/>
+          <w:i/>
+          <w:color w:val="F76995"/>
+        </w:rPr>
+        <w:t>v → b</w:t>
+      </w:r>
+      <w:r>
+        <w:rPr>
+          <w:color w:val="000000"/>
+        </w:rPr>
+        <w:t xml:space="preserve"> · </w:t>
+      </w:r>
+      <w:r>
+        <w:rPr>
+          <w:b/>
+          <w:i/>
+          <w:color w:val="F76995"/>
+        </w:rPr>
+        <w:t>l → d</w:t>
+      </w:r>
+      <w:r>
+        <w:rPr>
+          <w:color w:val="000000"/>
+        </w:rPr>
+        <w:t xml:space="preserve"> · </w:t>
+      </w:r>
+      <w:r>
+        <w:rPr>
+          <w:b/>
+          <w:i/>
+          <w:color w:val="F76995"/>
+        </w:rPr>
+        <w:t>p → p</w:t>
+      </w:r>
+      <w:r>
+        <w:rPr>
+          <w:color w:val="000000"/>
+        </w:rPr>
+        <w:t xml:space="preserve"> (tsy miova rehefa aorian'ny « m »).</w:t>
+      </w:r>
+    </w:p>
+    <w:p>
+      <w:pPr>
+        <w:keepNext/>
         <w:numPr>
           <w:ilvl w:val="0"/>
           <w:numId w:val="116"/>
@@ -7834,7 +8541,24 @@
         <w:spacing w:after="40" w:before="0"/>
       </w:pPr>
       <w:r>
-        <w:t xml:space="preserve">Lavenona fotsy → </w:t>
+        <w:rPr>
+          <w:b/>
+          <w:color w:val="00B0F0"/>
+          <w:u w:val="single"/>
+        </w:rPr>
+        <w:t>Fitsipika 2 — miafara amin'ny « -na » ny teny voalohany</w:t>
+      </w:r>
+    </w:p>
+    <w:p>
+      <w:pPr>
+        <w:spacing w:after="40" w:before="0"/>
+        <w:ind w:firstLine="360"/>
+      </w:pPr>
+      <w:r>
+        <w:rPr>
+          <w:color w:val="000000"/>
+        </w:rPr>
+        <w:t xml:space="preserve">« *Raha miafara amin'ny </w:t>
       </w:r>
       <w:r>
         <w:rPr>
@@ -7842,43 +8566,13 @@
           <w:i/>
           <w:color w:val="F76995"/>
         </w:rPr>
-        <w:t>lavenom-potsy</w:t>
-      </w:r>
-    </w:p>
-    <w:p>
-      <w:pPr>
-        <w:spacing w:after="40" w:before="0"/>
-        <w:ind w:left="2160"/>
-      </w:pPr>
-    </w:p>
-    <w:p>
-      <w:pPr>
-        <w:keepNext/>
-        <w:numPr>
-          <w:ilvl w:val="0"/>
-          <w:numId w:val="114"/>
-        </w:numPr>
-        <w:spacing w:after="40" w:before="0"/>
-      </w:pPr>
-      <w:r>
-        <w:rPr>
-          <w:b/>
-          <w:color w:val="00B0F0"/>
-          <w:u w:val="single"/>
-        </w:rPr>
-        <w:t>Fitsipika 3 — miafara amin'ny « -ka » na « -tra »</w:t>
-      </w:r>
-    </w:p>
-    <w:p>
-      <w:pPr>
-        <w:spacing w:after="40" w:before="0"/>
-        <w:ind w:firstLine="360"/>
-      </w:pPr>
+        <w:t>-na</w:t>
+      </w:r>
       <w:r>
         <w:rPr>
           <w:color w:val="000000"/>
         </w:rPr>
-        <w:t xml:space="preserve">« *Raha miafara amin'ny </w:t>
+        <w:t xml:space="preserve"> kosa ny teny voalohany, dia tsy ampiana « n » intsony akory fa ny </w:t>
       </w:r>
       <w:r>
         <w:rPr>
@@ -7886,13 +8580,13 @@
           <w:i/>
           <w:color w:val="F76995"/>
         </w:rPr>
-        <w:t>-ka, -tra</w:t>
+        <w:t>a</w:t>
       </w:r>
       <w:r>
         <w:rPr>
           <w:color w:val="000000"/>
         </w:rPr>
-        <w:t xml:space="preserve"> ny teny voalohany dia alatsaka fotsiny ny -ka, -tra ka soloana </w:t>
+        <w:t xml:space="preserve"> amin'ny « na » aza no </w:t>
       </w:r>
       <w:r>
         <w:rPr>
@@ -7900,286 +8594,13 @@
           <w:i/>
           <w:color w:val="F76995"/>
         </w:rPr>
-        <w:t>tsipi-panohizana</w:t>
+        <w:t>esorina</w:t>
       </w:r>
       <w:r>
         <w:rPr>
           <w:color w:val="000000"/>
         </w:rPr>
-        <w:t xml:space="preserve"> ary ny renisoratra voalohan'ny teny faharoa dia miova toy ny amin'ny efa voalaza rehetra eo ambony.* »</w:t>
-      </w:r>
-    </w:p>
-    <w:p>
-      <w:pPr>
-        <w:keepNext/>
-        <w:spacing w:after="40" w:before="0"/>
-        <w:ind w:firstLine="720"/>
-      </w:pPr>
-      <w:r>
-        <w:rPr>
-          <w:i/>
-          <w:color w:val="78B832"/>
-          <w:u w:val="single"/>
-        </w:rPr>
-        <w:t>Ohatra:</w:t>
-      </w:r>
-    </w:p>
-    <w:p>
-      <w:pPr>
-        <w:numPr>
-          <w:ilvl w:val="0"/>
-          <w:numId w:val="117"/>
-        </w:numPr>
-        <w:spacing w:after="40" w:before="0"/>
-      </w:pPr>
-      <w:r>
-        <w:t xml:space="preserve">satroka vehivavy → </w:t>
-      </w:r>
-      <w:r>
-        <w:rPr>
-          <w:b/>
-          <w:i/>
-          <w:color w:val="F76995"/>
-        </w:rPr>
-        <w:t>satro-behivavy</w:t>
-      </w:r>
-    </w:p>
-    <w:p>
-      <w:pPr>
-        <w:numPr>
-          <w:ilvl w:val="0"/>
-          <w:numId w:val="117"/>
-        </w:numPr>
-        <w:spacing w:after="40" w:before="0"/>
-      </w:pPr>
-      <w:r>
-        <w:t xml:space="preserve">Tapaka fe → </w:t>
-      </w:r>
-      <w:r>
-        <w:rPr>
-          <w:b/>
-          <w:i/>
-          <w:color w:val="F76995"/>
-        </w:rPr>
-        <w:t>tapa-pe</w:t>
-      </w:r>
-    </w:p>
-    <w:p>
-      <w:pPr>
-        <w:numPr>
-          <w:ilvl w:val="0"/>
-          <w:numId w:val="117"/>
-        </w:numPr>
-        <w:spacing w:after="40" w:before="0"/>
-      </w:pPr>
-      <w:r>
-        <w:t xml:space="preserve">Tongotra soavaly → </w:t>
-      </w:r>
-      <w:r>
-        <w:rPr>
-          <w:b/>
-          <w:i/>
-          <w:color w:val="F76995"/>
-        </w:rPr>
-        <w:t>tongo-tsoavaly</w:t>
-      </w:r>
-    </w:p>
-    <w:p>
-      <w:pPr>
-        <w:spacing w:after="40" w:before="0"/>
-        <w:ind w:left="2160"/>
-      </w:pPr>
-    </w:p>
-    <w:p>
-      <w:pPr>
-        <w:keepNext/>
-        <w:numPr>
-          <w:ilvl w:val="0"/>
-          <w:numId w:val="114"/>
-        </w:numPr>
-        <w:spacing w:after="40" w:before="0"/>
-      </w:pPr>
-      <w:r>
-        <w:rPr>
-          <w:b/>
-          <w:color w:val="00B0F0"/>
-          <w:u w:val="single"/>
-        </w:rPr>
-        <w:t>Fepetra : ny atao sy ny tsy atao</w:t>
-      </w:r>
-    </w:p>
-    <w:p>
-      <w:pPr>
-        <w:spacing w:after="40" w:before="0"/>
-        <w:ind w:firstLine="360"/>
-      </w:pPr>
-      <w:r>
-        <w:rPr>
-          <w:color w:val="000000"/>
-        </w:rPr>
-        <w:t xml:space="preserve">Amin'ny ankapobeny dia </w:t>
-      </w:r>
-      <w:r>
-        <w:rPr>
-          <w:b/>
-          <w:i/>
-          <w:color w:val="F76995"/>
-        </w:rPr>
-        <w:t>afa-tsy</w:t>
-      </w:r>
-      <w:r>
-        <w:rPr>
-          <w:color w:val="000000"/>
-        </w:rPr>
-        <w:t xml:space="preserve"> ireo toy izay : (i) ny </w:t>
-      </w:r>
-      <w:r>
-        <w:rPr>
-          <w:b/>
-          <w:i/>
-          <w:color w:val="F76995"/>
-        </w:rPr>
-        <w:t>teny miverina</w:t>
-      </w:r>
-      <w:r>
-        <w:rPr>
-          <w:color w:val="000000"/>
-        </w:rPr>
-        <w:t xml:space="preserve"> (izay miverina indroa ny ampahany aminy) ary (ii) ny milaza </w:t>
-      </w:r>
-      <w:r>
-        <w:rPr>
-          <w:b/>
-          <w:i/>
-          <w:color w:val="F76995"/>
-        </w:rPr>
-        <w:t>tompon-javatra sy zavatra ananana</w:t>
-      </w:r>
-      <w:r>
-        <w:rPr>
-          <w:color w:val="000000"/>
-        </w:rPr>
-        <w:t xml:space="preserve"> (oh : *trano* ananana *vorona* → </w:t>
-      </w:r>
-      <w:r>
-        <w:rPr>
-          <w:b/>
-          <w:i/>
-          <w:color w:val="F76995"/>
-        </w:rPr>
-        <w:t>tranom-borona</w:t>
-      </w:r>
-      <w:r>
-        <w:rPr>
-          <w:color w:val="000000"/>
-        </w:rPr>
-        <w:t xml:space="preserve">) → </w:t>
-      </w:r>
-      <w:r>
-        <w:rPr>
-          <w:b/>
-          <w:i/>
-          <w:color w:val="F76995"/>
-        </w:rPr>
-        <w:t>tsy atao</w:t>
-      </w:r>
-      <w:r>
-        <w:rPr>
-          <w:color w:val="000000"/>
-        </w:rPr>
-        <w:t xml:space="preserve"> ny fanakambanan-teny rehefa tsy miafara amin'ny -ka, -tra, -na ny teny voalohany. Ary « *Raha miafara amin'ny -ka, -tra, -na kosa ny teny voalohany dia </w:t>
-      </w:r>
-      <w:r>
-        <w:rPr>
-          <w:b/>
-          <w:i/>
-          <w:color w:val="F76995"/>
-        </w:rPr>
-        <w:t>saika akambana mandrakariva</w:t>
-      </w:r>
-      <w:r>
-        <w:rPr>
-          <w:color w:val="000000"/>
-        </w:rPr>
-        <w:t xml:space="preserve"> ny teny roa* » (oh : </w:t>
-      </w:r>
-      <w:r>
-        <w:rPr>
-          <w:b/>
-          <w:i/>
-          <w:color w:val="F76995"/>
-        </w:rPr>
-        <w:t>tongo-parafara</w:t>
-      </w:r>
-      <w:r>
-        <w:rPr>
-          <w:color w:val="000000"/>
-        </w:rPr>
-        <w:t>).</w:t>
-      </w:r>
-      <w:r>
-        <w:rPr>
-          <w:vertAlign w:val="superscript"/>
-        </w:rPr>
-        <w:footnoteReference w:id="1010"/>
-      </w:r>
-    </w:p>
-    <w:p>
-      <w:pPr>
-        <w:keepNext/>
-        <w:numPr>
-          <w:ilvl w:val="0"/>
-          <w:numId w:val="114"/>
-        </w:numPr>
-        <w:spacing w:after="40" w:before="0"/>
-      </w:pPr>
-      <w:r>
-        <w:rPr>
-          <w:b/>
-          <w:color w:val="00B0F0"/>
-          <w:u w:val="single"/>
-        </w:rPr>
-        <w:t>Mifandray amin'ny Fitsipiky ny teny : tsy asiana tsipi-panohizana</w:t>
-      </w:r>
-    </w:p>
-    <w:p>
-      <w:pPr>
-        <w:spacing w:after="40" w:before="0"/>
-        <w:ind w:firstLine="360"/>
-      </w:pPr>
-      <w:r>
-        <w:rPr>
-          <w:color w:val="000000"/>
-        </w:rPr>
-        <w:t xml:space="preserve">Ao amin'ny </w:t>
-      </w:r>
-      <w:r>
-        <w:rPr>
-          <w:b/>
-          <w:i/>
-          <w:color w:val="F76995"/>
-        </w:rPr>
-        <w:t>mpamaritr'isa</w:t>
-      </w:r>
-      <w:r>
-        <w:rPr>
-          <w:color w:val="000000"/>
-        </w:rPr>
-        <w:t xml:space="preserve"> dia voalaza mazava : « </w:t>
-      </w:r>
-      <w:r>
-        <w:rPr>
-          <w:b/>
-          <w:i/>
-          <w:color w:val="F76995"/>
-        </w:rPr>
-        <w:t>*Atambatra fa tsy asiana tsipi-panohizana</w:t>
-      </w:r>
-      <w:r>
-        <w:rPr>
-          <w:color w:val="000000"/>
-        </w:rPr>
-        <w:t>* *ny fanoratana azy* » (FRP, LFK 2c) — koa :</w:t>
+        <w:t xml:space="preserve"> ka « n » no sisa mijanona, ary io « n » io no misolo ilay « n » voalaza etsy ambony ka dia toy ny eo ihany koa ny sisa rehetra.* »</w:t>
       </w:r>
     </w:p>
     <w:p>
@@ -8206,48 +8627,15 @@
         <w:spacing w:after="40" w:before="0"/>
       </w:pPr>
       <w:r>
+        <w:t xml:space="preserve">ravina saonjo → </w:t>
+      </w:r>
+      <w:r>
         <w:rPr>
           <w:b/>
           <w:i/>
           <w:color w:val="F76995"/>
         </w:rPr>
-        <w:t>laharana</w:t>
-      </w:r>
-      <w:r>
-        <w:t xml:space="preserve"> : faha + roa → </w:t>
-      </w:r>
-      <w:r>
-        <w:rPr>
-          <w:b/>
-          <w:i/>
-          <w:color w:val="F76995"/>
-        </w:rPr>
-        <w:t>faharoa</w:t>
-      </w:r>
-      <w:r>
-        <w:t xml:space="preserve"> · faha + telo → </w:t>
-      </w:r>
-      <w:r>
-        <w:rPr>
-          <w:b/>
-          <w:i/>
-          <w:color w:val="F76995"/>
-        </w:rPr>
-        <w:t>fahatelo</w:t>
-      </w:r>
-      <w:r>
-        <w:t xml:space="preserve"> · faha + efatra → </w:t>
-      </w:r>
-      <w:r>
-        <w:rPr>
-          <w:b/>
-          <w:i/>
-          <w:color w:val="F76995"/>
-        </w:rPr>
-        <w:t>fahefatra</w:t>
-      </w:r>
-      <w:r>
-        <w:t xml:space="preserve"> (miova ny *a* → *e*)</w:t>
+        <w:t>ravin-tsaonjo</w:t>
       </w:r>
     </w:p>
     <w:p>
@@ -8259,34 +8647,15 @@
         <w:spacing w:after="40" w:before="0"/>
       </w:pPr>
       <w:r>
+        <w:t xml:space="preserve">Mirana lava → </w:t>
+      </w:r>
+      <w:r>
         <w:rPr>
           <w:b/>
           <w:i/>
           <w:color w:val="F76995"/>
         </w:rPr>
-        <w:t>ampahany</w:t>
-      </w:r>
-      <w:r>
-        <w:t xml:space="preserve"> : </w:t>
-      </w:r>
-      <w:r>
-        <w:rPr>
-          <w:b/>
-          <w:i/>
-          <w:color w:val="F76995"/>
-        </w:rPr>
-        <w:t>ampahatelony</w:t>
-      </w:r>
-      <w:r>
-        <w:t xml:space="preserve">, </w:t>
-      </w:r>
-      <w:r>
-        <w:rPr>
-          <w:b/>
-          <w:i/>
-          <w:color w:val="F76995"/>
-        </w:rPr>
-        <w:t>ampahafolony</w:t>
+        <w:t>miran-dava</w:t>
       </w:r>
     </w:p>
     <w:p>
@@ -8298,7 +8667,7 @@
         <w:spacing w:after="40" w:before="0"/>
       </w:pPr>
       <w:r>
-        <w:t xml:space="preserve">fe-potoana : </w:t>
+        <w:t xml:space="preserve">Lavenona fotsy → </w:t>
       </w:r>
       <w:r>
         <w:rPr>
@@ -8306,10 +8675,43 @@
           <w:i/>
           <w:color w:val="F76995"/>
         </w:rPr>
-        <w:t>hateloana</w:t>
-      </w:r>
-      <w:r>
-        <w:t xml:space="preserve"> (*ha-telo-ana*), </w:t>
+        <w:t>lavenom-potsy</w:t>
+      </w:r>
+    </w:p>
+    <w:p>
+      <w:pPr>
+        <w:spacing w:after="40" w:before="0"/>
+        <w:ind w:left="2160"/>
+      </w:pPr>
+    </w:p>
+    <w:p>
+      <w:pPr>
+        <w:keepNext/>
+        <w:numPr>
+          <w:ilvl w:val="0"/>
+          <w:numId w:val="116"/>
+        </w:numPr>
+        <w:spacing w:after="40" w:before="0"/>
+      </w:pPr>
+      <w:r>
+        <w:rPr>
+          <w:b/>
+          <w:color w:val="00B0F0"/>
+          <w:u w:val="single"/>
+        </w:rPr>
+        <w:t>Fitsipika 3 — miafara amin'ny « -ka » na « -tra »</w:t>
+      </w:r>
+    </w:p>
+    <w:p>
+      <w:pPr>
+        <w:spacing w:after="40" w:before="0"/>
+        <w:ind w:firstLine="360"/>
+      </w:pPr>
+      <w:r>
+        <w:rPr>
+          <w:color w:val="000000"/>
+        </w:rPr>
+        <w:t xml:space="preserve">« *Raha miafara amin'ny </w:t>
       </w:r>
       <w:r>
         <w:rPr>
@@ -8317,10 +8719,13 @@
           <w:i/>
           <w:color w:val="F76995"/>
         </w:rPr>
-        <w:t>hefarana</w:t>
-      </w:r>
-      <w:r>
-        <w:t xml:space="preserve"> (*h(a)-efatra-ana*), </w:t>
+        <w:t>-ka, -tra</w:t>
+      </w:r>
+      <w:r>
+        <w:rPr>
+          <w:color w:val="000000"/>
+        </w:rPr>
+        <w:t xml:space="preserve"> ny teny voalohany dia alatsaka fotsiny ny -ka, -tra ka soloana </w:t>
       </w:r>
       <w:r>
         <w:rPr>
@@ -8328,30 +8733,60 @@
           <w:i/>
           <w:color w:val="F76995"/>
         </w:rPr>
-        <w:t>havaloana</w:t>
-      </w:r>
-      <w:r>
-        <w:t xml:space="preserve"> (*ha-valo-ana*)</w:t>
+        <w:t>tsipi-panohizana</w:t>
+      </w:r>
+      <w:r>
+        <w:rPr>
+          <w:color w:val="000000"/>
+        </w:rPr>
+        <w:t xml:space="preserve"> ary ny renisoratra voalohan'ny teny faharoa dia miova toy ny amin'ny efa voalaza rehetra eo ambony.* »</w:t>
       </w:r>
     </w:p>
     <w:p>
       <w:pPr>
+        <w:keepNext/>
+        <w:spacing w:after="40" w:before="0"/>
+        <w:ind w:firstLine="720"/>
+      </w:pPr>
+      <w:r>
+        <w:rPr>
+          <w:i/>
+          <w:color w:val="78B832"/>
+          <w:u w:val="single"/>
+        </w:rPr>
+        <w:t>Ohatra:</w:t>
+      </w:r>
+    </w:p>
+    <w:p>
+      <w:pPr>
         <w:numPr>
           <w:ilvl w:val="0"/>
-          <w:numId w:val="118"/>
+          <w:numId w:val="119"/>
         </w:numPr>
         <w:spacing w:after="40" w:before="0"/>
       </w:pPr>
+      <w:r>
+        <w:t xml:space="preserve">satroka vehivavy → </w:t>
+      </w:r>
       <w:r>
         <w:rPr>
           <w:b/>
           <w:i/>
           <w:color w:val="F76995"/>
         </w:rPr>
-        <w:t>laharan'ny fampitomboana</w:t>
-      </w:r>
-      <w:r>
-        <w:t xml:space="preserve"> : </w:t>
+        <w:t>satro-behivavy</w:t>
+      </w:r>
+    </w:p>
+    <w:p>
+      <w:pPr>
+        <w:numPr>
+          <w:ilvl w:val="0"/>
+          <w:numId w:val="119"/>
+        </w:numPr>
+        <w:spacing w:after="40" w:before="0"/>
+      </w:pPr>
+      <w:r>
+        <w:t xml:space="preserve">Tapaka fe → </w:t>
       </w:r>
       <w:r>
         <w:rPr>
@@ -8359,28 +8794,19 @@
           <w:i/>
           <w:color w:val="F76995"/>
         </w:rPr>
-        <w:t>fanindroany</w:t>
-      </w:r>
-      <w:r>
-        <w:t xml:space="preserve"> (*fan-in-roa-ny*)</w:t>
+        <w:t>tapa-pe</w:t>
       </w:r>
     </w:p>
     <w:p>
       <w:pPr>
+        <w:numPr>
+          <w:ilvl w:val="0"/>
+          <w:numId w:val="119"/>
+        </w:numPr>
         <w:spacing w:after="40" w:before="0"/>
-        <w:ind w:left="2160"/>
-      </w:pPr>
-    </w:p>
-    <w:p>
-      <w:pPr>
-        <w:spacing w:after="40" w:before="0"/>
-        <w:ind w:firstLine="360"/>
-      </w:pPr>
-      <w:r>
-        <w:rPr>
-          <w:color w:val="000000"/>
-        </w:rPr>
-        <w:t xml:space="preserve">Ireo rehetra dia </w:t>
+      </w:pPr>
+      <w:r>
+        <w:t xml:space="preserve">Tongotra soavaly → </w:t>
       </w:r>
       <w:r>
         <w:rPr>
@@ -8388,13 +8814,43 @@
           <w:i/>
           <w:color w:val="F76995"/>
         </w:rPr>
-        <w:t>tsy</w:t>
-      </w:r>
+        <w:t>tongo-tsoavaly</w:t>
+      </w:r>
+    </w:p>
+    <w:p>
+      <w:pPr>
+        <w:spacing w:after="40" w:before="0"/>
+        <w:ind w:left="2160"/>
+      </w:pPr>
+    </w:p>
+    <w:p>
+      <w:pPr>
+        <w:keepNext/>
+        <w:numPr>
+          <w:ilvl w:val="0"/>
+          <w:numId w:val="116"/>
+        </w:numPr>
+        <w:spacing w:after="40" w:before="0"/>
+      </w:pPr>
+      <w:r>
+        <w:rPr>
+          <w:b/>
+          <w:color w:val="00B0F0"/>
+          <w:u w:val="single"/>
+        </w:rPr>
+        <w:t>Fepetra : ny atao sy ny tsy atao</w:t>
+      </w:r>
+    </w:p>
+    <w:p>
+      <w:pPr>
+        <w:spacing w:after="40" w:before="0"/>
+        <w:ind w:firstLine="360"/>
+      </w:pPr>
       <w:r>
         <w:rPr>
           <w:color w:val="000000"/>
         </w:rPr>
-        <w:t xml:space="preserve"> misy « - » : toy ny *ranomasina*, sady teny </w:t>
+        <w:t xml:space="preserve">Amin'ny ankapobeny dia </w:t>
       </w:r>
       <w:r>
         <w:rPr>
@@ -8402,13 +8858,13 @@
           <w:i/>
           <w:color w:val="F76995"/>
         </w:rPr>
-        <w:t>iray</w:t>
+        <w:t>afa-tsy</w:t>
       </w:r>
       <w:r>
         <w:rPr>
           <w:color w:val="000000"/>
         </w:rPr>
-        <w:t xml:space="preserve"> ihany vao tonga </w:t>
+        <w:t xml:space="preserve"> ireo toy izay : (i) ny </w:t>
       </w:r>
       <w:r>
         <w:rPr>
@@ -8416,13 +8872,13 @@
           <w:i/>
           <w:color w:val="F76995"/>
         </w:rPr>
-        <w:t>atambatra</w:t>
+        <w:t>teny miverina</w:t>
       </w:r>
       <w:r>
         <w:rPr>
           <w:color w:val="000000"/>
         </w:rPr>
-        <w:t xml:space="preserve"> — fa rehefa </w:t>
+        <w:t xml:space="preserve"> (izay miverina indroa ny ampahany aminy) ary (ii) ny milaza </w:t>
       </w:r>
       <w:r>
         <w:rPr>
@@ -8430,13 +8886,13 @@
           <w:i/>
           <w:color w:val="F76995"/>
         </w:rPr>
-        <w:t>roa</w:t>
+        <w:t>tompon-javatra sy zavatra ananana</w:t>
       </w:r>
       <w:r>
         <w:rPr>
           <w:color w:val="000000"/>
         </w:rPr>
-        <w:t xml:space="preserve"> teny mbola misaraka dia misy </w:t>
+        <w:t xml:space="preserve"> (oh : *trano* ananana *vorona* → </w:t>
       </w:r>
       <w:r>
         <w:rPr>
@@ -8444,6 +8900,383 @@
           <w:i/>
           <w:color w:val="F76995"/>
         </w:rPr>
+        <w:t>tranom-borona</w:t>
+      </w:r>
+      <w:r>
+        <w:rPr>
+          <w:color w:val="000000"/>
+        </w:rPr>
+        <w:t xml:space="preserve">) → </w:t>
+      </w:r>
+      <w:r>
+        <w:rPr>
+          <w:b/>
+          <w:i/>
+          <w:color w:val="F76995"/>
+        </w:rPr>
+        <w:t>tsy atao</w:t>
+      </w:r>
+      <w:r>
+        <w:rPr>
+          <w:color w:val="000000"/>
+        </w:rPr>
+        <w:t xml:space="preserve"> ny fanakambanan-teny rehefa tsy miafara amin'ny -ka, -tra, -na ny teny voalohany. Ary « *Raha miafara amin'ny -ka, -tra, -na kosa ny teny voalohany dia </w:t>
+      </w:r>
+      <w:r>
+        <w:rPr>
+          <w:b/>
+          <w:i/>
+          <w:color w:val="F76995"/>
+        </w:rPr>
+        <w:t>saika akambana mandrakariva</w:t>
+      </w:r>
+      <w:r>
+        <w:rPr>
+          <w:color w:val="000000"/>
+        </w:rPr>
+        <w:t xml:space="preserve"> ny teny roa* » (oh : </w:t>
+      </w:r>
+      <w:r>
+        <w:rPr>
+          <w:b/>
+          <w:i/>
+          <w:color w:val="F76995"/>
+        </w:rPr>
+        <w:t>tongo-parafara</w:t>
+      </w:r>
+      <w:r>
+        <w:rPr>
+          <w:color w:val="000000"/>
+        </w:rPr>
+        <w:t>).</w:t>
+      </w:r>
+      <w:r>
+        <w:rPr>
+          <w:vertAlign w:val="superscript"/>
+        </w:rPr>
+        <w:footnoteReference w:id="1011"/>
+      </w:r>
+    </w:p>
+    <w:p>
+      <w:pPr>
+        <w:keepNext/>
+        <w:numPr>
+          <w:ilvl w:val="0"/>
+          <w:numId w:val="116"/>
+        </w:numPr>
+        <w:spacing w:after="40" w:before="0"/>
+      </w:pPr>
+      <w:r>
+        <w:rPr>
+          <w:b/>
+          <w:color w:val="00B0F0"/>
+          <w:u w:val="single"/>
+        </w:rPr>
+        <w:t>Mifandray amin'ny Fitsipiky ny teny : tsy asiana tsipi-panohizana</w:t>
+      </w:r>
+    </w:p>
+    <w:p>
+      <w:pPr>
+        <w:spacing w:after="40" w:before="0"/>
+        <w:ind w:firstLine="360"/>
+      </w:pPr>
+      <w:r>
+        <w:rPr>
+          <w:color w:val="000000"/>
+        </w:rPr>
+        <w:t xml:space="preserve">Ao amin'ny </w:t>
+      </w:r>
+      <w:r>
+        <w:rPr>
+          <w:b/>
+          <w:i/>
+          <w:color w:val="F76995"/>
+        </w:rPr>
+        <w:t>mpamaritr'isa</w:t>
+      </w:r>
+      <w:r>
+        <w:rPr>
+          <w:color w:val="000000"/>
+        </w:rPr>
+        <w:t xml:space="preserve"> dia voalaza mazava : « </w:t>
+      </w:r>
+      <w:r>
+        <w:rPr>
+          <w:b/>
+          <w:i/>
+          <w:color w:val="F76995"/>
+        </w:rPr>
+        <w:t>*Atambatra fa tsy asiana tsipi-panohizana</w:t>
+      </w:r>
+      <w:r>
+        <w:rPr>
+          <w:color w:val="000000"/>
+        </w:rPr>
+        <w:t>* *ny fanoratana azy* » (FRP, LFK 2c) — koa :</w:t>
+      </w:r>
+    </w:p>
+    <w:p>
+      <w:pPr>
+        <w:keepNext/>
+        <w:spacing w:after="40" w:before="0"/>
+        <w:ind w:firstLine="720"/>
+      </w:pPr>
+      <w:r>
+        <w:rPr>
+          <w:i/>
+          <w:color w:val="78B832"/>
+          <w:u w:val="single"/>
+        </w:rPr>
+        <w:t>Ohatra:</w:t>
+      </w:r>
+    </w:p>
+    <w:p>
+      <w:pPr>
+        <w:numPr>
+          <w:ilvl w:val="0"/>
+          <w:numId w:val="120"/>
+        </w:numPr>
+        <w:spacing w:after="40" w:before="0"/>
+      </w:pPr>
+      <w:r>
+        <w:rPr>
+          <w:b/>
+          <w:i/>
+          <w:color w:val="F76995"/>
+        </w:rPr>
+        <w:t>laharana</w:t>
+      </w:r>
+      <w:r>
+        <w:t xml:space="preserve"> : faha + roa → </w:t>
+      </w:r>
+      <w:r>
+        <w:rPr>
+          <w:b/>
+          <w:i/>
+          <w:color w:val="F76995"/>
+        </w:rPr>
+        <w:t>faharoa</w:t>
+      </w:r>
+      <w:r>
+        <w:t xml:space="preserve"> · faha + telo → </w:t>
+      </w:r>
+      <w:r>
+        <w:rPr>
+          <w:b/>
+          <w:i/>
+          <w:color w:val="F76995"/>
+        </w:rPr>
+        <w:t>fahatelo</w:t>
+      </w:r>
+      <w:r>
+        <w:t xml:space="preserve"> · faha + efatra → </w:t>
+      </w:r>
+      <w:r>
+        <w:rPr>
+          <w:b/>
+          <w:i/>
+          <w:color w:val="F76995"/>
+        </w:rPr>
+        <w:t>fahefatra</w:t>
+      </w:r>
+      <w:r>
+        <w:t xml:space="preserve"> (miova ny *a* → *e*)</w:t>
+      </w:r>
+    </w:p>
+    <w:p>
+      <w:pPr>
+        <w:numPr>
+          <w:ilvl w:val="0"/>
+          <w:numId w:val="120"/>
+        </w:numPr>
+        <w:spacing w:after="40" w:before="0"/>
+      </w:pPr>
+      <w:r>
+        <w:rPr>
+          <w:b/>
+          <w:i/>
+          <w:color w:val="F76995"/>
+        </w:rPr>
+        <w:t>ampahany</w:t>
+      </w:r>
+      <w:r>
+        <w:t xml:space="preserve"> : </w:t>
+      </w:r>
+      <w:r>
+        <w:rPr>
+          <w:b/>
+          <w:i/>
+          <w:color w:val="F76995"/>
+        </w:rPr>
+        <w:t>ampahatelony</w:t>
+      </w:r>
+      <w:r>
+        <w:t xml:space="preserve">, </w:t>
+      </w:r>
+      <w:r>
+        <w:rPr>
+          <w:b/>
+          <w:i/>
+          <w:color w:val="F76995"/>
+        </w:rPr>
+        <w:t>ampahafolony</w:t>
+      </w:r>
+    </w:p>
+    <w:p>
+      <w:pPr>
+        <w:numPr>
+          <w:ilvl w:val="0"/>
+          <w:numId w:val="120"/>
+        </w:numPr>
+        <w:spacing w:after="40" w:before="0"/>
+      </w:pPr>
+      <w:r>
+        <w:t xml:space="preserve">fe-potoana : </w:t>
+      </w:r>
+      <w:r>
+        <w:rPr>
+          <w:b/>
+          <w:i/>
+          <w:color w:val="F76995"/>
+        </w:rPr>
+        <w:t>hateloana</w:t>
+      </w:r>
+      <w:r>
+        <w:t xml:space="preserve"> (*ha-telo-ana*), </w:t>
+      </w:r>
+      <w:r>
+        <w:rPr>
+          <w:b/>
+          <w:i/>
+          <w:color w:val="F76995"/>
+        </w:rPr>
+        <w:t>hefarana</w:t>
+      </w:r>
+      <w:r>
+        <w:t xml:space="preserve"> (*h(a)-efatra-ana*), </w:t>
+      </w:r>
+      <w:r>
+        <w:rPr>
+          <w:b/>
+          <w:i/>
+          <w:color w:val="F76995"/>
+        </w:rPr>
+        <w:t>havaloana</w:t>
+      </w:r>
+      <w:r>
+        <w:t xml:space="preserve"> (*ha-valo-ana*)</w:t>
+      </w:r>
+    </w:p>
+    <w:p>
+      <w:pPr>
+        <w:numPr>
+          <w:ilvl w:val="0"/>
+          <w:numId w:val="120"/>
+        </w:numPr>
+        <w:spacing w:after="40" w:before="0"/>
+      </w:pPr>
+      <w:r>
+        <w:rPr>
+          <w:b/>
+          <w:i/>
+          <w:color w:val="F76995"/>
+        </w:rPr>
+        <w:t>laharan'ny fampitomboana</w:t>
+      </w:r>
+      <w:r>
+        <w:t xml:space="preserve"> : </w:t>
+      </w:r>
+      <w:r>
+        <w:rPr>
+          <w:b/>
+          <w:i/>
+          <w:color w:val="F76995"/>
+        </w:rPr>
+        <w:t>fanindroany</w:t>
+      </w:r>
+      <w:r>
+        <w:t xml:space="preserve"> (*fan-in-roa-ny*)</w:t>
+      </w:r>
+    </w:p>
+    <w:p>
+      <w:pPr>
+        <w:spacing w:after="40" w:before="0"/>
+        <w:ind w:left="2160"/>
+      </w:pPr>
+    </w:p>
+    <w:p>
+      <w:pPr>
+        <w:spacing w:after="40" w:before="0"/>
+        <w:ind w:firstLine="360"/>
+      </w:pPr>
+      <w:r>
+        <w:rPr>
+          <w:color w:val="000000"/>
+        </w:rPr>
+        <w:t xml:space="preserve">Ireo rehetra dia </w:t>
+      </w:r>
+      <w:r>
+        <w:rPr>
+          <w:b/>
+          <w:i/>
+          <w:color w:val="F76995"/>
+        </w:rPr>
+        <w:t>tsy</w:t>
+      </w:r>
+      <w:r>
+        <w:rPr>
+          <w:color w:val="000000"/>
+        </w:rPr>
+        <w:t xml:space="preserve"> misy « - » : toy ny *ranomasina*, sady teny </w:t>
+      </w:r>
+      <w:r>
+        <w:rPr>
+          <w:b/>
+          <w:i/>
+          <w:color w:val="F76995"/>
+        </w:rPr>
+        <w:t>iray</w:t>
+      </w:r>
+      <w:r>
+        <w:rPr>
+          <w:color w:val="000000"/>
+        </w:rPr>
+        <w:t xml:space="preserve"> ihany vao tonga </w:t>
+      </w:r>
+      <w:r>
+        <w:rPr>
+          <w:b/>
+          <w:i/>
+          <w:color w:val="F76995"/>
+        </w:rPr>
+        <w:t>atambatra</w:t>
+      </w:r>
+      <w:r>
+        <w:rPr>
+          <w:color w:val="000000"/>
+        </w:rPr>
+        <w:t xml:space="preserve"> — fa rehefa </w:t>
+      </w:r>
+      <w:r>
+        <w:rPr>
+          <w:b/>
+          <w:i/>
+          <w:color w:val="F76995"/>
+        </w:rPr>
+        <w:t>roa</w:t>
+      </w:r>
+      <w:r>
+        <w:rPr>
+          <w:color w:val="000000"/>
+        </w:rPr>
+        <w:t xml:space="preserve"> teny mbola misaraka dia misy </w:t>
+      </w:r>
+      <w:r>
+        <w:rPr>
+          <w:b/>
+          <w:i/>
+          <w:color w:val="F76995"/>
+        </w:rPr>
         <w:t>tsipi-panohizana</w:t>
       </w:r>
       <w:r>
@@ -8479,7 +9312,7 @@
         <w:keepNext/>
         <w:numPr>
           <w:ilvl w:val="0"/>
-          <w:numId w:val="119"/>
+          <w:numId w:val="121"/>
         </w:numPr>
         <w:spacing w:after="40" w:before="0"/>
       </w:pPr>
@@ -8691,7 +9524,7 @@
         <w:keepNext/>
         <w:numPr>
           <w:ilvl w:val="0"/>
-          <w:numId w:val="119"/>
+          <w:numId w:val="121"/>
         </w:numPr>
         <w:spacing w:after="40" w:before="0"/>
       </w:pPr>
@@ -8721,7 +9554,7 @@
         <w:keepNext/>
         <w:numPr>
           <w:ilvl w:val="0"/>
-          <w:numId w:val="119"/>
+          <w:numId w:val="121"/>
         </w:numPr>
         <w:spacing w:after="40" w:before="0"/>
       </w:pPr>
@@ -8752,7 +9585,7 @@
         <w:keepNext/>
         <w:numPr>
           <w:ilvl w:val="0"/>
-          <w:numId w:val="119"/>
+          <w:numId w:val="121"/>
         </w:numPr>
         <w:spacing w:after="40" w:before="0"/>
       </w:pPr>
@@ -8783,7 +9616,7 @@
         <w:keepNext/>
         <w:numPr>
           <w:ilvl w:val="0"/>
-          <w:numId w:val="120"/>
+          <w:numId w:val="122"/>
         </w:numPr>
         <w:spacing w:after="40" w:before="0"/>
       </w:pPr>
@@ -8848,7 +9681,7 @@
         <w:keepNext/>
         <w:numPr>
           <w:ilvl w:val="0"/>
-          <w:numId w:val="120"/>
+          <w:numId w:val="122"/>
         </w:numPr>
         <w:spacing w:after="40" w:before="0"/>
       </w:pPr>
@@ -8937,7 +9770,7 @@
         <w:keepNext/>
         <w:numPr>
           <w:ilvl w:val="0"/>
-          <w:numId w:val="120"/>
+          <w:numId w:val="122"/>
         </w:numPr>
         <w:spacing w:after="40" w:before="0"/>
       </w:pPr>
@@ -9018,7 +9851,7 @@
         <w:keepNext/>
         <w:numPr>
           <w:ilvl w:val="0"/>
-          <w:numId w:val="120"/>
+          <w:numId w:val="122"/>
         </w:numPr>
         <w:spacing w:after="40" w:before="0"/>
       </w:pPr>
@@ -9398,11 +10231,31 @@
         <w:rPr>
           <w:sz w:val="18"/>
         </w:rPr>
-        <w:t xml:space="preserve"> Voka-pianarana manokana (PE T6, p.21)</w:t>
+        <w:t xml:space="preserve"> Teny fanamafana ho an'ny mpampianatra : (1) ny *Torolalana* 2015 dia milaza fa « **tsy mitovy tanteraka ny hevitry ny teny tsotra sy ny teny verindroa** » (*tsara* / *tsaratsara*) ary fa « **matetika natao hanalefaka ny hevitra** » ny verindroa ; ny FRP T6 no mitazona ny **roa** tanjona (manalefaka **sy** manamafy), ka **ny FRP no arahina** — ampiasao kosa ilay « *tsy mitovy tanteraka* » mba hampahatsiahivanana fa **tsy fanovana teny fotsiny** ny verindroa. (2) Ao amin'ny dikan-teny ananantsika dia misy **fiverimberana** soratra eo am-pelanan'ny teny *voafariparitra* : nasiam-panapoaka (*[…]*) ilay ampahany, fa tsy nohamboarina. (3) *Boky ho an'ny ambaratonga voalohany (Kilasy faha-8 sy faha-7) ity* : **loharano momba ny fomba fampianarana** ihany no angalana aminy — ny lista an'ny FRP T6 ihany no fototra ho an'ny votoaty.</w:t>
       </w:r>
     </w:p>
   </w:footnote>
   <w:footnote w:id="1010">
+    <w:p>
+      <w:pPr>
+        <w:spacing w:after="0" w:line="240" w:lineRule="auto"/>
+      </w:pPr>
+      <w:r>
+        <w:rPr>
+          <w:vertAlign w:val="superscript"/>
+          <w:sz w:val="18"/>
+        </w:rPr>
+        <w:footnoteRef/>
+      </w:r>
+      <w:r>
+        <w:rPr>
+          <w:sz w:val="18"/>
+        </w:rPr>
+        <w:t xml:space="preserve"> Voka-pianarana manokana (PE T6, p.21)</w:t>
+      </w:r>
+    </w:p>
+  </w:footnote>
+  <w:footnote w:id="1011">
     <w:p>
       <w:pPr>
         <w:spacing w:after="0" w:line="240" w:lineRule="auto"/>
@@ -9738,7 +10591,7 @@
       <w:lvlText w:val="%1."/>
       <w:suff w:val="space"/>
       <w:lvlJc w:val="left"/>
-      <w:ind w:left="360" w:hanging="360"/>
+      <w:ind w:left="1080" w:hanging="360"/>
     </w:lvl>
   </w:abstractNum>
   <w:abstractNum w:abstractNumId="113">
@@ -9749,7 +10602,7 @@
       <w:lvlText w:val="%1."/>
       <w:suff w:val="space"/>
       <w:lvlJc w:val="left"/>
-      <w:ind w:left="360" w:hanging="360"/>
+      <w:ind w:left="1080" w:hanging="360"/>
     </w:lvl>
   </w:abstractNum>
   <w:abstractNum w:abstractNumId="114">
@@ -9771,7 +10624,7 @@
       <w:lvlText w:val="%1."/>
       <w:suff w:val="space"/>
       <w:lvlJc w:val="left"/>
-      <w:ind w:left="1080" w:hanging="360"/>
+      <w:ind w:left="360" w:hanging="360"/>
     </w:lvl>
   </w:abstractNum>
   <w:abstractNum w:abstractNumId="116">
@@ -9782,7 +10635,7 @@
       <w:lvlText w:val="%1."/>
       <w:suff w:val="space"/>
       <w:lvlJc w:val="left"/>
-      <w:ind w:left="1080" w:hanging="360"/>
+      <w:ind w:left="360" w:hanging="360"/>
     </w:lvl>
   </w:abstractNum>
   <w:abstractNum w:abstractNumId="117">
@@ -9815,10 +10668,32 @@
       <w:lvlText w:val="%1."/>
       <w:suff w:val="space"/>
       <w:lvlJc w:val="left"/>
+      <w:ind w:left="1080" w:hanging="360"/>
+    </w:lvl>
+  </w:abstractNum>
+  <w:abstractNum w:abstractNumId="120">
+    <w:multiLevelType w:val="singleLevel"/>
+    <w:lvl w:ilvl="0">
+      <w:start w:val="1"/>
+      <w:numFmt w:val="decimal"/>
+      <w:lvlText w:val="%1."/>
+      <w:suff w:val="space"/>
+      <w:lvlJc w:val="left"/>
+      <w:ind w:left="1080" w:hanging="360"/>
+    </w:lvl>
+  </w:abstractNum>
+  <w:abstractNum w:abstractNumId="121">
+    <w:multiLevelType w:val="singleLevel"/>
+    <w:lvl w:ilvl="0">
+      <w:start w:val="1"/>
+      <w:numFmt w:val="decimal"/>
+      <w:lvlText w:val="%1."/>
+      <w:suff w:val="space"/>
+      <w:lvlJc w:val="left"/>
       <w:ind w:left="360" w:hanging="360"/>
     </w:lvl>
   </w:abstractNum>
-  <w:abstractNum w:abstractNumId="120">
+  <w:abstractNum w:abstractNumId="122">
     <w:multiLevelType w:val="singleLevel"/>
     <w:lvl w:ilvl="0">
       <w:start w:val="1"/>
@@ -9918,6 +10793,12 @@
   </w:num>
   <w:num w:numId="120">
     <w:abstractNumId w:val="120"/>
+  </w:num>
+  <w:num w:numId="121">
+    <w:abstractNumId w:val="121"/>
+  </w:num>
+  <w:num w:numId="122">
+    <w:abstractNumId w:val="122"/>
   </w:num>
 </w:numbering>
 </file>

--- a/manuel-malagasy-t6/output/Malagasy_T6_J-Learn.docx
+++ b/manuel-malagasy-t6/output/Malagasy_T6_J-Learn.docx
@@ -6391,7 +6391,7 @@
         <w:rPr>
           <w:color w:val="000000"/>
         </w:rPr>
-        <w:t xml:space="preserve">. Nyaniana amin'ny </w:t>
+        <w:t xml:space="preserve">. Misy koa amin'ny </w:t>
       </w:r>
       <w:r>
         <w:rPr>
@@ -6525,7 +6525,7 @@
         <w:rPr>
           <w:color w:val="000000"/>
         </w:rPr>
-        <w:t xml:space="preserve"> (voasoratra anaty honakona ny litera miova). Ny teny voalohany ao amin'ny selule rehetra dia ny </w:t>
+        <w:t xml:space="preserve"> (voasoratra anaty honakona ny litera miova). Ny teny voalohany ao amin'ny tabilao dia ny </w:t>
       </w:r>
       <w:r>
         <w:rPr>
@@ -10445,7 +10445,7 @@
           <w:i/>
           <w:color w:val="FF00FF"/>
         </w:rPr>
-        <w:t xml:space="preserve">Raha misy mihehezany : ilazao </w:t>
+        <w:t xml:space="preserve">Raha tsy azo antoka : ilazao </w:t>
       </w:r>
       <w:r>
         <w:rPr>
@@ -15074,7 +15074,7 @@
         <w:rPr>
           <w:sz w:val="18"/>
         </w:rPr>
-        <w:t xml:space="preserve"> Lanja fahatelo hita amin'ny fikarohana (mémoire UA 2014, §1.1.1.2) : ny verindroa dia mety **manova hevitra** tanteraka ny fototeny (*vanaka* → *vananaka*). **Tsy ampidirina** amin'ny leçon na amin'ny tombana izany ; ampiasao amin'ny fanazavana am-bava ihany, raha misy mpianatra manontany. Ny *Torolalana* 2015 kosa dia minanana hoe « **matetika** natao hanalefaka ny hevitra » ny verindroa : **ny FRP T6 no arahina** eto (roa tanjona), satria boky ho an'ny ambaratonga voalohany ilay *Torolalana*.</w:t>
+        <w:t xml:space="preserve"> Lanja fahatelo hita amin'ny fikarohana (mémoire UA 2014, §1.1.1.2) : ny verindroa dia mety **manova hevitra** tanteraka ny fototeny (*vanaka* → *vananaka*). **Tsy ampidirina** amin'ny leçon na amin'ny tombana izany ; ampiasao amin'ny fanazavana am-bava ihany, raha misy mpianatra manontany. Ny *Torolalana* 2015 kosa dia nilaza hoe « **matetika** natao hanalefaka ny hevitra » ny verindroa : **ny FRP T6 no arahina** eto (roa tanjona), satria boky ho an'ny ambaratonga voalohany ilay *Torolalana*.</w:t>
       </w:r>
     </w:p>
   </w:footnote>
